--- a/docs/downloads/william-kelly/تم/doc_0550.docx
+++ b/docs/downloads/william-kelly/تم/doc_0550.docx
@@ -1,640 +1,3506 @@
 
 <file path=word/document.xml><?xml version="1.0" encoding="utf-8"?>
 <w:document xmlns:wpc="http://schemas.microsoft.com/office/word/2010/wordprocessingCanvas" xmlns:cx="http://schemas.microsoft.com/office/drawing/2014/chartex" xmlns:cx1="http://schemas.microsoft.com/office/drawing/2015/9/8/chartex" xmlns:cx2="http://schemas.microsoft.com/office/drawing/2015/10/21/chartex" xmlns:cx3="http://schemas.microsoft.com/office/drawing/2016/5/9/chartex" xmlns:cx4="http://schemas.microsoft.com/office/drawing/2016/5/10/chartex" xmlns:cx5="http://schemas.microsoft.com/office/drawing/2016/5/11/chartex" xmlns:cx6="http://schemas.microsoft.com/office/drawing/2016/5/12/chartex" xmlns:cx7="http://schemas.microsoft.com/office/drawing/2016/5/13/chartex" xmlns:cx8="http://schemas.microsoft.com/office/drawing/2016/5/14/chartex" xmlns:mc="http://schemas.openxmlformats.org/markup-compatibility/2006" xmlns:aink="http://schemas.microsoft.com/office/drawing/2016/ink" xmlns:am3d="http://schemas.microsoft.com/office/drawing/2017/model3d" xmlns:o="urn:schemas-microsoft-com:office:office" xmlns:r="http://schemas.openxmlformats.org/officeDocument/2006/relationships" xmlns:m="http://schemas.openxmlformats.org/officeDocument/2006/math" xmlns:v="urn:schemas-microsoft-com:vml" xmlns:wp14="http://schemas.microsoft.com/office/word/2010/wordprocessingDrawing" xmlns:wp="http://schemas.openxmlformats.org/drawingml/2006/wordprocessingDrawing" xmlns:w10="urn:schemas-microsoft-com:office:word" xmlns:w="http://schemas.openxmlformats.org/wordprocessingml/2006/main" xmlns:w14="http://schemas.microsoft.com/office/word/2010/wordml" xmlns:w15="http://schemas.microsoft.com/office/word/2012/wordml" xmlns:w16cid="http://schemas.microsoft.com/office/word/2016/wordml/cid" xmlns:w16se="http://schemas.microsoft.com/office/word/2015/wordml/symex" xmlns:wpg="http://schemas.microsoft.com/office/word/2010/wordprocessingGroup" xmlns:wpi="http://schemas.microsoft.com/office/word/2010/wordprocessingInk" xmlns:wne="http://schemas.microsoft.com/office/word/2006/wordml" xmlns:wps="http://schemas.microsoft.com/office/word/2010/wordprocessingShape" mc:Ignorable="w14 w15 w16se w16cid wp14">
+  <w:background w:color="FBE4D5" w:themeColor="accent2" w:themeTint="33"/>
   <w:body>
     <w:p>
       <w:pPr>
-        <w:rPr>
+        <w:jc w:val="both"/>
+        <w:rPr>
+          <w:rFonts w:ascii="Sakkal Majalla" w:hAnsi="Sakkal Majalla" w:cs="Sakkal Majalla"/>
+          <w:sz w:val="28"/>
+          <w:szCs w:val="28"/>
           <w:rtl/>
           <w:lang w:bidi="ar-AE"/>
         </w:rPr>
       </w:pPr>
-      <w:hyperlink r:id="rId4" w:history="1">
-        <w:r>
-          <w:rPr>
-            <w:rStyle w:val="Hyperlink"/>
-            <w:rFonts w:hint="cs"/>
-            <w:rtl/>
-            <w:lang w:bidi="ar-AE"/>
-          </w:rPr>
-          <w:t>المؤمن والخطية</w:t>
-        </w:r>
-      </w:hyperlink>
-    </w:p>
-    <w:p>
-      <w:pPr>
-        <w:rPr>
-          <w:rtl/>
-          <w:lang w:bidi="ar-AE"/>
-        </w:rPr>
-      </w:pPr>
-      <w:r>
-        <w:rPr>
-          <w:rFonts w:hint="cs"/>
-          <w:rtl/>
-          <w:lang w:bidi="ar-AE"/>
-        </w:rPr>
-        <w:t>1. يوحنا 1: 8؛ 3: 8، 9</w:t>
-      </w:r>
-    </w:p>
-    <w:p>
-      <w:pPr>
-        <w:rPr>
-          <w:rtl/>
-          <w:lang w:bidi="ar-AE"/>
-        </w:rPr>
-      </w:pPr>
-      <w:r>
-        <w:rPr>
-          <w:lang w:bidi="ar-AE"/>
-        </w:rPr>
-        <w:t>William Kelly</w:t>
-      </w:r>
-    </w:p>
-    <w:p>
-      <w:pPr>
-        <w:rPr>
-          <w:rtl/>
-          <w:lang w:bidi="ar-AE"/>
-        </w:rPr>
-      </w:pPr>
-      <w:r>
-        <w:rPr>
-          <w:rFonts w:hint="cs"/>
-          <w:rtl/>
-          <w:lang w:bidi="ar-AE"/>
-        </w:rPr>
-        <w:t>"</w:t>
-      </w:r>
-      <w:r>
-        <w:rPr>
-          <w:rtl/>
-        </w:rPr>
-        <w:t xml:space="preserve"> </w:t>
-      </w:r>
-      <w:r>
-        <w:rPr>
-          <w:rtl/>
-          <w:lang w:bidi="ar-AE"/>
-        </w:rPr>
-        <w:t>إِنْ قُلْنَا: إِنَّهُ لَيْسَ لَنَا خَطِيَّةٌ نُضِلُّ أَنْفُسَنَا وَلَيْسَ الْحَقُّ فِينَا.</w:t>
-      </w:r>
-      <w:r>
-        <w:rPr>
-          <w:rFonts w:hint="cs"/>
-          <w:rtl/>
-          <w:lang w:bidi="ar-AE"/>
-        </w:rPr>
-        <w:t>... " (1. يوحنا 1: 8).</w:t>
+      <w:r>
+        <w:rPr>
+          <w:rFonts w:ascii="Sakkal Majalla" w:hAnsi="Sakkal Majalla" w:cs="Sakkal Majalla"/>
+          <w:sz w:val="28"/>
+          <w:szCs w:val="28"/>
+          <w:rtl/>
+          <w:lang w:bidi="ar-AE"/>
+        </w:rPr>
+        <w:fldChar w:fldCharType="begin"/>
+      </w:r>
+      <w:r>
+        <w:rPr>
+          <w:rFonts w:ascii="Sakkal Majalla" w:hAnsi="Sakkal Majalla" w:cs="Sakkal Majalla"/>
+          <w:sz w:val="28"/>
+          <w:szCs w:val="28"/>
+          <w:rtl/>
+          <w:lang w:bidi="ar-AE"/>
+        </w:rPr>
+        <w:instrText xml:space="preserve"> </w:instrText>
+      </w:r>
+      <w:r>
+        <w:rPr>
+          <w:rFonts w:ascii="Sakkal Majalla" w:hAnsi="Sakkal Majalla" w:cs="Sakkal Majalla"/>
+          <w:sz w:val="28"/>
+          <w:szCs w:val="28"/>
+          <w:lang w:bidi="ar-AE"/>
+        </w:rPr>
+        <w:instrText>HYPERLINK</w:instrText>
+      </w:r>
+      <w:r>
+        <w:rPr>
+          <w:rFonts w:ascii="Sakkal Majalla" w:hAnsi="Sakkal Majalla" w:cs="Sakkal Majalla"/>
+          <w:sz w:val="28"/>
+          <w:szCs w:val="28"/>
+          <w:rtl/>
+          <w:lang w:bidi="ar-AE"/>
+        </w:rPr>
+        <w:instrText xml:space="preserve"> "</w:instrText>
+      </w:r>
+      <w:r>
+        <w:rPr>
+          <w:rFonts w:ascii="Sakkal Majalla" w:hAnsi="Sakkal Majalla" w:cs="Sakkal Majalla"/>
+          <w:sz w:val="28"/>
+          <w:szCs w:val="28"/>
+          <w:lang w:bidi="ar-AE"/>
+        </w:rPr>
+        <w:instrText>https://haltefest.ch/1141-der-glaeubige-und-die-suende</w:instrText>
+      </w:r>
+      <w:r>
+        <w:rPr>
+          <w:rFonts w:ascii="Sakkal Majalla" w:hAnsi="Sakkal Majalla" w:cs="Sakkal Majalla"/>
+          <w:sz w:val="28"/>
+          <w:szCs w:val="28"/>
+          <w:rtl/>
+          <w:lang w:bidi="ar-AE"/>
+        </w:rPr>
+        <w:instrText xml:space="preserve">" </w:instrText>
+      </w:r>
+      <w:r>
+        <w:rPr>
+          <w:rFonts w:ascii="Sakkal Majalla" w:hAnsi="Sakkal Majalla" w:cs="Sakkal Majalla"/>
+          <w:sz w:val="28"/>
+          <w:szCs w:val="28"/>
+          <w:rtl/>
+          <w:lang w:bidi="ar-AE"/>
+        </w:rPr>
+      </w:r>
+      <w:r>
+        <w:rPr>
+          <w:rFonts w:ascii="Sakkal Majalla" w:hAnsi="Sakkal Majalla" w:cs="Sakkal Majalla"/>
+          <w:sz w:val="28"/>
+          <w:szCs w:val="28"/>
+          <w:rtl/>
+          <w:lang w:bidi="ar-AE"/>
+        </w:rPr>
+        <w:fldChar w:fldCharType="separate"/>
+      </w:r>
+      <w:r>
+        <w:rPr>
+          <w:rStyle w:val="Hyperlink"/>
+          <w:rFonts w:ascii="Sakkal Majalla" w:hAnsi="Sakkal Majalla" w:cs="Sakkal Majalla" w:hint="cs"/>
+          <w:sz w:val="28"/>
+          <w:szCs w:val="28"/>
+          <w:rtl/>
+          <w:lang w:bidi="ar-AE"/>
+        </w:rPr>
+        <w:t>المؤمن والخطية</w:t>
+      </w:r>
+      <w:r>
+        <w:rPr>
+          <w:rFonts w:ascii="Sakkal Majalla" w:hAnsi="Sakkal Majalla" w:cs="Sakkal Majalla"/>
+          <w:sz w:val="28"/>
+          <w:szCs w:val="28"/>
+          <w:rtl/>
+          <w:lang w:bidi="ar-AE"/>
+        </w:rPr>
+        <w:fldChar w:fldCharType="end"/>
       </w:r>
     </w:p>
     <w:p>
       <w:pPr>
         <w:jc w:val="both"/>
         <w:rPr>
+          <w:rFonts w:ascii="Sakkal Majalla" w:hAnsi="Sakkal Majalla" w:cs="Sakkal Majalla"/>
+          <w:sz w:val="28"/>
+          <w:szCs w:val="28"/>
           <w:rtl/>
           <w:lang w:bidi="ar-AE"/>
         </w:rPr>
       </w:pPr>
       <w:r>
         <w:rPr>
-          <w:rFonts w:hint="cs"/>
-          <w:rtl/>
-          <w:lang w:bidi="ar-AE"/>
-        </w:rPr>
-        <w:t>"</w:t>
-      </w:r>
-      <w:r>
-        <w:rPr>
-          <w:rtl/>
-          <w:lang w:bidi="ar-AE"/>
-        </w:rPr>
-        <w:t xml:space="preserve"> مَنْ يَفْعَلُ الْخَطِيَّةَ فَهُوَ مِنْ إِبْلِيسَ، لأَنَّ إِبْلِيسَ مِنَ الْبَدْءِ يُخْطِئُ. لأَجْلِ هذَا أُظْهِرَ ابْنُ اللهِ لِكَيْ يَنْقُضَ أَعْمَالَ إِبْلِيسَ. كُلُّ مَنْ هُوَ مَوْلُودٌ مِنَ اللهِ لاَ يَفْعَلُ خَطِيَّةً، لأَنَّ زَرْعَهُ يَثْبُتُ فِيهِ، وَلاَ يَسْتَطِيعُ أَنْ يُخْطِئَ لأَنَّهُ مَوْلُودٌ مِنَ اللهِ.</w:t>
-      </w:r>
-      <w:r>
-        <w:rPr>
-          <w:rFonts w:hint="cs"/>
-          <w:rtl/>
-          <w:lang w:bidi="ar-AE"/>
-        </w:rPr>
-        <w:t>" (1. يوحنا 3: 8، 9).</w:t>
+          <w:rFonts w:ascii="Sakkal Majalla" w:hAnsi="Sakkal Majalla" w:cs="Sakkal Majalla" w:hint="cs"/>
+          <w:sz w:val="28"/>
+          <w:szCs w:val="28"/>
+          <w:rtl/>
+          <w:lang w:bidi="ar-AE"/>
+        </w:rPr>
+        <w:t>1. يوحنا 1: 8؛ 3: 8، 9</w:t>
       </w:r>
     </w:p>
     <w:p>
       <w:pPr>
         <w:jc w:val="both"/>
         <w:rPr>
+          <w:rFonts w:ascii="Sakkal Majalla" w:hAnsi="Sakkal Majalla" w:cs="Sakkal Majalla"/>
+          <w:sz w:val="28"/>
+          <w:szCs w:val="28"/>
           <w:rtl/>
           <w:lang w:bidi="ar-AE"/>
         </w:rPr>
       </w:pPr>
       <w:r>
         <w:rPr>
-          <w:rtl/>
-          <w:lang w:bidi="ar-AE"/>
-        </w:rPr>
-        <w:t xml:space="preserve">للوهلة الأولى </w:t>
-      </w:r>
-      <w:r>
-        <w:rPr>
-          <w:rFonts w:hint="cs"/>
-          <w:rtl/>
-          <w:lang w:bidi="ar-AE"/>
-        </w:rPr>
-        <w:t>يبدو أنه من المستحيل أن نختزل هذه الحقائق الواردة في هذين الموضعين إلى قاسم مشترك. يقول الإصحاح 3 صراحة: "</w:t>
-      </w:r>
-      <w:r>
-        <w:rPr>
-          <w:rtl/>
-        </w:rPr>
-        <w:t xml:space="preserve"> </w:t>
-      </w:r>
-      <w:r>
-        <w:rPr>
-          <w:rtl/>
-          <w:lang w:bidi="ar-AE"/>
-        </w:rPr>
-        <w:t>مَنْ يَفْعَلُ الْخَطِيَّةَ فَهُوَ مِنْ إِبْلِيسَ</w:t>
-      </w:r>
-      <w:r>
-        <w:rPr>
-          <w:rFonts w:hint="cs"/>
-          <w:rtl/>
-          <w:lang w:bidi="ar-AE"/>
-        </w:rPr>
-        <w:t>" و "</w:t>
-      </w:r>
-      <w:r>
-        <w:rPr>
-          <w:rtl/>
-        </w:rPr>
-        <w:t xml:space="preserve"> </w:t>
-      </w:r>
-      <w:r>
-        <w:rPr>
-          <w:rtl/>
-          <w:lang w:bidi="ar-AE"/>
-        </w:rPr>
-        <w:t>كُلُّ مَنْ هُوَ مَوْلُودٌ مِنَ اللهِ لاَ يَفْعَلُ خَطِيَّةً،</w:t>
-      </w:r>
-      <w:r>
-        <w:rPr>
-          <w:rFonts w:hint="cs"/>
-          <w:rtl/>
-          <w:lang w:bidi="ar-AE"/>
-        </w:rPr>
-        <w:t xml:space="preserve">" إن كان علينا أن نفهم هذا في مفهومه المطلق فستنهار كل آمالنا ولن يكون بإمكان أي مؤمن أن </w:t>
-      </w:r>
-      <w:r>
-        <w:rPr>
-          <w:rFonts w:hint="cs"/>
-          <w:rtl/>
-          <w:lang w:bidi="ar-AE"/>
-        </w:rPr>
-        <w:t>يقف</w:t>
-      </w:r>
-      <w:r>
-        <w:rPr>
-          <w:rFonts w:hint="cs"/>
-          <w:rtl/>
-          <w:lang w:bidi="ar-AE"/>
-        </w:rPr>
-        <w:t xml:space="preserve"> أمام الله.</w:t>
+          <w:rFonts w:ascii="Sakkal Majalla" w:hAnsi="Sakkal Majalla" w:cs="Sakkal Majalla" w:hint="cs"/>
+          <w:sz w:val="28"/>
+          <w:szCs w:val="28"/>
+          <w:rtl/>
+          <w:lang w:bidi="ar-AE"/>
+        </w:rPr>
+        <w:t xml:space="preserve">ويليام كيلي </w:t>
+      </w:r>
+      <w:r>
+        <w:rPr>
+          <w:rFonts w:ascii="Sakkal Majalla" w:hAnsi="Sakkal Majalla" w:cs="Sakkal Majalla"/>
+          <w:sz w:val="28"/>
+          <w:szCs w:val="28"/>
+          <w:rtl/>
+          <w:lang w:bidi="ar-AE"/>
+        </w:rPr>
+        <w:t>–</w:t>
+      </w:r>
+      <w:r>
+        <w:rPr>
+          <w:rFonts w:ascii="Sakkal Majalla" w:hAnsi="Sakkal Majalla" w:cs="Sakkal Majalla" w:hint="cs"/>
+          <w:sz w:val="28"/>
+          <w:szCs w:val="28"/>
+          <w:rtl/>
+          <w:lang w:bidi="ar-AE"/>
+        </w:rPr>
+        <w:t xml:space="preserve"> العدد السنوي: 1959 </w:t>
+      </w:r>
+      <w:r>
+        <w:rPr>
+          <w:rFonts w:ascii="Sakkal Majalla" w:hAnsi="Sakkal Majalla" w:cs="Sakkal Majalla"/>
+          <w:sz w:val="28"/>
+          <w:szCs w:val="28"/>
+          <w:rtl/>
+          <w:lang w:bidi="ar-AE"/>
+        </w:rPr>
+        <w:t>–</w:t>
+      </w:r>
+      <w:r>
+        <w:rPr>
+          <w:rFonts w:ascii="Sakkal Majalla" w:hAnsi="Sakkal Majalla" w:cs="Sakkal Majalla" w:hint="cs"/>
+          <w:sz w:val="28"/>
+          <w:szCs w:val="28"/>
+          <w:rtl/>
+          <w:lang w:bidi="ar-AE"/>
+        </w:rPr>
+        <w:t xml:space="preserve"> صفحة 272</w:t>
       </w:r>
     </w:p>
     <w:p>
       <w:pPr>
         <w:jc w:val="both"/>
         <w:rPr>
+          <w:rFonts w:ascii="Sakkal Majalla" w:hAnsi="Sakkal Majalla" w:cs="Sakkal Majalla"/>
+          <w:sz w:val="28"/>
+          <w:szCs w:val="28"/>
           <w:rtl/>
           <w:lang w:bidi="ar-AE"/>
         </w:rPr>
       </w:pPr>
       <w:r>
         <w:rPr>
-          <w:rFonts w:hint="cs"/>
-          <w:rtl/>
-          <w:lang w:bidi="ar-AE"/>
-        </w:rPr>
-        <w:t>غير أننا نقرأ في الإصحاح الأول: "</w:t>
-      </w:r>
-      <w:r>
-        <w:rPr>
-          <w:rtl/>
-        </w:rPr>
-        <w:t xml:space="preserve"> </w:t>
-      </w:r>
-      <w:r>
-        <w:rPr>
-          <w:rtl/>
-          <w:lang w:bidi="ar-AE"/>
-        </w:rPr>
-        <w:t>إِنْ قُلْنَا: إِنَّهُ لَيْسَ لَنَا خَطِيَّةٌ نُضِلُّ أَنْفُسَنَا</w:t>
-      </w:r>
-      <w:r>
-        <w:rPr>
-          <w:rFonts w:hint="cs"/>
-          <w:rtl/>
-          <w:lang w:bidi="ar-AE"/>
-        </w:rPr>
-        <w:t xml:space="preserve">" هنا </w:t>
-      </w:r>
-      <w:r>
-        <w:rPr>
-          <w:rFonts w:hint="cs"/>
-          <w:rtl/>
-          <w:lang w:bidi="ar-AE"/>
-        </w:rPr>
-        <w:t>مفاد</w:t>
-      </w:r>
-      <w:r>
-        <w:rPr>
-          <w:rFonts w:hint="cs"/>
-          <w:rtl/>
-          <w:lang w:bidi="ar-AE"/>
-        </w:rPr>
-        <w:t xml:space="preserve"> </w:t>
-      </w:r>
-      <w:r>
-        <w:rPr>
-          <w:rFonts w:hint="cs"/>
-          <w:rtl/>
-          <w:lang w:bidi="ar-AE"/>
-        </w:rPr>
-        <w:t>الادعاء بأننا ليس لنا خطية، هو خداع، بينما في الإصحاح الثالث يصرّح بوضوح: "</w:t>
-      </w:r>
-      <w:r>
-        <w:rPr>
-          <w:rtl/>
-        </w:rPr>
-        <w:t xml:space="preserve"> </w:t>
-      </w:r>
-      <w:r>
-        <w:rPr>
-          <w:rtl/>
-          <w:lang w:bidi="ar-AE"/>
-        </w:rPr>
-        <w:t>كُلُّ مَنْ هُوَ مَوْلُودٌ مِنَ اللهِ لاَ يَفْعَلُ خَطِيَّةً،</w:t>
-      </w:r>
-      <w:r>
-        <w:rPr>
-          <w:rFonts w:hint="cs"/>
-          <w:rtl/>
-          <w:lang w:bidi="ar-AE"/>
-        </w:rPr>
-        <w:t>". ولكن هذان الموضعان لا يوجد فيهما تناقض.</w:t>
+          <w:rFonts w:ascii="Sakkal Majalla" w:hAnsi="Sakkal Majalla" w:cs="Sakkal Majalla" w:hint="cs"/>
+          <w:sz w:val="28"/>
+          <w:szCs w:val="28"/>
+          <w:rtl/>
+          <w:lang w:bidi="ar-AE"/>
+        </w:rPr>
+        <w:t>"</w:t>
+      </w:r>
+      <w:r>
+        <w:rPr>
+          <w:rFonts w:ascii="Sakkal Majalla" w:hAnsi="Sakkal Majalla" w:cs="Sakkal Majalla" w:hint="cs"/>
+          <w:sz w:val="28"/>
+          <w:szCs w:val="28"/>
+          <w:rtl/>
+          <w:lang w:bidi="ar-AE"/>
+        </w:rPr>
+        <w:t>إِنْ</w:t>
+      </w:r>
+      <w:r>
+        <w:rPr>
+          <w:rFonts w:ascii="Sakkal Majalla" w:hAnsi="Sakkal Majalla" w:cs="Sakkal Majalla"/>
+          <w:sz w:val="28"/>
+          <w:szCs w:val="28"/>
+          <w:rtl/>
+          <w:lang w:bidi="ar-AE"/>
+        </w:rPr>
+        <w:t xml:space="preserve"> </w:t>
+      </w:r>
+      <w:r>
+        <w:rPr>
+          <w:rFonts w:ascii="Sakkal Majalla" w:hAnsi="Sakkal Majalla" w:cs="Sakkal Majalla" w:hint="cs"/>
+          <w:sz w:val="28"/>
+          <w:szCs w:val="28"/>
+          <w:rtl/>
+          <w:lang w:bidi="ar-AE"/>
+        </w:rPr>
+        <w:t>قُلْنَا</w:t>
+      </w:r>
+      <w:r>
+        <w:rPr>
+          <w:rFonts w:ascii="Sakkal Majalla" w:hAnsi="Sakkal Majalla" w:cs="Sakkal Majalla"/>
+          <w:sz w:val="28"/>
+          <w:szCs w:val="28"/>
+          <w:rtl/>
+          <w:lang w:bidi="ar-AE"/>
+        </w:rPr>
+        <w:t xml:space="preserve">: </w:t>
+      </w:r>
+      <w:r>
+        <w:rPr>
+          <w:rFonts w:ascii="Sakkal Majalla" w:hAnsi="Sakkal Majalla" w:cs="Sakkal Majalla" w:hint="cs"/>
+          <w:sz w:val="28"/>
+          <w:szCs w:val="28"/>
+          <w:rtl/>
+          <w:lang w:bidi="ar-AE"/>
+        </w:rPr>
+        <w:t>إِنَّهُ</w:t>
+      </w:r>
+      <w:r>
+        <w:rPr>
+          <w:rFonts w:ascii="Sakkal Majalla" w:hAnsi="Sakkal Majalla" w:cs="Sakkal Majalla"/>
+          <w:sz w:val="28"/>
+          <w:szCs w:val="28"/>
+          <w:rtl/>
+          <w:lang w:bidi="ar-AE"/>
+        </w:rPr>
+        <w:t xml:space="preserve"> </w:t>
+      </w:r>
+      <w:r>
+        <w:rPr>
+          <w:rFonts w:ascii="Sakkal Majalla" w:hAnsi="Sakkal Majalla" w:cs="Sakkal Majalla" w:hint="cs"/>
+          <w:sz w:val="28"/>
+          <w:szCs w:val="28"/>
+          <w:rtl/>
+          <w:lang w:bidi="ar-AE"/>
+        </w:rPr>
+        <w:t>لَيْسَ</w:t>
+      </w:r>
+      <w:r>
+        <w:rPr>
+          <w:rFonts w:ascii="Sakkal Majalla" w:hAnsi="Sakkal Majalla" w:cs="Sakkal Majalla"/>
+          <w:sz w:val="28"/>
+          <w:szCs w:val="28"/>
+          <w:rtl/>
+          <w:lang w:bidi="ar-AE"/>
+        </w:rPr>
+        <w:t xml:space="preserve"> </w:t>
+      </w:r>
+      <w:r>
+        <w:rPr>
+          <w:rFonts w:ascii="Sakkal Majalla" w:hAnsi="Sakkal Majalla" w:cs="Sakkal Majalla" w:hint="cs"/>
+          <w:sz w:val="28"/>
+          <w:szCs w:val="28"/>
+          <w:rtl/>
+          <w:lang w:bidi="ar-AE"/>
+        </w:rPr>
+        <w:t>لَنَا</w:t>
+      </w:r>
+      <w:r>
+        <w:rPr>
+          <w:rFonts w:ascii="Sakkal Majalla" w:hAnsi="Sakkal Majalla" w:cs="Sakkal Majalla"/>
+          <w:sz w:val="28"/>
+          <w:szCs w:val="28"/>
+          <w:rtl/>
+          <w:lang w:bidi="ar-AE"/>
+        </w:rPr>
+        <w:t xml:space="preserve"> </w:t>
+      </w:r>
+      <w:r>
+        <w:rPr>
+          <w:rFonts w:ascii="Sakkal Majalla" w:hAnsi="Sakkal Majalla" w:cs="Sakkal Majalla" w:hint="cs"/>
+          <w:sz w:val="28"/>
+          <w:szCs w:val="28"/>
+          <w:rtl/>
+          <w:lang w:bidi="ar-AE"/>
+        </w:rPr>
+        <w:t>خَطِيَّةٌ</w:t>
+      </w:r>
+      <w:r>
+        <w:rPr>
+          <w:rFonts w:ascii="Sakkal Majalla" w:hAnsi="Sakkal Majalla" w:cs="Sakkal Majalla"/>
+          <w:sz w:val="28"/>
+          <w:szCs w:val="28"/>
+          <w:rtl/>
+          <w:lang w:bidi="ar-AE"/>
+        </w:rPr>
+        <w:t xml:space="preserve"> </w:t>
+      </w:r>
+      <w:r>
+        <w:rPr>
+          <w:rFonts w:ascii="Sakkal Majalla" w:hAnsi="Sakkal Majalla" w:cs="Sakkal Majalla" w:hint="cs"/>
+          <w:sz w:val="28"/>
+          <w:szCs w:val="28"/>
+          <w:rtl/>
+          <w:lang w:bidi="ar-AE"/>
+        </w:rPr>
+        <w:t>نُضِلُّ</w:t>
+      </w:r>
+      <w:r>
+        <w:rPr>
+          <w:rFonts w:ascii="Sakkal Majalla" w:hAnsi="Sakkal Majalla" w:cs="Sakkal Majalla"/>
+          <w:sz w:val="28"/>
+          <w:szCs w:val="28"/>
+          <w:rtl/>
+          <w:lang w:bidi="ar-AE"/>
+        </w:rPr>
+        <w:t xml:space="preserve"> </w:t>
+      </w:r>
+      <w:r>
+        <w:rPr>
+          <w:rFonts w:ascii="Sakkal Majalla" w:hAnsi="Sakkal Majalla" w:cs="Sakkal Majalla" w:hint="cs"/>
+          <w:sz w:val="28"/>
+          <w:szCs w:val="28"/>
+          <w:rtl/>
+          <w:lang w:bidi="ar-AE"/>
+        </w:rPr>
+        <w:t>أَنْفُسَنَا</w:t>
+      </w:r>
+      <w:r>
+        <w:rPr>
+          <w:rFonts w:ascii="Sakkal Majalla" w:hAnsi="Sakkal Majalla" w:cs="Sakkal Majalla"/>
+          <w:sz w:val="28"/>
+          <w:szCs w:val="28"/>
+          <w:rtl/>
+          <w:lang w:bidi="ar-AE"/>
+        </w:rPr>
+        <w:t xml:space="preserve"> </w:t>
+      </w:r>
+      <w:r>
+        <w:rPr>
+          <w:rFonts w:ascii="Sakkal Majalla" w:hAnsi="Sakkal Majalla" w:cs="Sakkal Majalla" w:hint="cs"/>
+          <w:sz w:val="28"/>
+          <w:szCs w:val="28"/>
+          <w:rtl/>
+          <w:lang w:bidi="ar-AE"/>
+        </w:rPr>
+        <w:t>وَلَيْسَ</w:t>
+      </w:r>
+      <w:r>
+        <w:rPr>
+          <w:rFonts w:ascii="Sakkal Majalla" w:hAnsi="Sakkal Majalla" w:cs="Sakkal Majalla"/>
+          <w:sz w:val="28"/>
+          <w:szCs w:val="28"/>
+          <w:rtl/>
+          <w:lang w:bidi="ar-AE"/>
+        </w:rPr>
+        <w:t xml:space="preserve"> </w:t>
+      </w:r>
+      <w:r>
+        <w:rPr>
+          <w:rFonts w:ascii="Sakkal Majalla" w:hAnsi="Sakkal Majalla" w:cs="Sakkal Majalla" w:hint="cs"/>
+          <w:sz w:val="28"/>
+          <w:szCs w:val="28"/>
+          <w:rtl/>
+          <w:lang w:bidi="ar-AE"/>
+        </w:rPr>
+        <w:t>الْحَقُّ</w:t>
+      </w:r>
+      <w:r>
+        <w:rPr>
+          <w:rFonts w:ascii="Sakkal Majalla" w:hAnsi="Sakkal Majalla" w:cs="Sakkal Majalla"/>
+          <w:sz w:val="28"/>
+          <w:szCs w:val="28"/>
+          <w:rtl/>
+          <w:lang w:bidi="ar-AE"/>
+        </w:rPr>
+        <w:t xml:space="preserve"> </w:t>
+      </w:r>
+      <w:r>
+        <w:rPr>
+          <w:rFonts w:ascii="Sakkal Majalla" w:hAnsi="Sakkal Majalla" w:cs="Sakkal Majalla" w:hint="cs"/>
+          <w:sz w:val="28"/>
+          <w:szCs w:val="28"/>
+          <w:rtl/>
+          <w:lang w:bidi="ar-AE"/>
+        </w:rPr>
+        <w:t>فِينَا</w:t>
+      </w:r>
+      <w:r>
+        <w:rPr>
+          <w:rFonts w:ascii="Sakkal Majalla" w:hAnsi="Sakkal Majalla" w:cs="Sakkal Majalla"/>
+          <w:sz w:val="28"/>
+          <w:szCs w:val="28"/>
+          <w:rtl/>
+          <w:lang w:bidi="ar-AE"/>
+        </w:rPr>
+        <w:t>.</w:t>
+      </w:r>
+      <w:r>
+        <w:rPr>
+          <w:rFonts w:ascii="Sakkal Majalla" w:hAnsi="Sakkal Majalla" w:cs="Sakkal Majalla" w:hint="cs"/>
+          <w:sz w:val="28"/>
+          <w:szCs w:val="28"/>
+          <w:rtl/>
+          <w:lang w:bidi="ar-AE"/>
+        </w:rPr>
+        <w:t xml:space="preserve"> ..." (1. يوحنا 1: 8).</w:t>
       </w:r>
     </w:p>
     <w:p>
       <w:pPr>
         <w:jc w:val="both"/>
         <w:rPr>
+          <w:rFonts w:ascii="Sakkal Majalla" w:hAnsi="Sakkal Majalla" w:cs="Sakkal Majalla"/>
+          <w:sz w:val="28"/>
+          <w:szCs w:val="28"/>
           <w:rtl/>
           <w:lang w:bidi="ar-AE"/>
         </w:rPr>
       </w:pPr>
       <w:r>
         <w:rPr>
-          <w:rFonts w:hint="cs"/>
-          <w:rtl/>
-          <w:lang w:bidi="ar-AE"/>
-        </w:rPr>
-        <w:t>في الإصحاح الأول ينظر الروح القدس إلى المؤمن كمَن أُدخل في شركة مع الآب ومع ابنه وكمن هو في محضر يسوع المسيح (أعداد 3، 7). عندما أتواجد في مثل هذه الحضرة، وأقول عندها "ليس لي خطية" فإني أخدع نفسي وليس الحق فيّ. في القرب وفي الشركة مع الآب والابن تُستعلن الخطية وسأكون متيقنًا لسقطاتي.</w:t>
+          <w:rFonts w:ascii="Sakkal Majalla" w:hAnsi="Sakkal Majalla" w:cs="Sakkal Majalla" w:hint="cs"/>
+          <w:sz w:val="28"/>
+          <w:szCs w:val="28"/>
+          <w:rtl/>
+          <w:lang w:bidi="ar-AE"/>
+        </w:rPr>
+        <w:t>"</w:t>
+      </w:r>
+      <w:r>
+        <w:rPr>
+          <w:rFonts w:ascii="Sakkal Majalla" w:hAnsi="Sakkal Majalla" w:cs="Sakkal Majalla"/>
+          <w:sz w:val="28"/>
+          <w:szCs w:val="28"/>
+          <w:rtl/>
+          <w:lang w:bidi="ar-AE"/>
+        </w:rPr>
+        <w:t xml:space="preserve"> </w:t>
+      </w:r>
+      <w:r>
+        <w:rPr>
+          <w:rFonts w:ascii="Sakkal Majalla" w:hAnsi="Sakkal Majalla" w:cs="Sakkal Majalla" w:hint="cs"/>
+          <w:sz w:val="28"/>
+          <w:szCs w:val="28"/>
+          <w:rtl/>
+          <w:lang w:bidi="ar-AE"/>
+        </w:rPr>
+        <w:t>مَنْ</w:t>
+      </w:r>
+      <w:r>
+        <w:rPr>
+          <w:rFonts w:ascii="Sakkal Majalla" w:hAnsi="Sakkal Majalla" w:cs="Sakkal Majalla"/>
+          <w:sz w:val="28"/>
+          <w:szCs w:val="28"/>
+          <w:rtl/>
+          <w:lang w:bidi="ar-AE"/>
+        </w:rPr>
+        <w:t xml:space="preserve"> </w:t>
+      </w:r>
+      <w:r>
+        <w:rPr>
+          <w:rFonts w:ascii="Sakkal Majalla" w:hAnsi="Sakkal Majalla" w:cs="Sakkal Majalla" w:hint="cs"/>
+          <w:sz w:val="28"/>
+          <w:szCs w:val="28"/>
+          <w:rtl/>
+          <w:lang w:bidi="ar-AE"/>
+        </w:rPr>
+        <w:t>يَفْعَلُ</w:t>
+      </w:r>
+      <w:r>
+        <w:rPr>
+          <w:rFonts w:ascii="Sakkal Majalla" w:hAnsi="Sakkal Majalla" w:cs="Sakkal Majalla"/>
+          <w:sz w:val="28"/>
+          <w:szCs w:val="28"/>
+          <w:rtl/>
+          <w:lang w:bidi="ar-AE"/>
+        </w:rPr>
+        <w:t xml:space="preserve"> </w:t>
+      </w:r>
+      <w:r>
+        <w:rPr>
+          <w:rFonts w:ascii="Sakkal Majalla" w:hAnsi="Sakkal Majalla" w:cs="Sakkal Majalla" w:hint="cs"/>
+          <w:sz w:val="28"/>
+          <w:szCs w:val="28"/>
+          <w:rtl/>
+          <w:lang w:bidi="ar-AE"/>
+        </w:rPr>
+        <w:t>الْخَطِيَّةَ</w:t>
+      </w:r>
+      <w:r>
+        <w:rPr>
+          <w:rFonts w:ascii="Sakkal Majalla" w:hAnsi="Sakkal Majalla" w:cs="Sakkal Majalla"/>
+          <w:sz w:val="28"/>
+          <w:szCs w:val="28"/>
+          <w:rtl/>
+          <w:lang w:bidi="ar-AE"/>
+        </w:rPr>
+        <w:t xml:space="preserve"> </w:t>
+      </w:r>
+      <w:r>
+        <w:rPr>
+          <w:rFonts w:ascii="Sakkal Majalla" w:hAnsi="Sakkal Majalla" w:cs="Sakkal Majalla" w:hint="cs"/>
+          <w:sz w:val="28"/>
+          <w:szCs w:val="28"/>
+          <w:rtl/>
+          <w:lang w:bidi="ar-AE"/>
+        </w:rPr>
+        <w:t>فَهُوَ</w:t>
+      </w:r>
+      <w:r>
+        <w:rPr>
+          <w:rFonts w:ascii="Sakkal Majalla" w:hAnsi="Sakkal Majalla" w:cs="Sakkal Majalla"/>
+          <w:sz w:val="28"/>
+          <w:szCs w:val="28"/>
+          <w:rtl/>
+          <w:lang w:bidi="ar-AE"/>
+        </w:rPr>
+        <w:t xml:space="preserve"> </w:t>
+      </w:r>
+      <w:r>
+        <w:rPr>
+          <w:rFonts w:ascii="Sakkal Majalla" w:hAnsi="Sakkal Majalla" w:cs="Sakkal Majalla" w:hint="cs"/>
+          <w:sz w:val="28"/>
+          <w:szCs w:val="28"/>
+          <w:rtl/>
+          <w:lang w:bidi="ar-AE"/>
+        </w:rPr>
+        <w:t>مِنْ</w:t>
+      </w:r>
+      <w:r>
+        <w:rPr>
+          <w:rFonts w:ascii="Sakkal Majalla" w:hAnsi="Sakkal Majalla" w:cs="Sakkal Majalla"/>
+          <w:sz w:val="28"/>
+          <w:szCs w:val="28"/>
+          <w:rtl/>
+          <w:lang w:bidi="ar-AE"/>
+        </w:rPr>
+        <w:t xml:space="preserve"> </w:t>
+      </w:r>
+      <w:r>
+        <w:rPr>
+          <w:rFonts w:ascii="Sakkal Majalla" w:hAnsi="Sakkal Majalla" w:cs="Sakkal Majalla" w:hint="cs"/>
+          <w:sz w:val="28"/>
+          <w:szCs w:val="28"/>
+          <w:rtl/>
+          <w:lang w:bidi="ar-AE"/>
+        </w:rPr>
+        <w:t>إِبْلِيسَ،</w:t>
+      </w:r>
+      <w:r>
+        <w:rPr>
+          <w:rFonts w:ascii="Sakkal Majalla" w:hAnsi="Sakkal Majalla" w:cs="Sakkal Majalla"/>
+          <w:sz w:val="28"/>
+          <w:szCs w:val="28"/>
+          <w:rtl/>
+          <w:lang w:bidi="ar-AE"/>
+        </w:rPr>
+        <w:t xml:space="preserve"> </w:t>
+      </w:r>
+      <w:r>
+        <w:rPr>
+          <w:rFonts w:ascii="Sakkal Majalla" w:hAnsi="Sakkal Majalla" w:cs="Sakkal Majalla" w:hint="cs"/>
+          <w:sz w:val="28"/>
+          <w:szCs w:val="28"/>
+          <w:rtl/>
+          <w:lang w:bidi="ar-AE"/>
+        </w:rPr>
+        <w:t>لأَنَّ</w:t>
+      </w:r>
+      <w:r>
+        <w:rPr>
+          <w:rFonts w:ascii="Sakkal Majalla" w:hAnsi="Sakkal Majalla" w:cs="Sakkal Majalla"/>
+          <w:sz w:val="28"/>
+          <w:szCs w:val="28"/>
+          <w:rtl/>
+          <w:lang w:bidi="ar-AE"/>
+        </w:rPr>
+        <w:t xml:space="preserve"> </w:t>
+      </w:r>
+      <w:r>
+        <w:rPr>
+          <w:rFonts w:ascii="Sakkal Majalla" w:hAnsi="Sakkal Majalla" w:cs="Sakkal Majalla" w:hint="cs"/>
+          <w:sz w:val="28"/>
+          <w:szCs w:val="28"/>
+          <w:rtl/>
+          <w:lang w:bidi="ar-AE"/>
+        </w:rPr>
+        <w:t>إِبْلِيسَ</w:t>
+      </w:r>
+      <w:r>
+        <w:rPr>
+          <w:rFonts w:ascii="Sakkal Majalla" w:hAnsi="Sakkal Majalla" w:cs="Sakkal Majalla"/>
+          <w:sz w:val="28"/>
+          <w:szCs w:val="28"/>
+          <w:rtl/>
+          <w:lang w:bidi="ar-AE"/>
+        </w:rPr>
+        <w:t xml:space="preserve"> </w:t>
+      </w:r>
+      <w:r>
+        <w:rPr>
+          <w:rFonts w:ascii="Sakkal Majalla" w:hAnsi="Sakkal Majalla" w:cs="Sakkal Majalla" w:hint="cs"/>
+          <w:sz w:val="28"/>
+          <w:szCs w:val="28"/>
+          <w:rtl/>
+          <w:lang w:bidi="ar-AE"/>
+        </w:rPr>
+        <w:t>مِنَ</w:t>
+      </w:r>
+      <w:r>
+        <w:rPr>
+          <w:rFonts w:ascii="Sakkal Majalla" w:hAnsi="Sakkal Majalla" w:cs="Sakkal Majalla"/>
+          <w:sz w:val="28"/>
+          <w:szCs w:val="28"/>
+          <w:rtl/>
+          <w:lang w:bidi="ar-AE"/>
+        </w:rPr>
+        <w:t xml:space="preserve"> </w:t>
+      </w:r>
+      <w:r>
+        <w:rPr>
+          <w:rFonts w:ascii="Sakkal Majalla" w:hAnsi="Sakkal Majalla" w:cs="Sakkal Majalla" w:hint="cs"/>
+          <w:sz w:val="28"/>
+          <w:szCs w:val="28"/>
+          <w:rtl/>
+          <w:lang w:bidi="ar-AE"/>
+        </w:rPr>
+        <w:t>الْبَدْءِ</w:t>
+      </w:r>
+      <w:r>
+        <w:rPr>
+          <w:rFonts w:ascii="Sakkal Majalla" w:hAnsi="Sakkal Majalla" w:cs="Sakkal Majalla"/>
+          <w:sz w:val="28"/>
+          <w:szCs w:val="28"/>
+          <w:rtl/>
+          <w:lang w:bidi="ar-AE"/>
+        </w:rPr>
+        <w:t xml:space="preserve"> </w:t>
+      </w:r>
+      <w:r>
+        <w:rPr>
+          <w:rFonts w:ascii="Sakkal Majalla" w:hAnsi="Sakkal Majalla" w:cs="Sakkal Majalla" w:hint="cs"/>
+          <w:sz w:val="28"/>
+          <w:szCs w:val="28"/>
+          <w:rtl/>
+          <w:lang w:bidi="ar-AE"/>
+        </w:rPr>
+        <w:t>يُخْطِئُ</w:t>
+      </w:r>
+      <w:r>
+        <w:rPr>
+          <w:rFonts w:ascii="Sakkal Majalla" w:hAnsi="Sakkal Majalla" w:cs="Sakkal Majalla"/>
+          <w:sz w:val="28"/>
+          <w:szCs w:val="28"/>
+          <w:rtl/>
+          <w:lang w:bidi="ar-AE"/>
+        </w:rPr>
+        <w:t xml:space="preserve">. </w:t>
+      </w:r>
+      <w:r>
+        <w:rPr>
+          <w:rFonts w:ascii="Sakkal Majalla" w:hAnsi="Sakkal Majalla" w:cs="Sakkal Majalla" w:hint="cs"/>
+          <w:sz w:val="28"/>
+          <w:szCs w:val="28"/>
+          <w:rtl/>
+          <w:lang w:bidi="ar-AE"/>
+        </w:rPr>
+        <w:t>لأَجْلِ</w:t>
+      </w:r>
+      <w:r>
+        <w:rPr>
+          <w:rFonts w:ascii="Sakkal Majalla" w:hAnsi="Sakkal Majalla" w:cs="Sakkal Majalla"/>
+          <w:sz w:val="28"/>
+          <w:szCs w:val="28"/>
+          <w:rtl/>
+          <w:lang w:bidi="ar-AE"/>
+        </w:rPr>
+        <w:t xml:space="preserve"> </w:t>
+      </w:r>
+      <w:r>
+        <w:rPr>
+          <w:rFonts w:ascii="Sakkal Majalla" w:hAnsi="Sakkal Majalla" w:cs="Sakkal Majalla" w:hint="cs"/>
+          <w:sz w:val="28"/>
+          <w:szCs w:val="28"/>
+          <w:rtl/>
+          <w:lang w:bidi="ar-AE"/>
+        </w:rPr>
+        <w:t>هذَا</w:t>
+      </w:r>
+      <w:r>
+        <w:rPr>
+          <w:rFonts w:ascii="Sakkal Majalla" w:hAnsi="Sakkal Majalla" w:cs="Sakkal Majalla"/>
+          <w:sz w:val="28"/>
+          <w:szCs w:val="28"/>
+          <w:rtl/>
+          <w:lang w:bidi="ar-AE"/>
+        </w:rPr>
+        <w:t xml:space="preserve"> </w:t>
+      </w:r>
+      <w:r>
+        <w:rPr>
+          <w:rFonts w:ascii="Sakkal Majalla" w:hAnsi="Sakkal Majalla" w:cs="Sakkal Majalla" w:hint="cs"/>
+          <w:sz w:val="28"/>
+          <w:szCs w:val="28"/>
+          <w:rtl/>
+          <w:lang w:bidi="ar-AE"/>
+        </w:rPr>
+        <w:t>أُظْهِرَ</w:t>
+      </w:r>
+      <w:r>
+        <w:rPr>
+          <w:rFonts w:ascii="Sakkal Majalla" w:hAnsi="Sakkal Majalla" w:cs="Sakkal Majalla"/>
+          <w:sz w:val="28"/>
+          <w:szCs w:val="28"/>
+          <w:rtl/>
+          <w:lang w:bidi="ar-AE"/>
+        </w:rPr>
+        <w:t xml:space="preserve"> </w:t>
+      </w:r>
+      <w:r>
+        <w:rPr>
+          <w:rFonts w:ascii="Sakkal Majalla" w:hAnsi="Sakkal Majalla" w:cs="Sakkal Majalla" w:hint="cs"/>
+          <w:sz w:val="28"/>
+          <w:szCs w:val="28"/>
+          <w:rtl/>
+          <w:lang w:bidi="ar-AE"/>
+        </w:rPr>
+        <w:t>ابْنُ</w:t>
+      </w:r>
+      <w:r>
+        <w:rPr>
+          <w:rFonts w:ascii="Sakkal Majalla" w:hAnsi="Sakkal Majalla" w:cs="Sakkal Majalla"/>
+          <w:sz w:val="28"/>
+          <w:szCs w:val="28"/>
+          <w:rtl/>
+          <w:lang w:bidi="ar-AE"/>
+        </w:rPr>
+        <w:t xml:space="preserve"> </w:t>
+      </w:r>
+      <w:r>
+        <w:rPr>
+          <w:rFonts w:ascii="Sakkal Majalla" w:hAnsi="Sakkal Majalla" w:cs="Sakkal Majalla" w:hint="cs"/>
+          <w:sz w:val="28"/>
+          <w:szCs w:val="28"/>
+          <w:rtl/>
+          <w:lang w:bidi="ar-AE"/>
+        </w:rPr>
+        <w:t>اللهِ</w:t>
+      </w:r>
+      <w:r>
+        <w:rPr>
+          <w:rFonts w:ascii="Sakkal Majalla" w:hAnsi="Sakkal Majalla" w:cs="Sakkal Majalla"/>
+          <w:sz w:val="28"/>
+          <w:szCs w:val="28"/>
+          <w:rtl/>
+          <w:lang w:bidi="ar-AE"/>
+        </w:rPr>
+        <w:t xml:space="preserve"> </w:t>
+      </w:r>
+      <w:r>
+        <w:rPr>
+          <w:rFonts w:ascii="Sakkal Majalla" w:hAnsi="Sakkal Majalla" w:cs="Sakkal Majalla" w:hint="cs"/>
+          <w:sz w:val="28"/>
+          <w:szCs w:val="28"/>
+          <w:rtl/>
+          <w:lang w:bidi="ar-AE"/>
+        </w:rPr>
+        <w:t>لِكَيْ</w:t>
+      </w:r>
+      <w:r>
+        <w:rPr>
+          <w:rFonts w:ascii="Sakkal Majalla" w:hAnsi="Sakkal Majalla" w:cs="Sakkal Majalla"/>
+          <w:sz w:val="28"/>
+          <w:szCs w:val="28"/>
+          <w:rtl/>
+          <w:lang w:bidi="ar-AE"/>
+        </w:rPr>
+        <w:t xml:space="preserve"> </w:t>
+      </w:r>
+      <w:r>
+        <w:rPr>
+          <w:rFonts w:ascii="Sakkal Majalla" w:hAnsi="Sakkal Majalla" w:cs="Sakkal Majalla" w:hint="cs"/>
+          <w:sz w:val="28"/>
+          <w:szCs w:val="28"/>
+          <w:rtl/>
+          <w:lang w:bidi="ar-AE"/>
+        </w:rPr>
+        <w:t>يَنْقُضَ</w:t>
+      </w:r>
+      <w:r>
+        <w:rPr>
+          <w:rFonts w:ascii="Sakkal Majalla" w:hAnsi="Sakkal Majalla" w:cs="Sakkal Majalla"/>
+          <w:sz w:val="28"/>
+          <w:szCs w:val="28"/>
+          <w:rtl/>
+          <w:lang w:bidi="ar-AE"/>
+        </w:rPr>
+        <w:t xml:space="preserve"> </w:t>
+      </w:r>
+      <w:r>
+        <w:rPr>
+          <w:rFonts w:ascii="Sakkal Majalla" w:hAnsi="Sakkal Majalla" w:cs="Sakkal Majalla" w:hint="cs"/>
+          <w:sz w:val="28"/>
+          <w:szCs w:val="28"/>
+          <w:rtl/>
+          <w:lang w:bidi="ar-AE"/>
+        </w:rPr>
+        <w:t>أَعْمَالَ</w:t>
+      </w:r>
+      <w:r>
+        <w:rPr>
+          <w:rFonts w:ascii="Sakkal Majalla" w:hAnsi="Sakkal Majalla" w:cs="Sakkal Majalla"/>
+          <w:sz w:val="28"/>
+          <w:szCs w:val="28"/>
+          <w:rtl/>
+          <w:lang w:bidi="ar-AE"/>
+        </w:rPr>
+        <w:t xml:space="preserve"> </w:t>
+      </w:r>
+      <w:r>
+        <w:rPr>
+          <w:rFonts w:ascii="Sakkal Majalla" w:hAnsi="Sakkal Majalla" w:cs="Sakkal Majalla" w:hint="cs"/>
+          <w:sz w:val="28"/>
+          <w:szCs w:val="28"/>
+          <w:rtl/>
+          <w:lang w:bidi="ar-AE"/>
+        </w:rPr>
+        <w:t>إِبْلِيسَ</w:t>
+      </w:r>
+      <w:r>
+        <w:rPr>
+          <w:rFonts w:ascii="Sakkal Majalla" w:hAnsi="Sakkal Majalla" w:cs="Sakkal Majalla"/>
+          <w:sz w:val="28"/>
+          <w:szCs w:val="28"/>
+          <w:rtl/>
+          <w:lang w:bidi="ar-AE"/>
+        </w:rPr>
+        <w:t xml:space="preserve">. </w:t>
+      </w:r>
+      <w:r>
+        <w:rPr>
+          <w:rFonts w:ascii="Sakkal Majalla" w:hAnsi="Sakkal Majalla" w:cs="Sakkal Majalla" w:hint="cs"/>
+          <w:sz w:val="28"/>
+          <w:szCs w:val="28"/>
+          <w:rtl/>
+          <w:lang w:bidi="ar-AE"/>
+        </w:rPr>
+        <w:t>كُلُّ</w:t>
+      </w:r>
+      <w:r>
+        <w:rPr>
+          <w:rFonts w:ascii="Sakkal Majalla" w:hAnsi="Sakkal Majalla" w:cs="Sakkal Majalla"/>
+          <w:sz w:val="28"/>
+          <w:szCs w:val="28"/>
+          <w:rtl/>
+          <w:lang w:bidi="ar-AE"/>
+        </w:rPr>
+        <w:t xml:space="preserve"> </w:t>
+      </w:r>
+      <w:r>
+        <w:rPr>
+          <w:rFonts w:ascii="Sakkal Majalla" w:hAnsi="Sakkal Majalla" w:cs="Sakkal Majalla" w:hint="cs"/>
+          <w:sz w:val="28"/>
+          <w:szCs w:val="28"/>
+          <w:rtl/>
+          <w:lang w:bidi="ar-AE"/>
+        </w:rPr>
+        <w:t>مَنْ</w:t>
+      </w:r>
+      <w:r>
+        <w:rPr>
+          <w:rFonts w:ascii="Sakkal Majalla" w:hAnsi="Sakkal Majalla" w:cs="Sakkal Majalla"/>
+          <w:sz w:val="28"/>
+          <w:szCs w:val="28"/>
+          <w:rtl/>
+          <w:lang w:bidi="ar-AE"/>
+        </w:rPr>
+        <w:t xml:space="preserve"> </w:t>
+      </w:r>
+      <w:r>
+        <w:rPr>
+          <w:rFonts w:ascii="Sakkal Majalla" w:hAnsi="Sakkal Majalla" w:cs="Sakkal Majalla" w:hint="cs"/>
+          <w:sz w:val="28"/>
+          <w:szCs w:val="28"/>
+          <w:rtl/>
+          <w:lang w:bidi="ar-AE"/>
+        </w:rPr>
+        <w:t>هُوَ</w:t>
+      </w:r>
+      <w:r>
+        <w:rPr>
+          <w:rFonts w:ascii="Sakkal Majalla" w:hAnsi="Sakkal Majalla" w:cs="Sakkal Majalla"/>
+          <w:sz w:val="28"/>
+          <w:szCs w:val="28"/>
+          <w:rtl/>
+          <w:lang w:bidi="ar-AE"/>
+        </w:rPr>
+        <w:t xml:space="preserve"> </w:t>
+      </w:r>
+      <w:r>
+        <w:rPr>
+          <w:rFonts w:ascii="Sakkal Majalla" w:hAnsi="Sakkal Majalla" w:cs="Sakkal Majalla" w:hint="cs"/>
+          <w:sz w:val="28"/>
+          <w:szCs w:val="28"/>
+          <w:rtl/>
+          <w:lang w:bidi="ar-AE"/>
+        </w:rPr>
+        <w:t>مَوْلُودٌ</w:t>
+      </w:r>
+      <w:r>
+        <w:rPr>
+          <w:rFonts w:ascii="Sakkal Majalla" w:hAnsi="Sakkal Majalla" w:cs="Sakkal Majalla"/>
+          <w:sz w:val="28"/>
+          <w:szCs w:val="28"/>
+          <w:rtl/>
+          <w:lang w:bidi="ar-AE"/>
+        </w:rPr>
+        <w:t xml:space="preserve"> </w:t>
+      </w:r>
+      <w:r>
+        <w:rPr>
+          <w:rFonts w:ascii="Sakkal Majalla" w:hAnsi="Sakkal Majalla" w:cs="Sakkal Majalla" w:hint="cs"/>
+          <w:sz w:val="28"/>
+          <w:szCs w:val="28"/>
+          <w:rtl/>
+          <w:lang w:bidi="ar-AE"/>
+        </w:rPr>
+        <w:t>مِنَ</w:t>
+      </w:r>
+      <w:r>
+        <w:rPr>
+          <w:rFonts w:ascii="Sakkal Majalla" w:hAnsi="Sakkal Majalla" w:cs="Sakkal Majalla"/>
+          <w:sz w:val="28"/>
+          <w:szCs w:val="28"/>
+          <w:rtl/>
+          <w:lang w:bidi="ar-AE"/>
+        </w:rPr>
+        <w:t xml:space="preserve"> </w:t>
+      </w:r>
+      <w:r>
+        <w:rPr>
+          <w:rFonts w:ascii="Sakkal Majalla" w:hAnsi="Sakkal Majalla" w:cs="Sakkal Majalla" w:hint="cs"/>
+          <w:sz w:val="28"/>
+          <w:szCs w:val="28"/>
+          <w:rtl/>
+          <w:lang w:bidi="ar-AE"/>
+        </w:rPr>
+        <w:t>اللهِ</w:t>
+      </w:r>
+      <w:r>
+        <w:rPr>
+          <w:rFonts w:ascii="Sakkal Majalla" w:hAnsi="Sakkal Majalla" w:cs="Sakkal Majalla"/>
+          <w:sz w:val="28"/>
+          <w:szCs w:val="28"/>
+          <w:rtl/>
+          <w:lang w:bidi="ar-AE"/>
+        </w:rPr>
+        <w:t xml:space="preserve"> </w:t>
+      </w:r>
+      <w:r>
+        <w:rPr>
+          <w:rFonts w:ascii="Sakkal Majalla" w:hAnsi="Sakkal Majalla" w:cs="Sakkal Majalla" w:hint="cs"/>
+          <w:sz w:val="28"/>
+          <w:szCs w:val="28"/>
+          <w:rtl/>
+          <w:lang w:bidi="ar-AE"/>
+        </w:rPr>
+        <w:t>لاَ</w:t>
+      </w:r>
+      <w:r>
+        <w:rPr>
+          <w:rFonts w:ascii="Sakkal Majalla" w:hAnsi="Sakkal Majalla" w:cs="Sakkal Majalla"/>
+          <w:sz w:val="28"/>
+          <w:szCs w:val="28"/>
+          <w:rtl/>
+          <w:lang w:bidi="ar-AE"/>
+        </w:rPr>
+        <w:t xml:space="preserve"> </w:t>
+      </w:r>
+      <w:r>
+        <w:rPr>
+          <w:rFonts w:ascii="Sakkal Majalla" w:hAnsi="Sakkal Majalla" w:cs="Sakkal Majalla" w:hint="cs"/>
+          <w:sz w:val="28"/>
+          <w:szCs w:val="28"/>
+          <w:rtl/>
+          <w:lang w:bidi="ar-AE"/>
+        </w:rPr>
+        <w:t>يَفْعَلُ</w:t>
+      </w:r>
+      <w:r>
+        <w:rPr>
+          <w:rFonts w:ascii="Sakkal Majalla" w:hAnsi="Sakkal Majalla" w:cs="Sakkal Majalla"/>
+          <w:sz w:val="28"/>
+          <w:szCs w:val="28"/>
+          <w:rtl/>
+          <w:lang w:bidi="ar-AE"/>
+        </w:rPr>
+        <w:t xml:space="preserve"> </w:t>
+      </w:r>
+      <w:r>
+        <w:rPr>
+          <w:rFonts w:ascii="Sakkal Majalla" w:hAnsi="Sakkal Majalla" w:cs="Sakkal Majalla" w:hint="cs"/>
+          <w:sz w:val="28"/>
+          <w:szCs w:val="28"/>
+          <w:rtl/>
+          <w:lang w:bidi="ar-AE"/>
+        </w:rPr>
+        <w:t>خَطِيَّةً،</w:t>
+      </w:r>
+      <w:r>
+        <w:rPr>
+          <w:rFonts w:ascii="Sakkal Majalla" w:hAnsi="Sakkal Majalla" w:cs="Sakkal Majalla"/>
+          <w:sz w:val="28"/>
+          <w:szCs w:val="28"/>
+          <w:rtl/>
+          <w:lang w:bidi="ar-AE"/>
+        </w:rPr>
+        <w:t xml:space="preserve"> </w:t>
+      </w:r>
+      <w:r>
+        <w:rPr>
+          <w:rFonts w:ascii="Sakkal Majalla" w:hAnsi="Sakkal Majalla" w:cs="Sakkal Majalla" w:hint="cs"/>
+          <w:sz w:val="28"/>
+          <w:szCs w:val="28"/>
+          <w:rtl/>
+          <w:lang w:bidi="ar-AE"/>
+        </w:rPr>
+        <w:t>لأَنَّ</w:t>
+      </w:r>
+      <w:r>
+        <w:rPr>
+          <w:rFonts w:ascii="Sakkal Majalla" w:hAnsi="Sakkal Majalla" w:cs="Sakkal Majalla"/>
+          <w:sz w:val="28"/>
+          <w:szCs w:val="28"/>
+          <w:rtl/>
+          <w:lang w:bidi="ar-AE"/>
+        </w:rPr>
+        <w:t xml:space="preserve"> </w:t>
+      </w:r>
+      <w:r>
+        <w:rPr>
+          <w:rFonts w:ascii="Sakkal Majalla" w:hAnsi="Sakkal Majalla" w:cs="Sakkal Majalla" w:hint="cs"/>
+          <w:sz w:val="28"/>
+          <w:szCs w:val="28"/>
+          <w:rtl/>
+          <w:lang w:bidi="ar-AE"/>
+        </w:rPr>
+        <w:t>زَرْعَهُ</w:t>
+      </w:r>
+      <w:r>
+        <w:rPr>
+          <w:rFonts w:ascii="Sakkal Majalla" w:hAnsi="Sakkal Majalla" w:cs="Sakkal Majalla"/>
+          <w:sz w:val="28"/>
+          <w:szCs w:val="28"/>
+          <w:rtl/>
+          <w:lang w:bidi="ar-AE"/>
+        </w:rPr>
+        <w:t xml:space="preserve"> </w:t>
+      </w:r>
+      <w:r>
+        <w:rPr>
+          <w:rFonts w:ascii="Sakkal Majalla" w:hAnsi="Sakkal Majalla" w:cs="Sakkal Majalla" w:hint="cs"/>
+          <w:sz w:val="28"/>
+          <w:szCs w:val="28"/>
+          <w:rtl/>
+          <w:lang w:bidi="ar-AE"/>
+        </w:rPr>
+        <w:t>يَثْبُتُ</w:t>
+      </w:r>
+      <w:r>
+        <w:rPr>
+          <w:rFonts w:ascii="Sakkal Majalla" w:hAnsi="Sakkal Majalla" w:cs="Sakkal Majalla"/>
+          <w:sz w:val="28"/>
+          <w:szCs w:val="28"/>
+          <w:rtl/>
+          <w:lang w:bidi="ar-AE"/>
+        </w:rPr>
+        <w:t xml:space="preserve"> </w:t>
+      </w:r>
+      <w:r>
+        <w:rPr>
+          <w:rFonts w:ascii="Sakkal Majalla" w:hAnsi="Sakkal Majalla" w:cs="Sakkal Majalla" w:hint="cs"/>
+          <w:sz w:val="28"/>
+          <w:szCs w:val="28"/>
+          <w:rtl/>
+          <w:lang w:bidi="ar-AE"/>
+        </w:rPr>
+        <w:t>فِيهِ،</w:t>
+      </w:r>
+      <w:r>
+        <w:rPr>
+          <w:rFonts w:ascii="Sakkal Majalla" w:hAnsi="Sakkal Majalla" w:cs="Sakkal Majalla"/>
+          <w:sz w:val="28"/>
+          <w:szCs w:val="28"/>
+          <w:rtl/>
+          <w:lang w:bidi="ar-AE"/>
+        </w:rPr>
+        <w:t xml:space="preserve"> </w:t>
+      </w:r>
+      <w:r>
+        <w:rPr>
+          <w:rFonts w:ascii="Sakkal Majalla" w:hAnsi="Sakkal Majalla" w:cs="Sakkal Majalla" w:hint="cs"/>
+          <w:sz w:val="28"/>
+          <w:szCs w:val="28"/>
+          <w:rtl/>
+          <w:lang w:bidi="ar-AE"/>
+        </w:rPr>
+        <w:t>وَلاَ</w:t>
+      </w:r>
+      <w:r>
+        <w:rPr>
+          <w:rFonts w:ascii="Sakkal Majalla" w:hAnsi="Sakkal Majalla" w:cs="Sakkal Majalla"/>
+          <w:sz w:val="28"/>
+          <w:szCs w:val="28"/>
+          <w:rtl/>
+          <w:lang w:bidi="ar-AE"/>
+        </w:rPr>
+        <w:t xml:space="preserve"> </w:t>
+      </w:r>
+      <w:r>
+        <w:rPr>
+          <w:rFonts w:ascii="Sakkal Majalla" w:hAnsi="Sakkal Majalla" w:cs="Sakkal Majalla" w:hint="cs"/>
+          <w:sz w:val="28"/>
+          <w:szCs w:val="28"/>
+          <w:rtl/>
+          <w:lang w:bidi="ar-AE"/>
+        </w:rPr>
+        <w:t>يَسْتَطِيعُ</w:t>
+      </w:r>
+      <w:r>
+        <w:rPr>
+          <w:rFonts w:ascii="Sakkal Majalla" w:hAnsi="Sakkal Majalla" w:cs="Sakkal Majalla"/>
+          <w:sz w:val="28"/>
+          <w:szCs w:val="28"/>
+          <w:rtl/>
+          <w:lang w:bidi="ar-AE"/>
+        </w:rPr>
+        <w:t xml:space="preserve"> </w:t>
+      </w:r>
+      <w:r>
+        <w:rPr>
+          <w:rFonts w:ascii="Sakkal Majalla" w:hAnsi="Sakkal Majalla" w:cs="Sakkal Majalla" w:hint="cs"/>
+          <w:sz w:val="28"/>
+          <w:szCs w:val="28"/>
+          <w:rtl/>
+          <w:lang w:bidi="ar-AE"/>
+        </w:rPr>
+        <w:t>أَنْ</w:t>
+      </w:r>
+      <w:r>
+        <w:rPr>
+          <w:rFonts w:ascii="Sakkal Majalla" w:hAnsi="Sakkal Majalla" w:cs="Sakkal Majalla"/>
+          <w:sz w:val="28"/>
+          <w:szCs w:val="28"/>
+          <w:rtl/>
+          <w:lang w:bidi="ar-AE"/>
+        </w:rPr>
+        <w:t xml:space="preserve"> </w:t>
+      </w:r>
+      <w:r>
+        <w:rPr>
+          <w:rFonts w:ascii="Sakkal Majalla" w:hAnsi="Sakkal Majalla" w:cs="Sakkal Majalla" w:hint="cs"/>
+          <w:sz w:val="28"/>
+          <w:szCs w:val="28"/>
+          <w:rtl/>
+          <w:lang w:bidi="ar-AE"/>
+        </w:rPr>
+        <w:t>يُخْطِئَ</w:t>
+      </w:r>
+      <w:r>
+        <w:rPr>
+          <w:rFonts w:ascii="Sakkal Majalla" w:hAnsi="Sakkal Majalla" w:cs="Sakkal Majalla"/>
+          <w:sz w:val="28"/>
+          <w:szCs w:val="28"/>
+          <w:rtl/>
+          <w:lang w:bidi="ar-AE"/>
+        </w:rPr>
+        <w:t xml:space="preserve"> </w:t>
+      </w:r>
+      <w:r>
+        <w:rPr>
+          <w:rFonts w:ascii="Sakkal Majalla" w:hAnsi="Sakkal Majalla" w:cs="Sakkal Majalla" w:hint="cs"/>
+          <w:sz w:val="28"/>
+          <w:szCs w:val="28"/>
+          <w:rtl/>
+          <w:lang w:bidi="ar-AE"/>
+        </w:rPr>
+        <w:t>لأَنَّهُ</w:t>
+      </w:r>
+      <w:r>
+        <w:rPr>
+          <w:rFonts w:ascii="Sakkal Majalla" w:hAnsi="Sakkal Majalla" w:cs="Sakkal Majalla"/>
+          <w:sz w:val="28"/>
+          <w:szCs w:val="28"/>
+          <w:rtl/>
+          <w:lang w:bidi="ar-AE"/>
+        </w:rPr>
+        <w:t xml:space="preserve"> </w:t>
+      </w:r>
+      <w:r>
+        <w:rPr>
+          <w:rFonts w:ascii="Sakkal Majalla" w:hAnsi="Sakkal Majalla" w:cs="Sakkal Majalla" w:hint="cs"/>
+          <w:sz w:val="28"/>
+          <w:szCs w:val="28"/>
+          <w:rtl/>
+          <w:lang w:bidi="ar-AE"/>
+        </w:rPr>
+        <w:t>مَوْلُودٌ</w:t>
+      </w:r>
+      <w:r>
+        <w:rPr>
+          <w:rFonts w:ascii="Sakkal Majalla" w:hAnsi="Sakkal Majalla" w:cs="Sakkal Majalla"/>
+          <w:sz w:val="28"/>
+          <w:szCs w:val="28"/>
+          <w:rtl/>
+          <w:lang w:bidi="ar-AE"/>
+        </w:rPr>
+        <w:t xml:space="preserve"> </w:t>
+      </w:r>
+      <w:r>
+        <w:rPr>
+          <w:rFonts w:ascii="Sakkal Majalla" w:hAnsi="Sakkal Majalla" w:cs="Sakkal Majalla" w:hint="cs"/>
+          <w:sz w:val="28"/>
+          <w:szCs w:val="28"/>
+          <w:rtl/>
+          <w:lang w:bidi="ar-AE"/>
+        </w:rPr>
+        <w:t>مِنَ</w:t>
+      </w:r>
+      <w:r>
+        <w:rPr>
+          <w:rFonts w:ascii="Sakkal Majalla" w:hAnsi="Sakkal Majalla" w:cs="Sakkal Majalla"/>
+          <w:sz w:val="28"/>
+          <w:szCs w:val="28"/>
+          <w:rtl/>
+          <w:lang w:bidi="ar-AE"/>
+        </w:rPr>
+        <w:t xml:space="preserve"> </w:t>
+      </w:r>
+      <w:r>
+        <w:rPr>
+          <w:rFonts w:ascii="Sakkal Majalla" w:hAnsi="Sakkal Majalla" w:cs="Sakkal Majalla" w:hint="cs"/>
+          <w:sz w:val="28"/>
+          <w:szCs w:val="28"/>
+          <w:rtl/>
+          <w:lang w:bidi="ar-AE"/>
+        </w:rPr>
+        <w:t>اللهِ</w:t>
+      </w:r>
+      <w:r>
+        <w:rPr>
+          <w:rFonts w:ascii="Sakkal Majalla" w:hAnsi="Sakkal Majalla" w:cs="Sakkal Majalla"/>
+          <w:sz w:val="28"/>
+          <w:szCs w:val="28"/>
+          <w:rtl/>
+          <w:lang w:bidi="ar-AE"/>
+        </w:rPr>
+        <w:t>.</w:t>
+      </w:r>
+      <w:r>
+        <w:rPr>
+          <w:rFonts w:ascii="Sakkal Majalla" w:hAnsi="Sakkal Majalla" w:cs="Sakkal Majalla" w:hint="cs"/>
+          <w:sz w:val="28"/>
+          <w:szCs w:val="28"/>
+          <w:rtl/>
+          <w:lang w:bidi="ar-AE"/>
+        </w:rPr>
+        <w:t>" (1. يوحنا 3: 8، 9).</w:t>
       </w:r>
     </w:p>
     <w:p>
       <w:pPr>
         <w:jc w:val="both"/>
         <w:rPr>
+          <w:rFonts w:ascii="Sakkal Majalla" w:hAnsi="Sakkal Majalla" w:cs="Sakkal Majalla"/>
+          <w:sz w:val="28"/>
+          <w:szCs w:val="28"/>
           <w:rtl/>
           <w:lang w:bidi="ar-AE"/>
         </w:rPr>
       </w:pPr>
       <w:r>
         <w:rPr>
-          <w:rFonts w:hint="cs"/>
-          <w:rtl/>
-          <w:lang w:bidi="ar-AE"/>
-        </w:rPr>
-        <w:t>إن نشاط الجسد هو دائمًا العائق الأساسي للشركة، لكن في محضر الله تنكشف خطاياي. غير أنه تم الاهتمام بهذا الأمر: "</w:t>
-      </w:r>
-      <w:r>
-        <w:rPr>
-          <w:rtl/>
-        </w:rPr>
-        <w:t xml:space="preserve"> </w:t>
-      </w:r>
-      <w:r>
-        <w:rPr>
-          <w:rtl/>
-          <w:lang w:bidi="ar-AE"/>
-        </w:rPr>
-        <w:t>وَدَمُ يَسُوعَ الْمَسِيحِ ابْنِهِ يُطَهِّرُنَا مِنْ كُلِّ خَطِيَّةٍ</w:t>
-      </w:r>
-      <w:r>
-        <w:rPr>
-          <w:rFonts w:hint="cs"/>
-          <w:rtl/>
-          <w:lang w:bidi="ar-AE"/>
-        </w:rPr>
-        <w:t>" يقينًا أن عمل المسيح قد تم، لكن هذا لا يستبعد الحقيقة الأخيرة المتعلقة بالحفاظ على شركتنا، أي استخدام الدم المطهر من كل خطية لنا للوقت الحاضر لنفوسنا بالروح القدس.</w:t>
+          <w:rFonts w:ascii="Sakkal Majalla" w:hAnsi="Sakkal Majalla" w:cs="Sakkal Majalla" w:hint="cs"/>
+          <w:sz w:val="28"/>
+          <w:szCs w:val="28"/>
+          <w:rtl/>
+          <w:lang w:bidi="ar-AE"/>
+        </w:rPr>
+        <w:t>في أول وهلة يبدو أنه من المستحيل بأن نختزل الحقائق الموجودة في هذين الموضعين الكتابيين إلى قاسم مشترك. في الإصحاح 3 يصرّح بأنه: "</w:t>
+      </w:r>
+      <w:r>
+        <w:rPr>
+          <w:rFonts w:ascii="Sakkal Majalla" w:hAnsi="Sakkal Majalla" w:cs="Sakkal Majalla" w:hint="cs"/>
+          <w:sz w:val="28"/>
+          <w:szCs w:val="28"/>
+          <w:rtl/>
+          <w:lang w:bidi="ar-AE"/>
+        </w:rPr>
+        <w:t>مَنْ</w:t>
+      </w:r>
+      <w:r>
+        <w:rPr>
+          <w:rFonts w:ascii="Sakkal Majalla" w:hAnsi="Sakkal Majalla" w:cs="Sakkal Majalla"/>
+          <w:sz w:val="28"/>
+          <w:szCs w:val="28"/>
+          <w:rtl/>
+          <w:lang w:bidi="ar-AE"/>
+        </w:rPr>
+        <w:t xml:space="preserve"> </w:t>
+      </w:r>
+      <w:r>
+        <w:rPr>
+          <w:rFonts w:ascii="Sakkal Majalla" w:hAnsi="Sakkal Majalla" w:cs="Sakkal Majalla" w:hint="cs"/>
+          <w:sz w:val="28"/>
+          <w:szCs w:val="28"/>
+          <w:rtl/>
+          <w:lang w:bidi="ar-AE"/>
+        </w:rPr>
+        <w:t>يَفْعَلُ</w:t>
+      </w:r>
+      <w:r>
+        <w:rPr>
+          <w:rFonts w:ascii="Sakkal Majalla" w:hAnsi="Sakkal Majalla" w:cs="Sakkal Majalla"/>
+          <w:sz w:val="28"/>
+          <w:szCs w:val="28"/>
+          <w:rtl/>
+          <w:lang w:bidi="ar-AE"/>
+        </w:rPr>
+        <w:t xml:space="preserve"> </w:t>
+      </w:r>
+      <w:r>
+        <w:rPr>
+          <w:rFonts w:ascii="Sakkal Majalla" w:hAnsi="Sakkal Majalla" w:cs="Sakkal Majalla" w:hint="cs"/>
+          <w:sz w:val="28"/>
+          <w:szCs w:val="28"/>
+          <w:rtl/>
+          <w:lang w:bidi="ar-AE"/>
+        </w:rPr>
+        <w:t>الْخَطِيَّةَ</w:t>
+      </w:r>
+      <w:r>
+        <w:rPr>
+          <w:rFonts w:ascii="Sakkal Majalla" w:hAnsi="Sakkal Majalla" w:cs="Sakkal Majalla"/>
+          <w:sz w:val="28"/>
+          <w:szCs w:val="28"/>
+          <w:rtl/>
+          <w:lang w:bidi="ar-AE"/>
+        </w:rPr>
+        <w:t xml:space="preserve"> </w:t>
+      </w:r>
+      <w:r>
+        <w:rPr>
+          <w:rFonts w:ascii="Sakkal Majalla" w:hAnsi="Sakkal Majalla" w:cs="Sakkal Majalla" w:hint="cs"/>
+          <w:sz w:val="28"/>
+          <w:szCs w:val="28"/>
+          <w:rtl/>
+          <w:lang w:bidi="ar-AE"/>
+        </w:rPr>
+        <w:t>فَهُوَ</w:t>
+      </w:r>
+      <w:r>
+        <w:rPr>
+          <w:rFonts w:ascii="Sakkal Majalla" w:hAnsi="Sakkal Majalla" w:cs="Sakkal Majalla"/>
+          <w:sz w:val="28"/>
+          <w:szCs w:val="28"/>
+          <w:rtl/>
+          <w:lang w:bidi="ar-AE"/>
+        </w:rPr>
+        <w:t xml:space="preserve"> </w:t>
+      </w:r>
+      <w:r>
+        <w:rPr>
+          <w:rFonts w:ascii="Sakkal Majalla" w:hAnsi="Sakkal Majalla" w:cs="Sakkal Majalla" w:hint="cs"/>
+          <w:sz w:val="28"/>
+          <w:szCs w:val="28"/>
+          <w:rtl/>
+          <w:lang w:bidi="ar-AE"/>
+        </w:rPr>
+        <w:t>مِنْ</w:t>
+      </w:r>
+      <w:r>
+        <w:rPr>
+          <w:rFonts w:ascii="Sakkal Majalla" w:hAnsi="Sakkal Majalla" w:cs="Sakkal Majalla"/>
+          <w:sz w:val="28"/>
+          <w:szCs w:val="28"/>
+          <w:rtl/>
+          <w:lang w:bidi="ar-AE"/>
+        </w:rPr>
+        <w:t xml:space="preserve"> </w:t>
+      </w:r>
+      <w:r>
+        <w:rPr>
+          <w:rFonts w:ascii="Sakkal Majalla" w:hAnsi="Sakkal Majalla" w:cs="Sakkal Majalla" w:hint="cs"/>
+          <w:sz w:val="28"/>
+          <w:szCs w:val="28"/>
+          <w:rtl/>
+          <w:lang w:bidi="ar-AE"/>
+        </w:rPr>
+        <w:t>إِبْلِيسَ</w:t>
+      </w:r>
+      <w:r>
+        <w:rPr>
+          <w:rFonts w:ascii="Sakkal Majalla" w:hAnsi="Sakkal Majalla" w:cs="Sakkal Majalla" w:hint="cs"/>
+          <w:sz w:val="28"/>
+          <w:szCs w:val="28"/>
+          <w:rtl/>
+          <w:lang w:bidi="ar-AE"/>
+        </w:rPr>
+        <w:t>" و "</w:t>
+      </w:r>
+      <w:r>
+        <w:rPr>
+          <w:rFonts w:ascii="Sakkal Majalla" w:hAnsi="Sakkal Majalla" w:cs="Sakkal Majalla" w:hint="cs"/>
+          <w:sz w:val="28"/>
+          <w:szCs w:val="28"/>
+          <w:rtl/>
+          <w:lang w:bidi="ar-AE"/>
+        </w:rPr>
+        <w:t>كُلُّ</w:t>
+      </w:r>
+      <w:r>
+        <w:rPr>
+          <w:rFonts w:ascii="Sakkal Majalla" w:hAnsi="Sakkal Majalla" w:cs="Sakkal Majalla"/>
+          <w:sz w:val="28"/>
+          <w:szCs w:val="28"/>
+          <w:rtl/>
+          <w:lang w:bidi="ar-AE"/>
+        </w:rPr>
+        <w:t xml:space="preserve"> </w:t>
+      </w:r>
+      <w:r>
+        <w:rPr>
+          <w:rFonts w:ascii="Sakkal Majalla" w:hAnsi="Sakkal Majalla" w:cs="Sakkal Majalla" w:hint="cs"/>
+          <w:sz w:val="28"/>
+          <w:szCs w:val="28"/>
+          <w:rtl/>
+          <w:lang w:bidi="ar-AE"/>
+        </w:rPr>
+        <w:t>مَنْ</w:t>
+      </w:r>
+      <w:r>
+        <w:rPr>
+          <w:rFonts w:ascii="Sakkal Majalla" w:hAnsi="Sakkal Majalla" w:cs="Sakkal Majalla"/>
+          <w:sz w:val="28"/>
+          <w:szCs w:val="28"/>
+          <w:rtl/>
+          <w:lang w:bidi="ar-AE"/>
+        </w:rPr>
+        <w:t xml:space="preserve"> </w:t>
+      </w:r>
+      <w:r>
+        <w:rPr>
+          <w:rFonts w:ascii="Sakkal Majalla" w:hAnsi="Sakkal Majalla" w:cs="Sakkal Majalla" w:hint="cs"/>
+          <w:sz w:val="28"/>
+          <w:szCs w:val="28"/>
+          <w:rtl/>
+          <w:lang w:bidi="ar-AE"/>
+        </w:rPr>
+        <w:t>هُوَ</w:t>
+      </w:r>
+      <w:r>
+        <w:rPr>
+          <w:rFonts w:ascii="Sakkal Majalla" w:hAnsi="Sakkal Majalla" w:cs="Sakkal Majalla"/>
+          <w:sz w:val="28"/>
+          <w:szCs w:val="28"/>
+          <w:rtl/>
+          <w:lang w:bidi="ar-AE"/>
+        </w:rPr>
+        <w:t xml:space="preserve"> </w:t>
+      </w:r>
+      <w:r>
+        <w:rPr>
+          <w:rFonts w:ascii="Sakkal Majalla" w:hAnsi="Sakkal Majalla" w:cs="Sakkal Majalla" w:hint="cs"/>
+          <w:sz w:val="28"/>
+          <w:szCs w:val="28"/>
+          <w:rtl/>
+          <w:lang w:bidi="ar-AE"/>
+        </w:rPr>
+        <w:t>مَوْلُودٌ</w:t>
+      </w:r>
+      <w:r>
+        <w:rPr>
+          <w:rFonts w:ascii="Sakkal Majalla" w:hAnsi="Sakkal Majalla" w:cs="Sakkal Majalla"/>
+          <w:sz w:val="28"/>
+          <w:szCs w:val="28"/>
+          <w:rtl/>
+          <w:lang w:bidi="ar-AE"/>
+        </w:rPr>
+        <w:t xml:space="preserve"> </w:t>
+      </w:r>
+      <w:r>
+        <w:rPr>
+          <w:rFonts w:ascii="Sakkal Majalla" w:hAnsi="Sakkal Majalla" w:cs="Sakkal Majalla" w:hint="cs"/>
+          <w:sz w:val="28"/>
+          <w:szCs w:val="28"/>
+          <w:rtl/>
+          <w:lang w:bidi="ar-AE"/>
+        </w:rPr>
+        <w:t>مِنَ</w:t>
+      </w:r>
+      <w:r>
+        <w:rPr>
+          <w:rFonts w:ascii="Sakkal Majalla" w:hAnsi="Sakkal Majalla" w:cs="Sakkal Majalla"/>
+          <w:sz w:val="28"/>
+          <w:szCs w:val="28"/>
+          <w:rtl/>
+          <w:lang w:bidi="ar-AE"/>
+        </w:rPr>
+        <w:t xml:space="preserve"> </w:t>
+      </w:r>
+      <w:r>
+        <w:rPr>
+          <w:rFonts w:ascii="Sakkal Majalla" w:hAnsi="Sakkal Majalla" w:cs="Sakkal Majalla" w:hint="cs"/>
+          <w:sz w:val="28"/>
+          <w:szCs w:val="28"/>
+          <w:rtl/>
+          <w:lang w:bidi="ar-AE"/>
+        </w:rPr>
+        <w:t>اللهِ</w:t>
+      </w:r>
+      <w:r>
+        <w:rPr>
+          <w:rFonts w:ascii="Sakkal Majalla" w:hAnsi="Sakkal Majalla" w:cs="Sakkal Majalla"/>
+          <w:sz w:val="28"/>
+          <w:szCs w:val="28"/>
+          <w:rtl/>
+          <w:lang w:bidi="ar-AE"/>
+        </w:rPr>
+        <w:t xml:space="preserve"> </w:t>
+      </w:r>
+      <w:r>
+        <w:rPr>
+          <w:rFonts w:ascii="Sakkal Majalla" w:hAnsi="Sakkal Majalla" w:cs="Sakkal Majalla" w:hint="cs"/>
+          <w:sz w:val="28"/>
+          <w:szCs w:val="28"/>
+          <w:rtl/>
+          <w:lang w:bidi="ar-AE"/>
+        </w:rPr>
+        <w:t>لاَ</w:t>
+      </w:r>
+      <w:r>
+        <w:rPr>
+          <w:rFonts w:ascii="Sakkal Majalla" w:hAnsi="Sakkal Majalla" w:cs="Sakkal Majalla"/>
+          <w:sz w:val="28"/>
+          <w:szCs w:val="28"/>
+          <w:rtl/>
+          <w:lang w:bidi="ar-AE"/>
+        </w:rPr>
+        <w:t xml:space="preserve"> </w:t>
+      </w:r>
+      <w:r>
+        <w:rPr>
+          <w:rFonts w:ascii="Sakkal Majalla" w:hAnsi="Sakkal Majalla" w:cs="Sakkal Majalla" w:hint="cs"/>
+          <w:sz w:val="28"/>
+          <w:szCs w:val="28"/>
+          <w:rtl/>
+          <w:lang w:bidi="ar-AE"/>
+        </w:rPr>
+        <w:t>يَفْعَلُ</w:t>
+      </w:r>
+      <w:r>
+        <w:rPr>
+          <w:rFonts w:ascii="Sakkal Majalla" w:hAnsi="Sakkal Majalla" w:cs="Sakkal Majalla"/>
+          <w:sz w:val="28"/>
+          <w:szCs w:val="28"/>
+          <w:rtl/>
+          <w:lang w:bidi="ar-AE"/>
+        </w:rPr>
+        <w:t xml:space="preserve"> </w:t>
+      </w:r>
+      <w:r>
+        <w:rPr>
+          <w:rFonts w:ascii="Sakkal Majalla" w:hAnsi="Sakkal Majalla" w:cs="Sakkal Majalla" w:hint="cs"/>
+          <w:sz w:val="28"/>
+          <w:szCs w:val="28"/>
+          <w:rtl/>
+          <w:lang w:bidi="ar-AE"/>
+        </w:rPr>
+        <w:t>خَطِيَّةً</w:t>
+      </w:r>
+      <w:r>
+        <w:rPr>
+          <w:rFonts w:ascii="Sakkal Majalla" w:hAnsi="Sakkal Majalla" w:cs="Sakkal Majalla" w:hint="cs"/>
+          <w:sz w:val="28"/>
+          <w:szCs w:val="28"/>
+          <w:rtl/>
+          <w:lang w:bidi="ar-AE"/>
+        </w:rPr>
+        <w:t>" إن وجب علينا أن نفهم ذلك في مفهومه المطلق فستتحطم كل آمالنا ولن يستطيع أي مؤمن ال</w:t>
+      </w:r>
+      <w:r>
+        <w:rPr>
+          <w:rFonts w:ascii="Sakkal Majalla" w:hAnsi="Sakkal Majalla" w:cs="Sakkal Majalla" w:hint="cs"/>
+          <w:sz w:val="28"/>
+          <w:szCs w:val="28"/>
+          <w:rtl/>
+          <w:lang w:bidi="ar-AE"/>
+        </w:rPr>
+        <w:t>وجود أمام الله.</w:t>
       </w:r>
     </w:p>
     <w:p>
       <w:pPr>
         <w:jc w:val="both"/>
         <w:rPr>
+          <w:rFonts w:ascii="Sakkal Majalla" w:hAnsi="Sakkal Majalla" w:cs="Sakkal Majalla"/>
+          <w:sz w:val="28"/>
+          <w:szCs w:val="28"/>
           <w:rtl/>
           <w:lang w:bidi="ar-AE"/>
         </w:rPr>
       </w:pPr>
       <w:r>
         <w:rPr>
+          <w:rFonts w:ascii="Sakkal Majalla" w:hAnsi="Sakkal Majalla" w:cs="Sakkal Majalla" w:hint="cs"/>
+          <w:sz w:val="28"/>
+          <w:szCs w:val="28"/>
+          <w:rtl/>
+          <w:lang w:bidi="ar-AE"/>
+        </w:rPr>
+        <w:t>لكننا نقرأ في الإصحاح الأول: "</w:t>
+      </w:r>
+      <w:r>
+        <w:rPr>
           <w:rFonts w:hint="cs"/>
           <w:rtl/>
-          <w:lang w:bidi="ar-AE"/>
-        </w:rPr>
-        <w:t xml:space="preserve">في الإصحاح الثالث لا ينظر الروح القدس إلى المؤمن وهو في حضرة الآب والابن، وإنما إلى المؤمن </w:t>
+        </w:rPr>
+        <w:t xml:space="preserve"> </w:t>
+      </w:r>
+      <w:r>
+        <w:rPr>
+          <w:rFonts w:ascii="Sakkal Majalla" w:hAnsi="Sakkal Majalla" w:cs="Sakkal Majalla" w:hint="cs"/>
+          <w:sz w:val="28"/>
+          <w:szCs w:val="28"/>
+          <w:rtl/>
+          <w:lang w:bidi="ar-AE"/>
+        </w:rPr>
+        <w:t>إِنْ</w:t>
+      </w:r>
+      <w:r>
+        <w:rPr>
+          <w:rFonts w:ascii="Sakkal Majalla" w:hAnsi="Sakkal Majalla" w:cs="Sakkal Majalla"/>
+          <w:sz w:val="28"/>
+          <w:szCs w:val="28"/>
+          <w:rtl/>
+          <w:lang w:bidi="ar-AE"/>
+        </w:rPr>
+        <w:t xml:space="preserve"> </w:t>
+      </w:r>
+      <w:r>
+        <w:rPr>
+          <w:rFonts w:ascii="Sakkal Majalla" w:hAnsi="Sakkal Majalla" w:cs="Sakkal Majalla" w:hint="cs"/>
+          <w:sz w:val="28"/>
+          <w:szCs w:val="28"/>
+          <w:rtl/>
+          <w:lang w:bidi="ar-AE"/>
+        </w:rPr>
+        <w:t>قُلْنَا</w:t>
+      </w:r>
+      <w:r>
+        <w:rPr>
+          <w:rFonts w:ascii="Sakkal Majalla" w:hAnsi="Sakkal Majalla" w:cs="Sakkal Majalla"/>
+          <w:sz w:val="28"/>
+          <w:szCs w:val="28"/>
+          <w:rtl/>
+          <w:lang w:bidi="ar-AE"/>
+        </w:rPr>
+        <w:t xml:space="preserve">: </w:t>
+      </w:r>
+      <w:r>
+        <w:rPr>
+          <w:rFonts w:ascii="Sakkal Majalla" w:hAnsi="Sakkal Majalla" w:cs="Sakkal Majalla" w:hint="cs"/>
+          <w:sz w:val="28"/>
+          <w:szCs w:val="28"/>
+          <w:rtl/>
+          <w:lang w:bidi="ar-AE"/>
+        </w:rPr>
+        <w:t>إِنَّهُ</w:t>
+      </w:r>
+      <w:r>
+        <w:rPr>
+          <w:rFonts w:ascii="Sakkal Majalla" w:hAnsi="Sakkal Majalla" w:cs="Sakkal Majalla"/>
+          <w:sz w:val="28"/>
+          <w:szCs w:val="28"/>
+          <w:rtl/>
+          <w:lang w:bidi="ar-AE"/>
+        </w:rPr>
+        <w:t xml:space="preserve"> </w:t>
+      </w:r>
+      <w:r>
+        <w:rPr>
+          <w:rFonts w:ascii="Sakkal Majalla" w:hAnsi="Sakkal Majalla" w:cs="Sakkal Majalla" w:hint="cs"/>
+          <w:sz w:val="28"/>
+          <w:szCs w:val="28"/>
+          <w:rtl/>
+          <w:lang w:bidi="ar-AE"/>
+        </w:rPr>
+        <w:t>لَيْسَ</w:t>
+      </w:r>
+      <w:r>
+        <w:rPr>
+          <w:rFonts w:ascii="Sakkal Majalla" w:hAnsi="Sakkal Majalla" w:cs="Sakkal Majalla"/>
+          <w:sz w:val="28"/>
+          <w:szCs w:val="28"/>
+          <w:rtl/>
+          <w:lang w:bidi="ar-AE"/>
+        </w:rPr>
+        <w:t xml:space="preserve"> </w:t>
+      </w:r>
+      <w:r>
+        <w:rPr>
+          <w:rFonts w:ascii="Sakkal Majalla" w:hAnsi="Sakkal Majalla" w:cs="Sakkal Majalla" w:hint="cs"/>
+          <w:sz w:val="28"/>
+          <w:szCs w:val="28"/>
+          <w:rtl/>
+          <w:lang w:bidi="ar-AE"/>
+        </w:rPr>
+        <w:t>لَنَا</w:t>
+      </w:r>
+      <w:r>
+        <w:rPr>
+          <w:rFonts w:ascii="Sakkal Majalla" w:hAnsi="Sakkal Majalla" w:cs="Sakkal Majalla"/>
+          <w:sz w:val="28"/>
+          <w:szCs w:val="28"/>
+          <w:rtl/>
+          <w:lang w:bidi="ar-AE"/>
+        </w:rPr>
+        <w:t xml:space="preserve"> </w:t>
+      </w:r>
+      <w:r>
+        <w:rPr>
+          <w:rFonts w:ascii="Sakkal Majalla" w:hAnsi="Sakkal Majalla" w:cs="Sakkal Majalla" w:hint="cs"/>
+          <w:sz w:val="28"/>
+          <w:szCs w:val="28"/>
+          <w:rtl/>
+          <w:lang w:bidi="ar-AE"/>
+        </w:rPr>
+        <w:t>خَطِيَّةٌ</w:t>
+      </w:r>
+      <w:r>
+        <w:rPr>
+          <w:rFonts w:ascii="Sakkal Majalla" w:hAnsi="Sakkal Majalla" w:cs="Sakkal Majalla"/>
+          <w:sz w:val="28"/>
+          <w:szCs w:val="28"/>
+          <w:rtl/>
+          <w:lang w:bidi="ar-AE"/>
+        </w:rPr>
+        <w:t xml:space="preserve"> </w:t>
+      </w:r>
+      <w:r>
+        <w:rPr>
+          <w:rFonts w:ascii="Sakkal Majalla" w:hAnsi="Sakkal Majalla" w:cs="Sakkal Majalla" w:hint="cs"/>
+          <w:sz w:val="28"/>
+          <w:szCs w:val="28"/>
+          <w:rtl/>
+          <w:lang w:bidi="ar-AE"/>
+        </w:rPr>
+        <w:t>نُضِلُّ</w:t>
+      </w:r>
+      <w:r>
+        <w:rPr>
+          <w:rFonts w:ascii="Sakkal Majalla" w:hAnsi="Sakkal Majalla" w:cs="Sakkal Majalla"/>
+          <w:sz w:val="28"/>
+          <w:szCs w:val="28"/>
+          <w:rtl/>
+          <w:lang w:bidi="ar-AE"/>
+        </w:rPr>
+        <w:t xml:space="preserve"> </w:t>
+      </w:r>
+      <w:r>
+        <w:rPr>
+          <w:rFonts w:ascii="Sakkal Majalla" w:hAnsi="Sakkal Majalla" w:cs="Sakkal Majalla" w:hint="cs"/>
+          <w:sz w:val="28"/>
+          <w:szCs w:val="28"/>
+          <w:rtl/>
+          <w:lang w:bidi="ar-AE"/>
+        </w:rPr>
+        <w:t>أَنْفُسَنَا</w:t>
+      </w:r>
+      <w:r>
+        <w:rPr>
+          <w:rFonts w:ascii="Sakkal Majalla" w:hAnsi="Sakkal Majalla" w:cs="Sakkal Majalla" w:hint="cs"/>
+          <w:sz w:val="28"/>
+          <w:szCs w:val="28"/>
+          <w:rtl/>
+          <w:lang w:bidi="ar-AE"/>
+        </w:rPr>
+        <w:t xml:space="preserve">." هنا يُعرض لنا </w:t>
+      </w:r>
+      <w:proofErr w:type="spellStart"/>
+      <w:r>
+        <w:rPr>
+          <w:rFonts w:ascii="Sakkal Majalla" w:hAnsi="Sakkal Majalla" w:cs="Sakkal Majalla" w:hint="cs"/>
+          <w:sz w:val="28"/>
+          <w:szCs w:val="28"/>
+          <w:rtl/>
+          <w:lang w:bidi="ar-AE"/>
+        </w:rPr>
+        <w:t>الإدّعاء</w:t>
+      </w:r>
+      <w:proofErr w:type="spellEnd"/>
+      <w:r>
+        <w:rPr>
+          <w:rFonts w:ascii="Sakkal Majalla" w:hAnsi="Sakkal Majalla" w:cs="Sakkal Majalla" w:hint="cs"/>
+          <w:sz w:val="28"/>
+          <w:szCs w:val="28"/>
+          <w:rtl/>
+          <w:lang w:bidi="ar-AE"/>
+        </w:rPr>
+        <w:t xml:space="preserve"> </w:t>
+      </w:r>
+      <w:r>
+        <w:rPr>
+          <w:rFonts w:ascii="Sakkal Majalla" w:hAnsi="Sakkal Majalla" w:cs="Sakkal Majalla" w:hint="cs"/>
+          <w:sz w:val="28"/>
+          <w:szCs w:val="28"/>
+          <w:rtl/>
+          <w:lang w:bidi="ar-AE"/>
+        </w:rPr>
+        <w:t>في أننا</w:t>
+      </w:r>
+      <w:r>
+        <w:rPr>
+          <w:rFonts w:ascii="Sakkal Majalla" w:hAnsi="Sakkal Majalla" w:cs="Sakkal Majalla" w:hint="cs"/>
+          <w:sz w:val="28"/>
+          <w:szCs w:val="28"/>
+          <w:rtl/>
+          <w:lang w:bidi="ar-AE"/>
+        </w:rPr>
+        <w:t xml:space="preserve"> ليس لنا خطية بأننا نخدع ونضل أنفسنا في ذلك. بينما في الإصحاح الثالث يصرّح بصورة واضحة: "</w:t>
       </w:r>
       <w:r>
         <w:rPr>
           <w:rFonts w:hint="cs"/>
           <w:rtl/>
-          <w:lang w:bidi="ar-AE"/>
-        </w:rPr>
-        <w:t xml:space="preserve">في حضرة العالم. في حضرة الآب والابن يُقال عنه بأنه له خطية؛ ولكن حالما </w:t>
-      </w:r>
-      <w:bookmarkStart w:id="0" w:name="_GoBack"/>
-      <w:bookmarkEnd w:id="0"/>
-      <w:r>
-        <w:rPr>
-          <w:rFonts w:hint="cs"/>
-          <w:rtl/>
-          <w:lang w:bidi="ar-AE"/>
-        </w:rPr>
-        <w:t>يُنظر إليه مقابل العالم الذي يحيط به، الموضوع في الشرير، تصرح الكلمة: "لا يفعل خطية". إن أولاد العالم ليس لهم طبيعة جديدة، ليس لهم إلا خطية. أما المؤمن فهو له طبيعة جديدة، مقدسة ومحبة، لا تفعل الخطية.</w:t>
+        </w:rPr>
+        <w:t xml:space="preserve"> </w:t>
+      </w:r>
+      <w:r>
+        <w:rPr>
+          <w:rFonts w:ascii="Sakkal Majalla" w:hAnsi="Sakkal Majalla" w:cs="Sakkal Majalla" w:hint="cs"/>
+          <w:sz w:val="28"/>
+          <w:szCs w:val="28"/>
+          <w:rtl/>
+          <w:lang w:bidi="ar-AE"/>
+        </w:rPr>
+        <w:t>كُلُّ</w:t>
+      </w:r>
+      <w:r>
+        <w:rPr>
+          <w:rFonts w:ascii="Sakkal Majalla" w:hAnsi="Sakkal Majalla" w:cs="Sakkal Majalla"/>
+          <w:sz w:val="28"/>
+          <w:szCs w:val="28"/>
+          <w:rtl/>
+          <w:lang w:bidi="ar-AE"/>
+        </w:rPr>
+        <w:t xml:space="preserve"> </w:t>
+      </w:r>
+      <w:r>
+        <w:rPr>
+          <w:rFonts w:ascii="Sakkal Majalla" w:hAnsi="Sakkal Majalla" w:cs="Sakkal Majalla" w:hint="cs"/>
+          <w:sz w:val="28"/>
+          <w:szCs w:val="28"/>
+          <w:rtl/>
+          <w:lang w:bidi="ar-AE"/>
+        </w:rPr>
+        <w:t>مَنْ</w:t>
+      </w:r>
+      <w:r>
+        <w:rPr>
+          <w:rFonts w:ascii="Sakkal Majalla" w:hAnsi="Sakkal Majalla" w:cs="Sakkal Majalla"/>
+          <w:sz w:val="28"/>
+          <w:szCs w:val="28"/>
+          <w:rtl/>
+          <w:lang w:bidi="ar-AE"/>
+        </w:rPr>
+        <w:t xml:space="preserve"> </w:t>
+      </w:r>
+      <w:r>
+        <w:rPr>
+          <w:rFonts w:ascii="Sakkal Majalla" w:hAnsi="Sakkal Majalla" w:cs="Sakkal Majalla" w:hint="cs"/>
+          <w:sz w:val="28"/>
+          <w:szCs w:val="28"/>
+          <w:rtl/>
+          <w:lang w:bidi="ar-AE"/>
+        </w:rPr>
+        <w:t>هُوَ</w:t>
+      </w:r>
+      <w:r>
+        <w:rPr>
+          <w:rFonts w:ascii="Sakkal Majalla" w:hAnsi="Sakkal Majalla" w:cs="Sakkal Majalla"/>
+          <w:sz w:val="28"/>
+          <w:szCs w:val="28"/>
+          <w:rtl/>
+          <w:lang w:bidi="ar-AE"/>
+        </w:rPr>
+        <w:t xml:space="preserve"> </w:t>
+      </w:r>
+      <w:r>
+        <w:rPr>
+          <w:rFonts w:ascii="Sakkal Majalla" w:hAnsi="Sakkal Majalla" w:cs="Sakkal Majalla" w:hint="cs"/>
+          <w:sz w:val="28"/>
+          <w:szCs w:val="28"/>
+          <w:rtl/>
+          <w:lang w:bidi="ar-AE"/>
+        </w:rPr>
+        <w:t>مَوْلُودٌ</w:t>
+      </w:r>
+      <w:r>
+        <w:rPr>
+          <w:rFonts w:ascii="Sakkal Majalla" w:hAnsi="Sakkal Majalla" w:cs="Sakkal Majalla"/>
+          <w:sz w:val="28"/>
+          <w:szCs w:val="28"/>
+          <w:rtl/>
+          <w:lang w:bidi="ar-AE"/>
+        </w:rPr>
+        <w:t xml:space="preserve"> </w:t>
+      </w:r>
+      <w:r>
+        <w:rPr>
+          <w:rFonts w:ascii="Sakkal Majalla" w:hAnsi="Sakkal Majalla" w:cs="Sakkal Majalla" w:hint="cs"/>
+          <w:sz w:val="28"/>
+          <w:szCs w:val="28"/>
+          <w:rtl/>
+          <w:lang w:bidi="ar-AE"/>
+        </w:rPr>
+        <w:t>مِنَ</w:t>
+      </w:r>
+      <w:r>
+        <w:rPr>
+          <w:rFonts w:ascii="Sakkal Majalla" w:hAnsi="Sakkal Majalla" w:cs="Sakkal Majalla"/>
+          <w:sz w:val="28"/>
+          <w:szCs w:val="28"/>
+          <w:rtl/>
+          <w:lang w:bidi="ar-AE"/>
+        </w:rPr>
+        <w:t xml:space="preserve"> </w:t>
+      </w:r>
+      <w:r>
+        <w:rPr>
+          <w:rFonts w:ascii="Sakkal Majalla" w:hAnsi="Sakkal Majalla" w:cs="Sakkal Majalla" w:hint="cs"/>
+          <w:sz w:val="28"/>
+          <w:szCs w:val="28"/>
+          <w:rtl/>
+          <w:lang w:bidi="ar-AE"/>
+        </w:rPr>
+        <w:t>اللهِ</w:t>
+      </w:r>
+      <w:r>
+        <w:rPr>
+          <w:rFonts w:ascii="Sakkal Majalla" w:hAnsi="Sakkal Majalla" w:cs="Sakkal Majalla"/>
+          <w:sz w:val="28"/>
+          <w:szCs w:val="28"/>
+          <w:rtl/>
+          <w:lang w:bidi="ar-AE"/>
+        </w:rPr>
+        <w:t xml:space="preserve"> </w:t>
+      </w:r>
+      <w:r>
+        <w:rPr>
+          <w:rFonts w:ascii="Sakkal Majalla" w:hAnsi="Sakkal Majalla" w:cs="Sakkal Majalla" w:hint="cs"/>
+          <w:sz w:val="28"/>
+          <w:szCs w:val="28"/>
+          <w:rtl/>
+          <w:lang w:bidi="ar-AE"/>
+        </w:rPr>
+        <w:t>لاَ</w:t>
+      </w:r>
+      <w:r>
+        <w:rPr>
+          <w:rFonts w:ascii="Sakkal Majalla" w:hAnsi="Sakkal Majalla" w:cs="Sakkal Majalla"/>
+          <w:sz w:val="28"/>
+          <w:szCs w:val="28"/>
+          <w:rtl/>
+          <w:lang w:bidi="ar-AE"/>
+        </w:rPr>
+        <w:t xml:space="preserve"> </w:t>
+      </w:r>
+      <w:r>
+        <w:rPr>
+          <w:rFonts w:ascii="Sakkal Majalla" w:hAnsi="Sakkal Majalla" w:cs="Sakkal Majalla" w:hint="cs"/>
+          <w:sz w:val="28"/>
+          <w:szCs w:val="28"/>
+          <w:rtl/>
+          <w:lang w:bidi="ar-AE"/>
+        </w:rPr>
+        <w:t>يَفْعَلُ</w:t>
+      </w:r>
+      <w:r>
+        <w:rPr>
+          <w:rFonts w:ascii="Sakkal Majalla" w:hAnsi="Sakkal Majalla" w:cs="Sakkal Majalla"/>
+          <w:sz w:val="28"/>
+          <w:szCs w:val="28"/>
+          <w:rtl/>
+          <w:lang w:bidi="ar-AE"/>
+        </w:rPr>
+        <w:t xml:space="preserve"> </w:t>
+      </w:r>
+      <w:r>
+        <w:rPr>
+          <w:rFonts w:ascii="Sakkal Majalla" w:hAnsi="Sakkal Majalla" w:cs="Sakkal Majalla" w:hint="cs"/>
+          <w:sz w:val="28"/>
+          <w:szCs w:val="28"/>
+          <w:rtl/>
+          <w:lang w:bidi="ar-AE"/>
+        </w:rPr>
+        <w:t>خَطِيَّةً</w:t>
+      </w:r>
+      <w:r>
+        <w:rPr>
+          <w:rFonts w:ascii="Sakkal Majalla" w:hAnsi="Sakkal Majalla" w:cs="Sakkal Majalla" w:hint="cs"/>
+          <w:sz w:val="28"/>
+          <w:szCs w:val="28"/>
+          <w:rtl/>
+          <w:lang w:bidi="ar-AE"/>
+        </w:rPr>
+        <w:t>"، غير أن هذان الموضعان لا يتعارضان فيما بينهما.</w:t>
       </w:r>
     </w:p>
     <w:p>
       <w:pPr>
         <w:jc w:val="both"/>
         <w:rPr>
+          <w:rFonts w:ascii="Sakkal Majalla" w:hAnsi="Sakkal Majalla" w:cs="Sakkal Majalla"/>
+          <w:sz w:val="28"/>
+          <w:szCs w:val="28"/>
           <w:rtl/>
           <w:lang w:bidi="ar-AE"/>
         </w:rPr>
       </w:pPr>
       <w:r>
         <w:rPr>
-          <w:rFonts w:hint="cs"/>
-          <w:rtl/>
-          <w:lang w:bidi="ar-AE"/>
-        </w:rPr>
-        <w:t xml:space="preserve">من الممكن أن نتخذ يوحنا المعمدان كمثال (متى 11). يوحنا كان في السجن. </w:t>
-      </w:r>
-      <w:r>
-        <w:rPr>
-          <w:rFonts w:hint="cs"/>
-          <w:rtl/>
-          <w:lang w:bidi="ar-AE"/>
-        </w:rPr>
-        <w:t xml:space="preserve">لم يكن عليه سهلاً بأن يتقبل الواقع وأرسل </w:t>
-      </w:r>
-      <w:r>
-        <w:rPr>
-          <w:rFonts w:hint="cs"/>
-          <w:rtl/>
-          <w:lang w:bidi="ar-AE"/>
-        </w:rPr>
-        <w:t>مبعوثين</w:t>
-      </w:r>
-      <w:r>
-        <w:rPr>
-          <w:rFonts w:hint="cs"/>
-          <w:rtl/>
-          <w:lang w:bidi="ar-AE"/>
-        </w:rPr>
-        <w:t xml:space="preserve"> إلى يسوع ليسألوه، إن كان هو فعلاً الذي كان ينتظره. أجاب</w:t>
-      </w:r>
-      <w:r>
-        <w:rPr>
-          <w:rFonts w:hint="cs"/>
-          <w:rtl/>
-          <w:lang w:bidi="ar-AE"/>
-        </w:rPr>
-        <w:t>هما</w:t>
-      </w:r>
-      <w:r>
-        <w:rPr>
-          <w:rFonts w:hint="cs"/>
-          <w:rtl/>
-          <w:lang w:bidi="ar-AE"/>
-        </w:rPr>
-        <w:t xml:space="preserve"> يسوع: "</w:t>
-      </w:r>
-      <w:r>
-        <w:rPr>
-          <w:rtl/>
-        </w:rPr>
-        <w:t xml:space="preserve"> </w:t>
-      </w:r>
-      <w:r>
-        <w:rPr>
-          <w:rtl/>
-          <w:lang w:bidi="ar-AE"/>
-        </w:rPr>
-        <w:t>«اذْهَبَا وَأَخْبِرَا يُوحَنَّا بِمَا تَسْمَعَانِ وَتَنْظُرَانِ:  5 اَلْعُمْيُ يُبْصِرُونَ،</w:t>
-      </w:r>
-      <w:r>
-        <w:rPr>
-          <w:rFonts w:hint="cs"/>
-          <w:rtl/>
-          <w:lang w:bidi="ar-AE"/>
-        </w:rPr>
-        <w:t>... "إلخ. كما لو كانت إجابته: "هل بمقدور غير المسيح أن يعمل كل هذه الأمور العجيبة؟" ولكن الرب أضاف إلى ذلك أيضًا: "</w:t>
-      </w:r>
-      <w:r>
-        <w:rPr>
-          <w:rtl/>
-        </w:rPr>
-        <w:t xml:space="preserve"> </w:t>
-      </w:r>
-      <w:r>
-        <w:rPr>
-          <w:rtl/>
-          <w:lang w:bidi="ar-AE"/>
-        </w:rPr>
-        <w:t>طُوبَى لِمَنْ لاَ يَعْثُرُ فِيَّ».</w:t>
-      </w:r>
-      <w:r>
-        <w:rPr>
-          <w:rFonts w:hint="cs"/>
-          <w:rtl/>
-          <w:lang w:bidi="ar-AE"/>
-        </w:rPr>
-        <w:t>"</w:t>
+          <w:rFonts w:ascii="Sakkal Majalla" w:hAnsi="Sakkal Majalla" w:cs="Sakkal Majalla" w:hint="cs"/>
+          <w:sz w:val="28"/>
+          <w:szCs w:val="28"/>
+          <w:rtl/>
+          <w:lang w:bidi="ar-AE"/>
+        </w:rPr>
+        <w:t>في الإصحاح الأول يعتبر الروح القدس المؤمن كمَن قد دخل في شركة مع الآب ومع ابنه وإلى حضرة يسوع المسيح (عدد 3: 7). إن كنت وُجدت في مثل هذه الحضرة وأقول عندها "ليس لي خطية"، فإني أخدع نفسي، ولا يكون الحق فيّ. ففي القرب وفي الشركة مع الآب والابن يُكشف عن الخطية في النور وعندها سأتيقن أخطائي.</w:t>
       </w:r>
     </w:p>
     <w:p>
       <w:pPr>
         <w:jc w:val="both"/>
         <w:rPr>
+          <w:rFonts w:ascii="Sakkal Majalla" w:hAnsi="Sakkal Majalla" w:cs="Sakkal Majalla"/>
+          <w:sz w:val="28"/>
+          <w:szCs w:val="28"/>
           <w:rtl/>
           <w:lang w:bidi="ar-AE"/>
         </w:rPr>
       </w:pPr>
       <w:r>
         <w:rPr>
+          <w:rFonts w:ascii="Sakkal Majalla" w:hAnsi="Sakkal Majalla" w:cs="Sakkal Majalla" w:hint="cs"/>
+          <w:sz w:val="28"/>
+          <w:szCs w:val="28"/>
+          <w:rtl/>
+          <w:lang w:bidi="ar-AE"/>
+        </w:rPr>
+        <w:t>إن عمل الجسد ونشاطه هو دائمًا العائق الحقيقي للشركة، لكن في محضر الله تظهر خطاياي في وضوح النهار. غير أنه تمت العناية في هذا الأمر: "</w:t>
+      </w:r>
+      <w:r>
+        <w:rPr>
           <w:rFonts w:hint="cs"/>
           <w:rtl/>
-          <w:lang w:bidi="ar-AE"/>
-        </w:rPr>
-        <w:lastRenderedPageBreak/>
-        <w:t xml:space="preserve">هنا لدينا أولاً مرجع شخصي، موضوع بين الرب ويوحنا وحدهما. </w:t>
-      </w:r>
-      <w:r>
-        <w:rPr>
-          <w:rFonts w:hint="cs"/>
-          <w:rtl/>
-          <w:lang w:bidi="ar-AE"/>
-        </w:rPr>
-        <w:t xml:space="preserve">ولكن حالما أن مضى مبعوثا المعمدان ونظر الرب إلى يوحنا على عكس جميع الآخرين </w:t>
-      </w:r>
-      <w:r>
-        <w:rPr>
-          <w:rtl/>
-          <w:lang w:bidi="ar-AE"/>
-        </w:rPr>
-        <w:t>–</w:t>
-      </w:r>
-      <w:r>
-        <w:rPr>
-          <w:rFonts w:hint="cs"/>
-          <w:rtl/>
-          <w:lang w:bidi="ar-AE"/>
-        </w:rPr>
-        <w:t xml:space="preserve"> يمكننا القول: على عكس العالم -، بأية محبة تكلّم عنه. لقد قال للشعب: "</w:t>
-      </w:r>
-      <w:r>
-        <w:rPr>
-          <w:rtl/>
-          <w:lang w:bidi="ar-AE"/>
-        </w:rPr>
-        <w:t xml:space="preserve"> 11 اَلْحَقَّ أَقُولُ لَكُمْ: لَمْ يَقُمْ بَيْنَ الْمَوْلُودِينَ مِنَ النِّسَاءِ أَعْظَمُ مِنْ يُوحَنَّا الْمَعْمَدَانِ</w:t>
-      </w:r>
-      <w:r>
-        <w:rPr>
-          <w:rFonts w:hint="cs"/>
-          <w:rtl/>
-          <w:lang w:bidi="ar-AE"/>
-        </w:rPr>
-        <w:t>."</w:t>
+        </w:rPr>
+        <w:t xml:space="preserve"> </w:t>
+      </w:r>
+      <w:r>
+        <w:rPr>
+          <w:rFonts w:ascii="Sakkal Majalla" w:hAnsi="Sakkal Majalla" w:cs="Sakkal Majalla" w:hint="cs"/>
+          <w:sz w:val="28"/>
+          <w:szCs w:val="28"/>
+          <w:rtl/>
+          <w:lang w:bidi="ar-AE"/>
+        </w:rPr>
+        <w:t>وَدَمُ</w:t>
+      </w:r>
+      <w:r>
+        <w:rPr>
+          <w:rFonts w:ascii="Sakkal Majalla" w:hAnsi="Sakkal Majalla" w:cs="Sakkal Majalla"/>
+          <w:sz w:val="28"/>
+          <w:szCs w:val="28"/>
+          <w:rtl/>
+          <w:lang w:bidi="ar-AE"/>
+        </w:rPr>
+        <w:t xml:space="preserve"> </w:t>
+      </w:r>
+      <w:r>
+        <w:rPr>
+          <w:rFonts w:ascii="Sakkal Majalla" w:hAnsi="Sakkal Majalla" w:cs="Sakkal Majalla" w:hint="cs"/>
+          <w:sz w:val="28"/>
+          <w:szCs w:val="28"/>
+          <w:rtl/>
+          <w:lang w:bidi="ar-AE"/>
+        </w:rPr>
+        <w:t>يَسُوعَ</w:t>
+      </w:r>
+      <w:r>
+        <w:rPr>
+          <w:rFonts w:ascii="Sakkal Majalla" w:hAnsi="Sakkal Majalla" w:cs="Sakkal Majalla"/>
+          <w:sz w:val="28"/>
+          <w:szCs w:val="28"/>
+          <w:rtl/>
+          <w:lang w:bidi="ar-AE"/>
+        </w:rPr>
+        <w:t xml:space="preserve"> </w:t>
+      </w:r>
+      <w:r>
+        <w:rPr>
+          <w:rFonts w:ascii="Sakkal Majalla" w:hAnsi="Sakkal Majalla" w:cs="Sakkal Majalla" w:hint="cs"/>
+          <w:sz w:val="28"/>
+          <w:szCs w:val="28"/>
+          <w:rtl/>
+          <w:lang w:bidi="ar-AE"/>
+        </w:rPr>
+        <w:t>الْمَسِيحِ</w:t>
+      </w:r>
+      <w:r>
+        <w:rPr>
+          <w:rFonts w:ascii="Sakkal Majalla" w:hAnsi="Sakkal Majalla" w:cs="Sakkal Majalla"/>
+          <w:sz w:val="28"/>
+          <w:szCs w:val="28"/>
+          <w:rtl/>
+          <w:lang w:bidi="ar-AE"/>
+        </w:rPr>
+        <w:t xml:space="preserve"> </w:t>
+      </w:r>
+      <w:r>
+        <w:rPr>
+          <w:rFonts w:ascii="Sakkal Majalla" w:hAnsi="Sakkal Majalla" w:cs="Sakkal Majalla" w:hint="cs"/>
+          <w:sz w:val="28"/>
+          <w:szCs w:val="28"/>
+          <w:rtl/>
+          <w:lang w:bidi="ar-AE"/>
+        </w:rPr>
+        <w:t>ابْنِهِ</w:t>
+      </w:r>
+      <w:r>
+        <w:rPr>
+          <w:rFonts w:ascii="Sakkal Majalla" w:hAnsi="Sakkal Majalla" w:cs="Sakkal Majalla"/>
+          <w:sz w:val="28"/>
+          <w:szCs w:val="28"/>
+          <w:rtl/>
+          <w:lang w:bidi="ar-AE"/>
+        </w:rPr>
+        <w:t xml:space="preserve"> </w:t>
+      </w:r>
+      <w:r>
+        <w:rPr>
+          <w:rFonts w:ascii="Sakkal Majalla" w:hAnsi="Sakkal Majalla" w:cs="Sakkal Majalla" w:hint="cs"/>
+          <w:sz w:val="28"/>
+          <w:szCs w:val="28"/>
+          <w:rtl/>
+          <w:lang w:bidi="ar-AE"/>
+        </w:rPr>
+        <w:t>يُطَهِّرُنَا</w:t>
+      </w:r>
+      <w:r>
+        <w:rPr>
+          <w:rFonts w:ascii="Sakkal Majalla" w:hAnsi="Sakkal Majalla" w:cs="Sakkal Majalla"/>
+          <w:sz w:val="28"/>
+          <w:szCs w:val="28"/>
+          <w:rtl/>
+          <w:lang w:bidi="ar-AE"/>
+        </w:rPr>
+        <w:t xml:space="preserve"> </w:t>
+      </w:r>
+      <w:r>
+        <w:rPr>
+          <w:rFonts w:ascii="Sakkal Majalla" w:hAnsi="Sakkal Majalla" w:cs="Sakkal Majalla" w:hint="cs"/>
+          <w:sz w:val="28"/>
+          <w:szCs w:val="28"/>
+          <w:rtl/>
+          <w:lang w:bidi="ar-AE"/>
+        </w:rPr>
+        <w:t>مِنْ</w:t>
+      </w:r>
+      <w:r>
+        <w:rPr>
+          <w:rFonts w:ascii="Sakkal Majalla" w:hAnsi="Sakkal Majalla" w:cs="Sakkal Majalla"/>
+          <w:sz w:val="28"/>
+          <w:szCs w:val="28"/>
+          <w:rtl/>
+          <w:lang w:bidi="ar-AE"/>
+        </w:rPr>
+        <w:t xml:space="preserve"> </w:t>
+      </w:r>
+      <w:r>
+        <w:rPr>
+          <w:rFonts w:ascii="Sakkal Majalla" w:hAnsi="Sakkal Majalla" w:cs="Sakkal Majalla" w:hint="cs"/>
+          <w:sz w:val="28"/>
+          <w:szCs w:val="28"/>
+          <w:rtl/>
+          <w:lang w:bidi="ar-AE"/>
+        </w:rPr>
+        <w:t>كُلِّ</w:t>
+      </w:r>
+      <w:r>
+        <w:rPr>
+          <w:rFonts w:ascii="Sakkal Majalla" w:hAnsi="Sakkal Majalla" w:cs="Sakkal Majalla"/>
+          <w:sz w:val="28"/>
+          <w:szCs w:val="28"/>
+          <w:rtl/>
+          <w:lang w:bidi="ar-AE"/>
+        </w:rPr>
+        <w:t xml:space="preserve"> </w:t>
+      </w:r>
+      <w:r>
+        <w:rPr>
+          <w:rFonts w:ascii="Sakkal Majalla" w:hAnsi="Sakkal Majalla" w:cs="Sakkal Majalla" w:hint="cs"/>
+          <w:sz w:val="28"/>
+          <w:szCs w:val="28"/>
+          <w:rtl/>
+          <w:lang w:bidi="ar-AE"/>
+        </w:rPr>
+        <w:t>خَطِيَّةٍ</w:t>
+      </w:r>
+      <w:r>
+        <w:rPr>
+          <w:rFonts w:ascii="Sakkal Majalla" w:hAnsi="Sakkal Majalla" w:cs="Sakkal Majalla"/>
+          <w:sz w:val="28"/>
+          <w:szCs w:val="28"/>
+          <w:rtl/>
+          <w:lang w:bidi="ar-AE"/>
+        </w:rPr>
+        <w:t>.</w:t>
+      </w:r>
+      <w:r>
+        <w:rPr>
+          <w:rFonts w:ascii="Sakkal Majalla" w:hAnsi="Sakkal Majalla" w:cs="Sakkal Majalla" w:hint="cs"/>
+          <w:sz w:val="28"/>
+          <w:szCs w:val="28"/>
+          <w:rtl/>
+          <w:lang w:bidi="ar-AE"/>
+        </w:rPr>
+        <w:t>" بكل يقين عمل المسيح قد أُكمل، لكن هذا لا يستثني الحق الآخر الذي يُشير إلى المحافظة على شركتنا، ألا وهو التطبيق الحاضر لهذا الدم الذي يطهرنا من كل خطية على نفوسنا بواسطة الروح القدس.</w:t>
       </w:r>
     </w:p>
     <w:p>
       <w:pPr>
         <w:jc w:val="both"/>
         <w:rPr>
+          <w:rFonts w:ascii="Sakkal Majalla" w:hAnsi="Sakkal Majalla" w:cs="Sakkal Majalla"/>
+          <w:sz w:val="28"/>
+          <w:szCs w:val="28"/>
           <w:rtl/>
           <w:lang w:bidi="ar-AE"/>
         </w:rPr>
       </w:pPr>
       <w:r>
         <w:rPr>
-          <w:rFonts w:hint="cs"/>
-          <w:rtl/>
-          <w:lang w:bidi="ar-AE"/>
-        </w:rPr>
-        <w:t>إن الخبر الذي وصل يوحنا المعمدان يختص بمؤمن في حضرة الرب، التي جميع خطاياه معلنة أمامها، وأما أمام الجمع فالرب يحامي عن يوحنا</w:t>
-      </w:r>
-      <w:r>
-        <w:rPr>
-          <w:rFonts w:hint="cs"/>
-          <w:rtl/>
-          <w:lang w:bidi="ar-AE"/>
-        </w:rPr>
-        <w:t xml:space="preserve"> بالكامل ويبرره.</w:t>
+          <w:rFonts w:ascii="Sakkal Majalla" w:hAnsi="Sakkal Majalla" w:cs="Sakkal Majalla" w:hint="cs"/>
+          <w:sz w:val="28"/>
+          <w:szCs w:val="28"/>
+          <w:rtl/>
+          <w:lang w:bidi="ar-AE"/>
+        </w:rPr>
+        <w:t>في الإصحاح الثالث لا ينظر الروح القدس إلى المؤمن وهو في حضرة الآب والابن، وإنما ينظر إلى المؤمن وهو حضرة العالم. وهو في حضرة الآب والابن يُقال عنه، بأنه له خطية: ولكن حال النظر إليه بمقابلته بالعالم المحيط به، الموضوع في الشرير، تصرّح الكلمة: "لا يفعل خطية". أولاد العالم ليس لهم طبيعة جديدة، فهم ليس لهم إلا الخطية، أما المؤمنون فلهم طبيعة جديدة، مقدسة مُحبة لا تفعل الخطية.</w:t>
       </w:r>
     </w:p>
     <w:p>
       <w:pPr>
         <w:jc w:val="both"/>
         <w:rPr>
+          <w:rFonts w:ascii="Sakkal Majalla" w:hAnsi="Sakkal Majalla" w:cs="Sakkal Majalla"/>
+          <w:sz w:val="28"/>
+          <w:szCs w:val="28"/>
           <w:rtl/>
           <w:lang w:bidi="ar-AE"/>
         </w:rPr>
       </w:pPr>
       <w:r>
         <w:rPr>
+          <w:rFonts w:ascii="Sakkal Majalla" w:hAnsi="Sakkal Majalla" w:cs="Sakkal Majalla" w:hint="cs"/>
+          <w:sz w:val="28"/>
+          <w:szCs w:val="28"/>
+          <w:rtl/>
+          <w:lang w:bidi="ar-AE"/>
+        </w:rPr>
+        <w:t xml:space="preserve">من الممكن أن يكون يوحنا المعمدان مثال لنا هنا (متى 11). يوحنا كان في السجن. لقد اجتهد بأن يتقبل هذا الواقع وأرسل </w:t>
+      </w:r>
+      <w:r>
+        <w:rPr>
+          <w:rFonts w:ascii="Sakkal Majalla" w:hAnsi="Sakkal Majalla" w:cs="Sakkal Majalla" w:hint="cs"/>
+          <w:sz w:val="28"/>
+          <w:szCs w:val="28"/>
+          <w:rtl/>
+          <w:lang w:bidi="ar-AE"/>
+        </w:rPr>
+        <w:t>اثنين</w:t>
+      </w:r>
+      <w:r>
+        <w:rPr>
+          <w:rFonts w:ascii="Sakkal Majalla" w:hAnsi="Sakkal Majalla" w:cs="Sakkal Majalla" w:hint="cs"/>
+          <w:sz w:val="28"/>
+          <w:szCs w:val="28"/>
+          <w:rtl/>
+          <w:lang w:bidi="ar-AE"/>
+        </w:rPr>
+        <w:t xml:space="preserve"> ليسألا يسوع</w:t>
+      </w:r>
+      <w:r>
+        <w:rPr>
+          <w:rFonts w:ascii="Sakkal Majalla" w:hAnsi="Sakkal Majalla" w:cs="Sakkal Majalla" w:hint="cs"/>
+          <w:sz w:val="28"/>
+          <w:szCs w:val="28"/>
+          <w:rtl/>
+          <w:lang w:bidi="ar-AE"/>
+        </w:rPr>
+        <w:t xml:space="preserve"> إن كان هو فعلاً الذي كان ينتظره. وأجاب يسوع المُرسليَن: "</w:t>
+      </w:r>
+      <w:r>
+        <w:rPr>
+          <w:rtl/>
+        </w:rPr>
+        <w:t xml:space="preserve"> </w:t>
+      </w:r>
+      <w:r>
+        <w:rPr>
+          <w:rFonts w:ascii="Sakkal Majalla" w:hAnsi="Sakkal Majalla" w:cs="Sakkal Majalla"/>
+          <w:sz w:val="28"/>
+          <w:szCs w:val="28"/>
+          <w:rtl/>
+          <w:lang w:bidi="ar-AE"/>
+        </w:rPr>
+        <w:t>«</w:t>
+      </w:r>
+      <w:r>
+        <w:rPr>
+          <w:rFonts w:ascii="Sakkal Majalla" w:hAnsi="Sakkal Majalla" w:cs="Sakkal Majalla" w:hint="cs"/>
+          <w:sz w:val="28"/>
+          <w:szCs w:val="28"/>
+          <w:rtl/>
+          <w:lang w:bidi="ar-AE"/>
+        </w:rPr>
+        <w:t>اذْهَبَا</w:t>
+      </w:r>
+      <w:r>
+        <w:rPr>
+          <w:rFonts w:ascii="Sakkal Majalla" w:hAnsi="Sakkal Majalla" w:cs="Sakkal Majalla"/>
+          <w:sz w:val="28"/>
+          <w:szCs w:val="28"/>
+          <w:rtl/>
+          <w:lang w:bidi="ar-AE"/>
+        </w:rPr>
+        <w:t xml:space="preserve"> </w:t>
+      </w:r>
+      <w:r>
+        <w:rPr>
+          <w:rFonts w:ascii="Sakkal Majalla" w:hAnsi="Sakkal Majalla" w:cs="Sakkal Majalla" w:hint="cs"/>
+          <w:sz w:val="28"/>
+          <w:szCs w:val="28"/>
+          <w:rtl/>
+          <w:lang w:bidi="ar-AE"/>
+        </w:rPr>
+        <w:t>وَأَخْبِرَا</w:t>
+      </w:r>
+      <w:r>
+        <w:rPr>
+          <w:rFonts w:ascii="Sakkal Majalla" w:hAnsi="Sakkal Majalla" w:cs="Sakkal Majalla"/>
+          <w:sz w:val="28"/>
+          <w:szCs w:val="28"/>
+          <w:rtl/>
+          <w:lang w:bidi="ar-AE"/>
+        </w:rPr>
+        <w:t xml:space="preserve"> </w:t>
+      </w:r>
+      <w:r>
+        <w:rPr>
+          <w:rFonts w:ascii="Sakkal Majalla" w:hAnsi="Sakkal Majalla" w:cs="Sakkal Majalla" w:hint="cs"/>
+          <w:sz w:val="28"/>
+          <w:szCs w:val="28"/>
+          <w:rtl/>
+          <w:lang w:bidi="ar-AE"/>
+        </w:rPr>
+        <w:t>يُوحَنَّا</w:t>
+      </w:r>
+      <w:r>
+        <w:rPr>
+          <w:rFonts w:ascii="Sakkal Majalla" w:hAnsi="Sakkal Majalla" w:cs="Sakkal Majalla"/>
+          <w:sz w:val="28"/>
+          <w:szCs w:val="28"/>
+          <w:rtl/>
+          <w:lang w:bidi="ar-AE"/>
+        </w:rPr>
+        <w:t xml:space="preserve"> </w:t>
+      </w:r>
+      <w:r>
+        <w:rPr>
+          <w:rFonts w:ascii="Sakkal Majalla" w:hAnsi="Sakkal Majalla" w:cs="Sakkal Majalla" w:hint="cs"/>
+          <w:sz w:val="28"/>
+          <w:szCs w:val="28"/>
+          <w:rtl/>
+          <w:lang w:bidi="ar-AE"/>
+        </w:rPr>
+        <w:t>بِمَا</w:t>
+      </w:r>
+      <w:r>
+        <w:rPr>
+          <w:rFonts w:ascii="Sakkal Majalla" w:hAnsi="Sakkal Majalla" w:cs="Sakkal Majalla"/>
+          <w:sz w:val="28"/>
+          <w:szCs w:val="28"/>
+          <w:rtl/>
+          <w:lang w:bidi="ar-AE"/>
+        </w:rPr>
+        <w:t xml:space="preserve"> </w:t>
+      </w:r>
+      <w:r>
+        <w:rPr>
+          <w:rFonts w:ascii="Sakkal Majalla" w:hAnsi="Sakkal Majalla" w:cs="Sakkal Majalla" w:hint="cs"/>
+          <w:sz w:val="28"/>
+          <w:szCs w:val="28"/>
+          <w:rtl/>
+          <w:lang w:bidi="ar-AE"/>
+        </w:rPr>
+        <w:t>تَسْمَعَانِ</w:t>
+      </w:r>
+      <w:r>
+        <w:rPr>
+          <w:rFonts w:ascii="Sakkal Majalla" w:hAnsi="Sakkal Majalla" w:cs="Sakkal Majalla"/>
+          <w:sz w:val="28"/>
+          <w:szCs w:val="28"/>
+          <w:rtl/>
+          <w:lang w:bidi="ar-AE"/>
+        </w:rPr>
+        <w:t xml:space="preserve"> </w:t>
+      </w:r>
+      <w:r>
+        <w:rPr>
+          <w:rFonts w:ascii="Sakkal Majalla" w:hAnsi="Sakkal Majalla" w:cs="Sakkal Majalla" w:hint="cs"/>
+          <w:sz w:val="28"/>
+          <w:szCs w:val="28"/>
+          <w:rtl/>
+          <w:lang w:bidi="ar-AE"/>
+        </w:rPr>
+        <w:t>وَتَنْظُرَانِ</w:t>
+      </w:r>
+      <w:r>
+        <w:rPr>
+          <w:rFonts w:ascii="Sakkal Majalla" w:hAnsi="Sakkal Majalla" w:cs="Sakkal Majalla"/>
+          <w:sz w:val="28"/>
+          <w:szCs w:val="28"/>
+          <w:rtl/>
+          <w:lang w:bidi="ar-AE"/>
+        </w:rPr>
+        <w:t>:</w:t>
+      </w:r>
+      <w:r>
+        <w:rPr>
           <w:rFonts w:hint="cs"/>
           <w:rtl/>
-          <w:lang w:bidi="ar-AE"/>
-        </w:rPr>
-        <w:t>هكذا هو الأمر أيضًا في 1. يوحنا 1. كل خطية فينا ستُستعلن إن سلكنا في نور حضرة الرب. لكن في 1. يوحنا 3، حيث يُنظر إلينا أمام العالم يقول عن المولود من الله: "لا يفعل خطية" على ذات النحو برر الله إسرائيل أيضًا أما</w:t>
+        </w:rPr>
+        <w:t xml:space="preserve"> </w:t>
+      </w:r>
+      <w:r>
+        <w:rPr>
+          <w:rFonts w:ascii="Sakkal Majalla" w:hAnsi="Sakkal Majalla" w:cs="Sakkal Majalla" w:hint="cs"/>
+          <w:sz w:val="28"/>
+          <w:szCs w:val="28"/>
+          <w:rtl/>
+          <w:lang w:bidi="ar-AE"/>
+        </w:rPr>
+        <w:t>اَلْعُمْيُ</w:t>
+      </w:r>
+      <w:r>
+        <w:rPr>
+          <w:rFonts w:ascii="Sakkal Majalla" w:hAnsi="Sakkal Majalla" w:cs="Sakkal Majalla"/>
+          <w:sz w:val="28"/>
+          <w:szCs w:val="28"/>
+          <w:rtl/>
+          <w:lang w:bidi="ar-AE"/>
+        </w:rPr>
+        <w:t xml:space="preserve"> </w:t>
+      </w:r>
+      <w:r>
+        <w:rPr>
+          <w:rFonts w:ascii="Sakkal Majalla" w:hAnsi="Sakkal Majalla" w:cs="Sakkal Majalla" w:hint="cs"/>
+          <w:sz w:val="28"/>
+          <w:szCs w:val="28"/>
+          <w:rtl/>
+          <w:lang w:bidi="ar-AE"/>
+        </w:rPr>
+        <w:t>يُبْصِرُونَ،</w:t>
+      </w:r>
+      <w:r>
+        <w:rPr>
+          <w:rFonts w:ascii="Sakkal Majalla" w:hAnsi="Sakkal Majalla" w:cs="Sakkal Majalla" w:hint="cs"/>
+          <w:sz w:val="28"/>
+          <w:szCs w:val="28"/>
+          <w:rtl/>
+          <w:lang w:bidi="ar-AE"/>
+        </w:rPr>
+        <w:t>". إلخ... إنه وكأنه يسأل بذلك: "هل من الممكن أن يفعل شخص آخر غير المسيا كل هذه الأمور العجيبة؟" ولكن الرب أضاف إلى ذلك أيضًا: "</w:t>
+      </w:r>
+      <w:r>
+        <w:rPr>
+          <w:rFonts w:ascii="Sakkal Majalla" w:hAnsi="Sakkal Majalla" w:cs="Sakkal Majalla"/>
+          <w:sz w:val="28"/>
+          <w:szCs w:val="28"/>
+          <w:rtl/>
+          <w:lang w:bidi="ar-AE"/>
+        </w:rPr>
+        <w:t xml:space="preserve"> 6 </w:t>
+      </w:r>
+      <w:r>
+        <w:rPr>
+          <w:rFonts w:ascii="Sakkal Majalla" w:hAnsi="Sakkal Majalla" w:cs="Sakkal Majalla" w:hint="cs"/>
+          <w:sz w:val="28"/>
+          <w:szCs w:val="28"/>
+          <w:rtl/>
+          <w:lang w:bidi="ar-AE"/>
+        </w:rPr>
+        <w:t>وَطُوبَى</w:t>
+      </w:r>
+      <w:r>
+        <w:rPr>
+          <w:rFonts w:ascii="Sakkal Majalla" w:hAnsi="Sakkal Majalla" w:cs="Sakkal Majalla"/>
+          <w:sz w:val="28"/>
+          <w:szCs w:val="28"/>
+          <w:rtl/>
+          <w:lang w:bidi="ar-AE"/>
+        </w:rPr>
+        <w:t xml:space="preserve"> </w:t>
+      </w:r>
+      <w:r>
+        <w:rPr>
+          <w:rFonts w:ascii="Sakkal Majalla" w:hAnsi="Sakkal Majalla" w:cs="Sakkal Majalla" w:hint="cs"/>
+          <w:sz w:val="28"/>
+          <w:szCs w:val="28"/>
+          <w:rtl/>
+          <w:lang w:bidi="ar-AE"/>
+        </w:rPr>
+        <w:t>لِمَنْ</w:t>
+      </w:r>
+      <w:r>
+        <w:rPr>
+          <w:rFonts w:ascii="Sakkal Majalla" w:hAnsi="Sakkal Majalla" w:cs="Sakkal Majalla"/>
+          <w:sz w:val="28"/>
+          <w:szCs w:val="28"/>
+          <w:rtl/>
+          <w:lang w:bidi="ar-AE"/>
+        </w:rPr>
+        <w:t xml:space="preserve"> </w:t>
+      </w:r>
+      <w:r>
+        <w:rPr>
+          <w:rFonts w:ascii="Sakkal Majalla" w:hAnsi="Sakkal Majalla" w:cs="Sakkal Majalla" w:hint="cs"/>
+          <w:sz w:val="28"/>
+          <w:szCs w:val="28"/>
+          <w:rtl/>
+          <w:lang w:bidi="ar-AE"/>
+        </w:rPr>
+        <w:t>لاَ</w:t>
+      </w:r>
+      <w:r>
+        <w:rPr>
+          <w:rFonts w:ascii="Sakkal Majalla" w:hAnsi="Sakkal Majalla" w:cs="Sakkal Majalla"/>
+          <w:sz w:val="28"/>
+          <w:szCs w:val="28"/>
+          <w:rtl/>
+          <w:lang w:bidi="ar-AE"/>
+        </w:rPr>
+        <w:t xml:space="preserve"> </w:t>
+      </w:r>
+      <w:r>
+        <w:rPr>
+          <w:rFonts w:ascii="Sakkal Majalla" w:hAnsi="Sakkal Majalla" w:cs="Sakkal Majalla" w:hint="cs"/>
+          <w:sz w:val="28"/>
+          <w:szCs w:val="28"/>
+          <w:rtl/>
+          <w:lang w:bidi="ar-AE"/>
+        </w:rPr>
+        <w:t>يَعْثُرُ</w:t>
+      </w:r>
+      <w:r>
+        <w:rPr>
+          <w:rFonts w:ascii="Sakkal Majalla" w:hAnsi="Sakkal Majalla" w:cs="Sakkal Majalla"/>
+          <w:sz w:val="28"/>
+          <w:szCs w:val="28"/>
+          <w:rtl/>
+          <w:lang w:bidi="ar-AE"/>
+        </w:rPr>
+        <w:t xml:space="preserve"> </w:t>
+      </w:r>
+      <w:r>
+        <w:rPr>
+          <w:rFonts w:ascii="Sakkal Majalla" w:hAnsi="Sakkal Majalla" w:cs="Sakkal Majalla" w:hint="cs"/>
+          <w:sz w:val="28"/>
+          <w:szCs w:val="28"/>
+          <w:rtl/>
+          <w:lang w:bidi="ar-AE"/>
+        </w:rPr>
+        <w:t>فِيَّ</w:t>
+      </w:r>
+      <w:r>
+        <w:rPr>
+          <w:rFonts w:ascii="Sakkal Majalla" w:hAnsi="Sakkal Majalla" w:cs="Sakkal Majalla" w:hint="cs"/>
+          <w:sz w:val="28"/>
+          <w:szCs w:val="28"/>
+          <w:rtl/>
+          <w:lang w:bidi="ar-AE"/>
+        </w:rPr>
+        <w:t>"</w:t>
+      </w:r>
+    </w:p>
+    <w:p>
+      <w:pPr>
+        <w:jc w:val="both"/>
+        <w:rPr>
+          <w:rFonts w:ascii="Sakkal Majalla" w:hAnsi="Sakkal Majalla" w:cs="Sakkal Majalla"/>
+          <w:sz w:val="28"/>
+          <w:szCs w:val="28"/>
+          <w:rtl/>
+          <w:lang w:bidi="ar-AE"/>
+        </w:rPr>
+      </w:pPr>
+      <w:r>
+        <w:rPr>
+          <w:rFonts w:ascii="Sakkal Majalla" w:hAnsi="Sakkal Majalla" w:cs="Sakkal Majalla" w:hint="cs"/>
+          <w:sz w:val="28"/>
+          <w:szCs w:val="28"/>
+          <w:rtl/>
+          <w:lang w:bidi="ar-AE"/>
+        </w:rPr>
+        <w:t xml:space="preserve">هنا نحن لدينا أولاً إشارة شخصية، أمر كان بين الرب يوحنا وحدهما. ولكن حينما مضيا تلميذا المعمدان ونظر الرب يوحنا على أنه على نقيض مع الجميع </w:t>
+      </w:r>
+      <w:r>
+        <w:rPr>
+          <w:rFonts w:ascii="Sakkal Majalla" w:hAnsi="Sakkal Majalla" w:cs="Sakkal Majalla"/>
+          <w:sz w:val="28"/>
+          <w:szCs w:val="28"/>
+          <w:rtl/>
+          <w:lang w:bidi="ar-AE"/>
+        </w:rPr>
+        <w:t>–</w:t>
+      </w:r>
+      <w:r>
+        <w:rPr>
+          <w:rFonts w:ascii="Sakkal Majalla" w:hAnsi="Sakkal Majalla" w:cs="Sakkal Majalla" w:hint="cs"/>
+          <w:sz w:val="28"/>
+          <w:szCs w:val="28"/>
+          <w:rtl/>
+          <w:lang w:bidi="ar-AE"/>
+        </w:rPr>
+        <w:t xml:space="preserve"> ويمكننا القول: على نقيض العالم </w:t>
+      </w:r>
+      <w:r>
+        <w:rPr>
+          <w:rFonts w:ascii="Sakkal Majalla" w:hAnsi="Sakkal Majalla" w:cs="Sakkal Majalla"/>
+          <w:sz w:val="28"/>
+          <w:szCs w:val="28"/>
+          <w:rtl/>
+          <w:lang w:bidi="ar-AE"/>
+        </w:rPr>
+        <w:t>–</w:t>
+      </w:r>
+      <w:r>
+        <w:rPr>
+          <w:rFonts w:ascii="Sakkal Majalla" w:hAnsi="Sakkal Majalla" w:cs="Sakkal Majalla" w:hint="cs"/>
+          <w:sz w:val="28"/>
+          <w:szCs w:val="28"/>
+          <w:rtl/>
+          <w:lang w:bidi="ar-AE"/>
+        </w:rPr>
+        <w:t xml:space="preserve"> فيا للمحبة التي تكلم بها عنه. هو قال للشعب: "</w:t>
+      </w:r>
+      <w:r>
+        <w:rPr>
+          <w:rFonts w:ascii="Sakkal Majalla" w:hAnsi="Sakkal Majalla" w:cs="Sakkal Majalla"/>
+          <w:sz w:val="28"/>
+          <w:szCs w:val="28"/>
+          <w:rtl/>
+          <w:lang w:bidi="ar-AE"/>
+        </w:rPr>
+        <w:t xml:space="preserve"> 11 </w:t>
+      </w:r>
+      <w:r>
+        <w:rPr>
+          <w:rFonts w:ascii="Sakkal Majalla" w:hAnsi="Sakkal Majalla" w:cs="Sakkal Majalla" w:hint="cs"/>
+          <w:sz w:val="28"/>
+          <w:szCs w:val="28"/>
+          <w:rtl/>
+          <w:lang w:bidi="ar-AE"/>
+        </w:rPr>
+        <w:t>اَلْحَقَّ</w:t>
+      </w:r>
+      <w:r>
+        <w:rPr>
+          <w:rFonts w:ascii="Sakkal Majalla" w:hAnsi="Sakkal Majalla" w:cs="Sakkal Majalla"/>
+          <w:sz w:val="28"/>
+          <w:szCs w:val="28"/>
+          <w:rtl/>
+          <w:lang w:bidi="ar-AE"/>
+        </w:rPr>
+        <w:t xml:space="preserve"> </w:t>
+      </w:r>
+      <w:r>
+        <w:rPr>
+          <w:rFonts w:ascii="Sakkal Majalla" w:hAnsi="Sakkal Majalla" w:cs="Sakkal Majalla" w:hint="cs"/>
+          <w:sz w:val="28"/>
+          <w:szCs w:val="28"/>
+          <w:rtl/>
+          <w:lang w:bidi="ar-AE"/>
+        </w:rPr>
+        <w:t>أَقُولُ</w:t>
+      </w:r>
+      <w:r>
+        <w:rPr>
+          <w:rFonts w:ascii="Sakkal Majalla" w:hAnsi="Sakkal Majalla" w:cs="Sakkal Majalla"/>
+          <w:sz w:val="28"/>
+          <w:szCs w:val="28"/>
+          <w:rtl/>
+          <w:lang w:bidi="ar-AE"/>
+        </w:rPr>
+        <w:t xml:space="preserve"> </w:t>
+      </w:r>
+      <w:r>
+        <w:rPr>
+          <w:rFonts w:ascii="Sakkal Majalla" w:hAnsi="Sakkal Majalla" w:cs="Sakkal Majalla" w:hint="cs"/>
+          <w:sz w:val="28"/>
+          <w:szCs w:val="28"/>
+          <w:rtl/>
+          <w:lang w:bidi="ar-AE"/>
+        </w:rPr>
+        <w:t>لَكُمْ</w:t>
+      </w:r>
+      <w:r>
+        <w:rPr>
+          <w:rFonts w:ascii="Sakkal Majalla" w:hAnsi="Sakkal Majalla" w:cs="Sakkal Majalla"/>
+          <w:sz w:val="28"/>
+          <w:szCs w:val="28"/>
+          <w:rtl/>
+          <w:lang w:bidi="ar-AE"/>
+        </w:rPr>
+        <w:t xml:space="preserve">: </w:t>
+      </w:r>
+      <w:r>
+        <w:rPr>
+          <w:rFonts w:ascii="Sakkal Majalla" w:hAnsi="Sakkal Majalla" w:cs="Sakkal Majalla" w:hint="cs"/>
+          <w:sz w:val="28"/>
+          <w:szCs w:val="28"/>
+          <w:rtl/>
+          <w:lang w:bidi="ar-AE"/>
+        </w:rPr>
+        <w:t>لَمْ</w:t>
+      </w:r>
+      <w:r>
+        <w:rPr>
+          <w:rFonts w:ascii="Sakkal Majalla" w:hAnsi="Sakkal Majalla" w:cs="Sakkal Majalla"/>
+          <w:sz w:val="28"/>
+          <w:szCs w:val="28"/>
+          <w:rtl/>
+          <w:lang w:bidi="ar-AE"/>
+        </w:rPr>
+        <w:t xml:space="preserve"> </w:t>
+      </w:r>
+      <w:r>
+        <w:rPr>
+          <w:rFonts w:ascii="Sakkal Majalla" w:hAnsi="Sakkal Majalla" w:cs="Sakkal Majalla" w:hint="cs"/>
+          <w:sz w:val="28"/>
+          <w:szCs w:val="28"/>
+          <w:rtl/>
+          <w:lang w:bidi="ar-AE"/>
+        </w:rPr>
+        <w:t>يَقُمْ</w:t>
+      </w:r>
+      <w:r>
+        <w:rPr>
+          <w:rFonts w:ascii="Sakkal Majalla" w:hAnsi="Sakkal Majalla" w:cs="Sakkal Majalla"/>
+          <w:sz w:val="28"/>
+          <w:szCs w:val="28"/>
+          <w:rtl/>
+          <w:lang w:bidi="ar-AE"/>
+        </w:rPr>
+        <w:t xml:space="preserve"> </w:t>
+      </w:r>
+      <w:r>
+        <w:rPr>
+          <w:rFonts w:ascii="Sakkal Majalla" w:hAnsi="Sakkal Majalla" w:cs="Sakkal Majalla" w:hint="cs"/>
+          <w:sz w:val="28"/>
+          <w:szCs w:val="28"/>
+          <w:rtl/>
+          <w:lang w:bidi="ar-AE"/>
+        </w:rPr>
+        <w:t>بَيْنَ</w:t>
+      </w:r>
+      <w:r>
+        <w:rPr>
+          <w:rFonts w:ascii="Sakkal Majalla" w:hAnsi="Sakkal Majalla" w:cs="Sakkal Majalla"/>
+          <w:sz w:val="28"/>
+          <w:szCs w:val="28"/>
+          <w:rtl/>
+          <w:lang w:bidi="ar-AE"/>
+        </w:rPr>
+        <w:t xml:space="preserve"> </w:t>
+      </w:r>
+      <w:r>
+        <w:rPr>
+          <w:rFonts w:ascii="Sakkal Majalla" w:hAnsi="Sakkal Majalla" w:cs="Sakkal Majalla" w:hint="cs"/>
+          <w:sz w:val="28"/>
+          <w:szCs w:val="28"/>
+          <w:rtl/>
+          <w:lang w:bidi="ar-AE"/>
+        </w:rPr>
+        <w:t>الْمَوْلُودِينَ</w:t>
+      </w:r>
+      <w:r>
+        <w:rPr>
+          <w:rFonts w:ascii="Sakkal Majalla" w:hAnsi="Sakkal Majalla" w:cs="Sakkal Majalla"/>
+          <w:sz w:val="28"/>
+          <w:szCs w:val="28"/>
+          <w:rtl/>
+          <w:lang w:bidi="ar-AE"/>
+        </w:rPr>
+        <w:t xml:space="preserve"> </w:t>
+      </w:r>
+      <w:r>
+        <w:rPr>
+          <w:rFonts w:ascii="Sakkal Majalla" w:hAnsi="Sakkal Majalla" w:cs="Sakkal Majalla" w:hint="cs"/>
+          <w:sz w:val="28"/>
+          <w:szCs w:val="28"/>
+          <w:rtl/>
+          <w:lang w:bidi="ar-AE"/>
+        </w:rPr>
+        <w:t>مِنَ</w:t>
+      </w:r>
+      <w:r>
+        <w:rPr>
+          <w:rFonts w:ascii="Sakkal Majalla" w:hAnsi="Sakkal Majalla" w:cs="Sakkal Majalla"/>
+          <w:sz w:val="28"/>
+          <w:szCs w:val="28"/>
+          <w:rtl/>
+          <w:lang w:bidi="ar-AE"/>
+        </w:rPr>
+        <w:t xml:space="preserve"> </w:t>
+      </w:r>
+      <w:r>
+        <w:rPr>
+          <w:rFonts w:ascii="Sakkal Majalla" w:hAnsi="Sakkal Majalla" w:cs="Sakkal Majalla" w:hint="cs"/>
+          <w:sz w:val="28"/>
+          <w:szCs w:val="28"/>
+          <w:rtl/>
+          <w:lang w:bidi="ar-AE"/>
+        </w:rPr>
+        <w:t>النِّسَاءِ</w:t>
+      </w:r>
+      <w:r>
+        <w:rPr>
+          <w:rFonts w:ascii="Sakkal Majalla" w:hAnsi="Sakkal Majalla" w:cs="Sakkal Majalla"/>
+          <w:sz w:val="28"/>
+          <w:szCs w:val="28"/>
+          <w:rtl/>
+          <w:lang w:bidi="ar-AE"/>
+        </w:rPr>
+        <w:t xml:space="preserve"> </w:t>
+      </w:r>
+      <w:r>
+        <w:rPr>
+          <w:rFonts w:ascii="Sakkal Majalla" w:hAnsi="Sakkal Majalla" w:cs="Sakkal Majalla" w:hint="cs"/>
+          <w:sz w:val="28"/>
+          <w:szCs w:val="28"/>
+          <w:rtl/>
+          <w:lang w:bidi="ar-AE"/>
+        </w:rPr>
+        <w:t>أَعْظَمُ</w:t>
+      </w:r>
+      <w:r>
+        <w:rPr>
+          <w:rFonts w:ascii="Sakkal Majalla" w:hAnsi="Sakkal Majalla" w:cs="Sakkal Majalla"/>
+          <w:sz w:val="28"/>
+          <w:szCs w:val="28"/>
+          <w:rtl/>
+          <w:lang w:bidi="ar-AE"/>
+        </w:rPr>
+        <w:t xml:space="preserve"> </w:t>
+      </w:r>
+      <w:r>
+        <w:rPr>
+          <w:rFonts w:ascii="Sakkal Majalla" w:hAnsi="Sakkal Majalla" w:cs="Sakkal Majalla" w:hint="cs"/>
+          <w:sz w:val="28"/>
+          <w:szCs w:val="28"/>
+          <w:rtl/>
+          <w:lang w:bidi="ar-AE"/>
+        </w:rPr>
+        <w:t>مِنْ</w:t>
+      </w:r>
+      <w:r>
+        <w:rPr>
+          <w:rFonts w:ascii="Sakkal Majalla" w:hAnsi="Sakkal Majalla" w:cs="Sakkal Majalla"/>
+          <w:sz w:val="28"/>
+          <w:szCs w:val="28"/>
+          <w:rtl/>
+          <w:lang w:bidi="ar-AE"/>
+        </w:rPr>
+        <w:t xml:space="preserve"> </w:t>
+      </w:r>
+      <w:r>
+        <w:rPr>
+          <w:rFonts w:ascii="Sakkal Majalla" w:hAnsi="Sakkal Majalla" w:cs="Sakkal Majalla" w:hint="cs"/>
+          <w:sz w:val="28"/>
+          <w:szCs w:val="28"/>
+          <w:rtl/>
+          <w:lang w:bidi="ar-AE"/>
+        </w:rPr>
+        <w:t>يُوحَنَّا</w:t>
+      </w:r>
+      <w:r>
+        <w:rPr>
+          <w:rFonts w:ascii="Sakkal Majalla" w:hAnsi="Sakkal Majalla" w:cs="Sakkal Majalla"/>
+          <w:sz w:val="28"/>
+          <w:szCs w:val="28"/>
+          <w:rtl/>
+          <w:lang w:bidi="ar-AE"/>
+        </w:rPr>
+        <w:t xml:space="preserve"> </w:t>
+      </w:r>
+      <w:r>
+        <w:rPr>
+          <w:rFonts w:ascii="Sakkal Majalla" w:hAnsi="Sakkal Majalla" w:cs="Sakkal Majalla" w:hint="cs"/>
+          <w:sz w:val="28"/>
+          <w:szCs w:val="28"/>
+          <w:rtl/>
+          <w:lang w:bidi="ar-AE"/>
+        </w:rPr>
+        <w:t>الْمَعْمَدَانِ،</w:t>
+      </w:r>
+      <w:r>
+        <w:rPr>
+          <w:rFonts w:ascii="Sakkal Majalla" w:hAnsi="Sakkal Majalla" w:cs="Sakkal Majalla" w:hint="cs"/>
+          <w:sz w:val="28"/>
+          <w:szCs w:val="28"/>
+          <w:rtl/>
+          <w:lang w:bidi="ar-AE"/>
+        </w:rPr>
+        <w:t>".</w:t>
+      </w:r>
+    </w:p>
+    <w:p>
+      <w:pPr>
+        <w:jc w:val="both"/>
+        <w:rPr>
+          <w:rFonts w:ascii="Sakkal Majalla" w:hAnsi="Sakkal Majalla" w:cs="Sakkal Majalla"/>
+          <w:sz w:val="28"/>
+          <w:szCs w:val="28"/>
+          <w:rtl/>
+          <w:lang w:bidi="ar-AE"/>
+        </w:rPr>
+      </w:pPr>
+      <w:r>
+        <w:rPr>
+          <w:rFonts w:ascii="Sakkal Majalla" w:hAnsi="Sakkal Majalla" w:cs="Sakkal Majalla" w:hint="cs"/>
+          <w:sz w:val="28"/>
+          <w:szCs w:val="28"/>
+          <w:rtl/>
+          <w:lang w:bidi="ar-AE"/>
+        </w:rPr>
+        <w:t>إن البشارة التي أتت إلى يوحنا المعمدان هي لمؤمن في حضرة الرب، الذي أمامه كل خطاياه مكشوفة. ولكن أمام الجمع فالرب يُحامي عن يوحنا حماية كاملة ويبرره.</w:t>
+      </w:r>
+    </w:p>
+    <w:p>
+      <w:pPr>
+        <w:jc w:val="both"/>
+        <w:rPr>
+          <w:rFonts w:ascii="Sakkal Majalla" w:hAnsi="Sakkal Majalla" w:cs="Sakkal Majalla"/>
+          <w:sz w:val="28"/>
+          <w:szCs w:val="28"/>
+          <w:rtl/>
+          <w:lang w:bidi="ar-AE"/>
+        </w:rPr>
+      </w:pPr>
+      <w:r>
+        <w:rPr>
+          <w:rFonts w:ascii="Sakkal Majalla" w:hAnsi="Sakkal Majalla" w:cs="Sakkal Majalla" w:hint="cs"/>
+          <w:sz w:val="28"/>
+          <w:szCs w:val="28"/>
+          <w:rtl/>
+          <w:lang w:bidi="ar-AE"/>
+        </w:rPr>
+        <w:lastRenderedPageBreak/>
+        <w:t>هكذا أيضًا في 1. يوحنا 1 كل خطية فينا تكون مكشوفة إن سلكنا في نور حضرة الرب. لكن في 1. يوحنا 3، حيث نكون أمام العالم، يُقال عن المولود من الله: "لا يفعل خطية." في ذات الصورة برّر الله أيضًا إسرا</w:t>
+      </w:r>
+      <w:bookmarkStart w:id="0" w:name="_GoBack"/>
+      <w:bookmarkEnd w:id="0"/>
+      <w:r>
+        <w:rPr>
+          <w:rFonts w:ascii="Sakkal Majalla" w:hAnsi="Sakkal Majalla" w:cs="Sakkal Majalla" w:hint="cs"/>
+          <w:sz w:val="28"/>
+          <w:szCs w:val="28"/>
+          <w:rtl/>
+          <w:lang w:bidi="ar-AE"/>
+        </w:rPr>
+        <w:t xml:space="preserve">ئيل أمام أعدائه وسمح </w:t>
+      </w:r>
+      <w:proofErr w:type="spellStart"/>
+      <w:r>
+        <w:rPr>
+          <w:rFonts w:ascii="Sakkal Majalla" w:hAnsi="Sakkal Majalla" w:cs="Sakkal Majalla" w:hint="cs"/>
+          <w:sz w:val="28"/>
+          <w:szCs w:val="28"/>
+          <w:rtl/>
+          <w:lang w:bidi="ar-AE"/>
+        </w:rPr>
+        <w:t>لبلعام</w:t>
+      </w:r>
+      <w:proofErr w:type="spellEnd"/>
+      <w:r>
+        <w:rPr>
+          <w:rFonts w:ascii="Sakkal Majalla" w:hAnsi="Sakkal Majalla" w:cs="Sakkal Majalla" w:hint="cs"/>
+          <w:sz w:val="28"/>
+          <w:szCs w:val="28"/>
+          <w:rtl/>
+          <w:lang w:bidi="ar-AE"/>
+        </w:rPr>
+        <w:t xml:space="preserve"> بأن ينادي: "</w:t>
       </w:r>
       <w:r>
         <w:rPr>
           <w:rFonts w:hint="cs"/>
           <w:rtl/>
-          <w:lang w:bidi="ar-AE"/>
-        </w:rPr>
-        <w:t>م</w:t>
-      </w:r>
-      <w:r>
-        <w:rPr>
-          <w:rFonts w:hint="cs"/>
-          <w:rtl/>
-          <w:lang w:bidi="ar-AE"/>
-        </w:rPr>
-        <w:t xml:space="preserve"> الأعداء ودعا على فم بلعام: "</w:t>
-      </w:r>
-      <w:r>
-        <w:rPr>
-          <w:rtl/>
-        </w:rPr>
-        <w:t xml:space="preserve"> </w:t>
-      </w:r>
-      <w:r>
-        <w:rPr>
-          <w:rtl/>
-          <w:lang w:bidi="ar-AE"/>
-        </w:rPr>
-        <w:t>لَمْ يُبْصِرْ إِثْمًا فِي يَعْقُوبَ، وَلاَ رَأَى تَعَبًا فِي إِسْرَائِيلَ</w:t>
-      </w:r>
-      <w:r>
-        <w:rPr>
-          <w:rFonts w:hint="cs"/>
-          <w:rtl/>
-          <w:lang w:bidi="ar-AE"/>
-        </w:rPr>
-        <w:t xml:space="preserve">" (سفر العدد 23: 21). </w:t>
-      </w:r>
-      <w:r>
-        <w:rPr>
-          <w:rFonts w:hint="cs"/>
-          <w:rtl/>
-          <w:lang w:bidi="ar-AE"/>
-        </w:rPr>
-        <w:t>ونحن في حضرة الله نرى ما نكونه نحن ونرى أمامه سلوكنا في نور جلي. وهناك أيضًا نتيقن للعناية التي اهتم بها في نعمته من أجل سقطاتنا: "</w:t>
-      </w:r>
-      <w:r>
-        <w:rPr>
-          <w:rtl/>
-          <w:lang w:bidi="ar-AE"/>
-        </w:rPr>
-        <w:t>وَدَمُ يَسُوعَ الْمَسِيحِ ابْنِهِ يُطَهِّرُنَا مِنْ كُلِّ خَطِيَّةٍ</w:t>
-      </w:r>
-      <w:r>
-        <w:rPr>
-          <w:rFonts w:hint="cs"/>
+        </w:rPr>
+        <w:t xml:space="preserve"> </w:t>
+      </w:r>
+      <w:r>
+        <w:rPr>
+          <w:rFonts w:ascii="Sakkal Majalla" w:hAnsi="Sakkal Majalla" w:cs="Sakkal Majalla" w:hint="cs"/>
+          <w:sz w:val="28"/>
+          <w:szCs w:val="28"/>
+          <w:rtl/>
+          <w:lang w:bidi="ar-AE"/>
+        </w:rPr>
+        <w:t>ل</w:t>
+      </w:r>
+      <w:r>
+        <w:rPr>
+          <w:rFonts w:ascii="Sakkal Majalla" w:hAnsi="Sakkal Majalla" w:cs="Sakkal Majalla" w:hint="cs"/>
+          <w:sz w:val="28"/>
+          <w:szCs w:val="28"/>
+          <w:rtl/>
+          <w:lang w:bidi="ar-AE"/>
+        </w:rPr>
+        <w:t>مْ</w:t>
+      </w:r>
+      <w:r>
+        <w:rPr>
+          <w:rFonts w:ascii="Sakkal Majalla" w:hAnsi="Sakkal Majalla" w:cs="Sakkal Majalla"/>
+          <w:sz w:val="28"/>
+          <w:szCs w:val="28"/>
+          <w:rtl/>
+          <w:lang w:bidi="ar-AE"/>
+        </w:rPr>
+        <w:t xml:space="preserve"> </w:t>
+      </w:r>
+      <w:r>
+        <w:rPr>
+          <w:rFonts w:ascii="Sakkal Majalla" w:hAnsi="Sakkal Majalla" w:cs="Sakkal Majalla" w:hint="cs"/>
+          <w:sz w:val="28"/>
+          <w:szCs w:val="28"/>
+          <w:rtl/>
+          <w:lang w:bidi="ar-AE"/>
+        </w:rPr>
+        <w:t>يُبْصِرْ</w:t>
+      </w:r>
+      <w:r>
+        <w:rPr>
+          <w:rFonts w:ascii="Sakkal Majalla" w:hAnsi="Sakkal Majalla" w:cs="Sakkal Majalla"/>
+          <w:sz w:val="28"/>
+          <w:szCs w:val="28"/>
+          <w:rtl/>
+          <w:lang w:bidi="ar-AE"/>
+        </w:rPr>
+        <w:t xml:space="preserve"> </w:t>
+      </w:r>
+      <w:r>
+        <w:rPr>
+          <w:rFonts w:ascii="Sakkal Majalla" w:hAnsi="Sakkal Majalla" w:cs="Sakkal Majalla" w:hint="cs"/>
+          <w:sz w:val="28"/>
+          <w:szCs w:val="28"/>
+          <w:rtl/>
+          <w:lang w:bidi="ar-AE"/>
+        </w:rPr>
+        <w:t>إِثْمًا</w:t>
+      </w:r>
+      <w:r>
+        <w:rPr>
+          <w:rFonts w:ascii="Sakkal Majalla" w:hAnsi="Sakkal Majalla" w:cs="Sakkal Majalla"/>
+          <w:sz w:val="28"/>
+          <w:szCs w:val="28"/>
+          <w:rtl/>
+          <w:lang w:bidi="ar-AE"/>
+        </w:rPr>
+        <w:t xml:space="preserve"> </w:t>
+      </w:r>
+      <w:r>
+        <w:rPr>
+          <w:rFonts w:ascii="Sakkal Majalla" w:hAnsi="Sakkal Majalla" w:cs="Sakkal Majalla" w:hint="cs"/>
+          <w:sz w:val="28"/>
+          <w:szCs w:val="28"/>
+          <w:rtl/>
+          <w:lang w:bidi="ar-AE"/>
+        </w:rPr>
+        <w:t>فِي</w:t>
+      </w:r>
+      <w:r>
+        <w:rPr>
+          <w:rFonts w:ascii="Sakkal Majalla" w:hAnsi="Sakkal Majalla" w:cs="Sakkal Majalla"/>
+          <w:sz w:val="28"/>
+          <w:szCs w:val="28"/>
+          <w:rtl/>
+          <w:lang w:bidi="ar-AE"/>
+        </w:rPr>
+        <w:t xml:space="preserve"> </w:t>
+      </w:r>
+      <w:r>
+        <w:rPr>
+          <w:rFonts w:ascii="Sakkal Majalla" w:hAnsi="Sakkal Majalla" w:cs="Sakkal Majalla" w:hint="cs"/>
+          <w:sz w:val="28"/>
+          <w:szCs w:val="28"/>
+          <w:rtl/>
+          <w:lang w:bidi="ar-AE"/>
+        </w:rPr>
+        <w:t>يَعْقُوبَ،</w:t>
+      </w:r>
+      <w:r>
+        <w:rPr>
+          <w:rFonts w:ascii="Sakkal Majalla" w:hAnsi="Sakkal Majalla" w:cs="Sakkal Majalla"/>
+          <w:sz w:val="28"/>
+          <w:szCs w:val="28"/>
+          <w:rtl/>
+          <w:lang w:bidi="ar-AE"/>
+        </w:rPr>
+        <w:t xml:space="preserve"> </w:t>
+      </w:r>
+      <w:r>
+        <w:rPr>
+          <w:rFonts w:ascii="Sakkal Majalla" w:hAnsi="Sakkal Majalla" w:cs="Sakkal Majalla" w:hint="cs"/>
+          <w:sz w:val="28"/>
+          <w:szCs w:val="28"/>
+          <w:rtl/>
+          <w:lang w:bidi="ar-AE"/>
+        </w:rPr>
+        <w:t>وَلاَ</w:t>
+      </w:r>
+      <w:r>
+        <w:rPr>
+          <w:rFonts w:ascii="Sakkal Majalla" w:hAnsi="Sakkal Majalla" w:cs="Sakkal Majalla"/>
+          <w:sz w:val="28"/>
+          <w:szCs w:val="28"/>
+          <w:rtl/>
+          <w:lang w:bidi="ar-AE"/>
+        </w:rPr>
+        <w:t xml:space="preserve"> </w:t>
+      </w:r>
+      <w:r>
+        <w:rPr>
+          <w:rFonts w:ascii="Sakkal Majalla" w:hAnsi="Sakkal Majalla" w:cs="Sakkal Majalla" w:hint="cs"/>
+          <w:sz w:val="28"/>
+          <w:szCs w:val="28"/>
+          <w:rtl/>
+          <w:lang w:bidi="ar-AE"/>
+        </w:rPr>
+        <w:t>رَأَى</w:t>
+      </w:r>
+      <w:r>
+        <w:rPr>
+          <w:rFonts w:ascii="Sakkal Majalla" w:hAnsi="Sakkal Majalla" w:cs="Sakkal Majalla"/>
+          <w:sz w:val="28"/>
+          <w:szCs w:val="28"/>
+          <w:rtl/>
+          <w:lang w:bidi="ar-AE"/>
+        </w:rPr>
+        <w:t xml:space="preserve"> </w:t>
+      </w:r>
+      <w:r>
+        <w:rPr>
+          <w:rFonts w:ascii="Sakkal Majalla" w:hAnsi="Sakkal Majalla" w:cs="Sakkal Majalla" w:hint="cs"/>
+          <w:sz w:val="28"/>
+          <w:szCs w:val="28"/>
+          <w:rtl/>
+          <w:lang w:bidi="ar-AE"/>
+        </w:rPr>
+        <w:t>تَعَبًا</w:t>
+      </w:r>
+      <w:r>
+        <w:rPr>
+          <w:rFonts w:ascii="Sakkal Majalla" w:hAnsi="Sakkal Majalla" w:cs="Sakkal Majalla"/>
+          <w:sz w:val="28"/>
+          <w:szCs w:val="28"/>
+          <w:rtl/>
+          <w:lang w:bidi="ar-AE"/>
+        </w:rPr>
+        <w:t xml:space="preserve"> </w:t>
+      </w:r>
+      <w:r>
+        <w:rPr>
+          <w:rFonts w:ascii="Sakkal Majalla" w:hAnsi="Sakkal Majalla" w:cs="Sakkal Majalla" w:hint="cs"/>
+          <w:sz w:val="28"/>
+          <w:szCs w:val="28"/>
+          <w:rtl/>
+          <w:lang w:bidi="ar-AE"/>
+        </w:rPr>
+        <w:t>فِي</w:t>
+      </w:r>
+      <w:r>
+        <w:rPr>
+          <w:rFonts w:ascii="Sakkal Majalla" w:hAnsi="Sakkal Majalla" w:cs="Sakkal Majalla"/>
+          <w:sz w:val="28"/>
+          <w:szCs w:val="28"/>
+          <w:rtl/>
+          <w:lang w:bidi="ar-AE"/>
+        </w:rPr>
+        <w:t xml:space="preserve"> </w:t>
+      </w:r>
+      <w:r>
+        <w:rPr>
+          <w:rFonts w:ascii="Sakkal Majalla" w:hAnsi="Sakkal Majalla" w:cs="Sakkal Majalla" w:hint="cs"/>
+          <w:sz w:val="28"/>
+          <w:szCs w:val="28"/>
+          <w:rtl/>
+          <w:lang w:bidi="ar-AE"/>
+        </w:rPr>
+        <w:t>إِسْرَائِيلَ</w:t>
+      </w:r>
+      <w:r>
+        <w:rPr>
+          <w:rFonts w:ascii="Sakkal Majalla" w:hAnsi="Sakkal Majalla" w:cs="Sakkal Majalla"/>
+          <w:sz w:val="28"/>
+          <w:szCs w:val="28"/>
+          <w:rtl/>
+          <w:lang w:bidi="ar-AE"/>
+        </w:rPr>
+        <w:t>.</w:t>
+      </w:r>
+      <w:r>
+        <w:rPr>
+          <w:rFonts w:ascii="Sakkal Majalla" w:hAnsi="Sakkal Majalla" w:cs="Sakkal Majalla" w:hint="cs"/>
+          <w:sz w:val="28"/>
+          <w:szCs w:val="28"/>
+          <w:rtl/>
+          <w:lang w:bidi="ar-AE"/>
+        </w:rPr>
+        <w:t xml:space="preserve">" (سفر العدد 23: 21). ونحن في حضرة الله نرى ما نكونه وننظر أمامه مسلكنا في نور ساطع. وهناك نكون متيقنين أيضًا لتدبير نعمته من أجل أخطائنا: </w:t>
+      </w:r>
+      <w:r>
+        <w:rPr>
+          <w:rFonts w:ascii="Sakkal Majalla" w:hAnsi="Sakkal Majalla" w:cs="Sakkal Majalla"/>
+          <w:sz w:val="28"/>
+          <w:szCs w:val="28"/>
           <w:rtl/>
           <w:lang w:bidi="ar-AE"/>
         </w:rPr>
         <w:t>"</w:t>
+      </w:r>
+      <w:r>
+        <w:rPr>
+          <w:rFonts w:ascii="Sakkal Majalla" w:hAnsi="Sakkal Majalla" w:cs="Sakkal Majalla" w:hint="cs"/>
+          <w:sz w:val="28"/>
+          <w:szCs w:val="28"/>
+          <w:rtl/>
+          <w:lang w:bidi="ar-AE"/>
+        </w:rPr>
+        <w:t>وَدَمُ</w:t>
+      </w:r>
+      <w:r>
+        <w:rPr>
+          <w:rFonts w:ascii="Sakkal Majalla" w:hAnsi="Sakkal Majalla" w:cs="Sakkal Majalla"/>
+          <w:sz w:val="28"/>
+          <w:szCs w:val="28"/>
+          <w:rtl/>
+          <w:lang w:bidi="ar-AE"/>
+        </w:rPr>
+        <w:t xml:space="preserve"> </w:t>
+      </w:r>
+      <w:r>
+        <w:rPr>
+          <w:rFonts w:ascii="Sakkal Majalla" w:hAnsi="Sakkal Majalla" w:cs="Sakkal Majalla" w:hint="cs"/>
+          <w:sz w:val="28"/>
+          <w:szCs w:val="28"/>
+          <w:rtl/>
+          <w:lang w:bidi="ar-AE"/>
+        </w:rPr>
+        <w:t>يَسُوعَ</w:t>
+      </w:r>
+      <w:r>
+        <w:rPr>
+          <w:rFonts w:ascii="Sakkal Majalla" w:hAnsi="Sakkal Majalla" w:cs="Sakkal Majalla"/>
+          <w:sz w:val="28"/>
+          <w:szCs w:val="28"/>
+          <w:rtl/>
+          <w:lang w:bidi="ar-AE"/>
+        </w:rPr>
+        <w:t xml:space="preserve"> </w:t>
+      </w:r>
+      <w:r>
+        <w:rPr>
+          <w:rFonts w:ascii="Sakkal Majalla" w:hAnsi="Sakkal Majalla" w:cs="Sakkal Majalla" w:hint="cs"/>
+          <w:sz w:val="28"/>
+          <w:szCs w:val="28"/>
+          <w:rtl/>
+          <w:lang w:bidi="ar-AE"/>
+        </w:rPr>
+        <w:t>الْمَسِيحِ</w:t>
+      </w:r>
+      <w:r>
+        <w:rPr>
+          <w:rFonts w:ascii="Sakkal Majalla" w:hAnsi="Sakkal Majalla" w:cs="Sakkal Majalla"/>
+          <w:sz w:val="28"/>
+          <w:szCs w:val="28"/>
+          <w:rtl/>
+          <w:lang w:bidi="ar-AE"/>
+        </w:rPr>
+        <w:t xml:space="preserve"> </w:t>
+      </w:r>
+      <w:r>
+        <w:rPr>
+          <w:rFonts w:ascii="Sakkal Majalla" w:hAnsi="Sakkal Majalla" w:cs="Sakkal Majalla" w:hint="cs"/>
+          <w:sz w:val="28"/>
+          <w:szCs w:val="28"/>
+          <w:rtl/>
+          <w:lang w:bidi="ar-AE"/>
+        </w:rPr>
+        <w:t>ابْنِهِ</w:t>
+      </w:r>
+      <w:r>
+        <w:rPr>
+          <w:rFonts w:ascii="Sakkal Majalla" w:hAnsi="Sakkal Majalla" w:cs="Sakkal Majalla"/>
+          <w:sz w:val="28"/>
+          <w:szCs w:val="28"/>
+          <w:rtl/>
+          <w:lang w:bidi="ar-AE"/>
+        </w:rPr>
+        <w:t xml:space="preserve"> </w:t>
+      </w:r>
+      <w:r>
+        <w:rPr>
+          <w:rFonts w:ascii="Sakkal Majalla" w:hAnsi="Sakkal Majalla" w:cs="Sakkal Majalla" w:hint="cs"/>
+          <w:sz w:val="28"/>
+          <w:szCs w:val="28"/>
+          <w:rtl/>
+          <w:lang w:bidi="ar-AE"/>
+        </w:rPr>
+        <w:t>يُطَهِّرُنَا</w:t>
+      </w:r>
+      <w:r>
+        <w:rPr>
+          <w:rFonts w:ascii="Sakkal Majalla" w:hAnsi="Sakkal Majalla" w:cs="Sakkal Majalla"/>
+          <w:sz w:val="28"/>
+          <w:szCs w:val="28"/>
+          <w:rtl/>
+          <w:lang w:bidi="ar-AE"/>
+        </w:rPr>
+        <w:t xml:space="preserve"> </w:t>
+      </w:r>
+      <w:r>
+        <w:rPr>
+          <w:rFonts w:ascii="Sakkal Majalla" w:hAnsi="Sakkal Majalla" w:cs="Sakkal Majalla" w:hint="cs"/>
+          <w:sz w:val="28"/>
+          <w:szCs w:val="28"/>
+          <w:rtl/>
+          <w:lang w:bidi="ar-AE"/>
+        </w:rPr>
+        <w:t>مِنْ</w:t>
+      </w:r>
+      <w:r>
+        <w:rPr>
+          <w:rFonts w:ascii="Sakkal Majalla" w:hAnsi="Sakkal Majalla" w:cs="Sakkal Majalla"/>
+          <w:sz w:val="28"/>
+          <w:szCs w:val="28"/>
+          <w:rtl/>
+          <w:lang w:bidi="ar-AE"/>
+        </w:rPr>
+        <w:t xml:space="preserve"> </w:t>
+      </w:r>
+      <w:r>
+        <w:rPr>
+          <w:rFonts w:ascii="Sakkal Majalla" w:hAnsi="Sakkal Majalla" w:cs="Sakkal Majalla" w:hint="cs"/>
+          <w:sz w:val="28"/>
+          <w:szCs w:val="28"/>
+          <w:rtl/>
+          <w:lang w:bidi="ar-AE"/>
+        </w:rPr>
+        <w:t>كُلِّ</w:t>
+      </w:r>
+      <w:r>
+        <w:rPr>
+          <w:rFonts w:ascii="Sakkal Majalla" w:hAnsi="Sakkal Majalla" w:cs="Sakkal Majalla"/>
+          <w:sz w:val="28"/>
+          <w:szCs w:val="28"/>
+          <w:rtl/>
+          <w:lang w:bidi="ar-AE"/>
+        </w:rPr>
+        <w:t xml:space="preserve"> </w:t>
+      </w:r>
+      <w:r>
+        <w:rPr>
+          <w:rFonts w:ascii="Sakkal Majalla" w:hAnsi="Sakkal Majalla" w:cs="Sakkal Majalla" w:hint="cs"/>
+          <w:sz w:val="28"/>
+          <w:szCs w:val="28"/>
+          <w:rtl/>
+          <w:lang w:bidi="ar-AE"/>
+        </w:rPr>
+        <w:t>خَطِيَّةٍ</w:t>
+      </w:r>
+      <w:r>
+        <w:rPr>
+          <w:rFonts w:ascii="Sakkal Majalla" w:hAnsi="Sakkal Majalla" w:cs="Sakkal Majalla"/>
+          <w:sz w:val="28"/>
+          <w:szCs w:val="28"/>
+          <w:rtl/>
+          <w:lang w:bidi="ar-AE"/>
+        </w:rPr>
+        <w:t>."</w:t>
+      </w:r>
+    </w:p>
+    <w:p>
+      <w:pPr>
+        <w:jc w:val="center"/>
+        <w:rPr>
+          <w:rFonts w:ascii="Sakkal Majalla" w:hAnsi="Sakkal Majalla" w:cs="Sakkal Majalla"/>
+          <w:sz w:val="28"/>
+          <w:szCs w:val="28"/>
+          <w:lang w:bidi="ar-AE"/>
+        </w:rPr>
+      </w:pPr>
+      <w:r>
+        <w:rPr>
+          <w:rFonts w:ascii="Sakkal Majalla" w:hAnsi="Sakkal Majalla" w:cs="Sakkal Majalla" w:hint="cs"/>
+          <w:sz w:val="28"/>
+          <w:szCs w:val="28"/>
+          <w:rtl/>
+          <w:lang w:bidi="ar-AE"/>
+        </w:rPr>
+        <w:t>-</w:t>
+      </w:r>
+      <w:r>
+        <w:rPr>
+          <w:rFonts w:ascii="Sakkal Majalla" w:hAnsi="Sakkal Majalla" w:cs="Sakkal Majalla" w:hint="cs"/>
+          <w:sz w:val="28"/>
+          <w:szCs w:val="28"/>
+          <w:rtl/>
+          <w:lang w:bidi="ar-AE"/>
+        </w:rPr>
+        <w:t xml:space="preserve"> </w:t>
+      </w:r>
+      <w:r>
+        <w:rPr>
+          <w:rFonts w:ascii="Sakkal Majalla" w:hAnsi="Sakkal Majalla" w:cs="Sakkal Majalla" w:hint="cs"/>
+          <w:sz w:val="28"/>
+          <w:szCs w:val="28"/>
+          <w:rtl/>
+          <w:lang w:bidi="ar-AE"/>
+        </w:rPr>
+        <w:t>تم -</w:t>
       </w:r>
     </w:p>
     <w:sectPr>
       <w:pgSz w:w="11906" w:h="16838"/>
-      <w:pgMar w:top="1440" w:right="1800" w:bottom="1440" w:left="1800" w:header="708" w:footer="708" w:gutter="0"/>
+      <w:pgMar w:top="720" w:right="720" w:bottom="720" w:left="720" w:header="708" w:footer="708" w:gutter="0"/>
       <w:cols w:space="708"/>
       <w:bidi/>
       <w:rtlGutter/>
@@ -644,14 +3510,135 @@
 </w:document>
 </file>
 
+<file path=word/numbering.xml><?xml version="1.0" encoding="utf-8"?>
+<w:numbering xmlns:wpc="http://schemas.microsoft.com/office/word/2010/wordprocessingCanvas" xmlns:cx="http://schemas.microsoft.com/office/drawing/2014/chartex" xmlns:cx1="http://schemas.microsoft.com/office/drawing/2015/9/8/chartex" xmlns:cx2="http://schemas.microsoft.com/office/drawing/2015/10/21/chartex" xmlns:cx3="http://schemas.microsoft.com/office/drawing/2016/5/9/chartex" xmlns:cx4="http://schemas.microsoft.com/office/drawing/2016/5/10/chartex" xmlns:cx5="http://schemas.microsoft.com/office/drawing/2016/5/11/chartex" xmlns:cx6="http://schemas.microsoft.com/office/drawing/2016/5/12/chartex" xmlns:cx7="http://schemas.microsoft.com/office/drawing/2016/5/13/chartex" xmlns:cx8="http://schemas.microsoft.com/office/drawing/2016/5/14/chartex" xmlns:mc="http://schemas.openxmlformats.org/markup-compatibility/2006" xmlns:aink="http://schemas.microsoft.com/office/drawing/2016/ink" xmlns:am3d="http://schemas.microsoft.com/office/drawing/2017/model3d" xmlns:o="urn:schemas-microsoft-com:office:office" xmlns:r="http://schemas.openxmlformats.org/officeDocument/2006/relationships" xmlns:m="http://schemas.openxmlformats.org/officeDocument/2006/math" xmlns:v="urn:schemas-microsoft-com:vml" xmlns:wp14="http://schemas.microsoft.com/office/word/2010/wordprocessingDrawing" xmlns:wp="http://schemas.openxmlformats.org/drawingml/2006/wordprocessingDrawing" xmlns:w10="urn:schemas-microsoft-com:office:word" xmlns:w="http://schemas.openxmlformats.org/wordprocessingml/2006/main" xmlns:w14="http://schemas.microsoft.com/office/word/2010/wordml" xmlns:w15="http://schemas.microsoft.com/office/word/2012/wordml" xmlns:w16cid="http://schemas.microsoft.com/office/word/2016/wordml/cid" xmlns:w16se="http://schemas.microsoft.com/office/word/2015/wordml/symex" xmlns:wpg="http://schemas.microsoft.com/office/word/2010/wordprocessingGroup" xmlns:wpi="http://schemas.microsoft.com/office/word/2010/wordprocessingInk" xmlns:wne="http://schemas.microsoft.com/office/word/2006/wordml" xmlns:wps="http://schemas.microsoft.com/office/word/2010/wordprocessingShape" mc:Ignorable="w14 w15 w16se w16cid wp14">
+  <w:abstractNum w:abstractNumId="0" w15:restartNumberingAfterBreak="0">
+    <w:nsid w:val="5FC9641A"/>
+    <w:multiLevelType w:val="hybridMultilevel"/>
+    <w:tmpl w:val="987E8872"/>
+    <w:lvl w:ilvl="0" w:tplc="955A21EA">
+      <w:start w:val="1"/>
+      <w:numFmt w:val="bullet"/>
+      <w:lvlText w:val="-"/>
+      <w:lvlJc w:val="left"/>
+      <w:pPr>
+        <w:ind w:left="720" w:hanging="360"/>
+      </w:pPr>
+      <w:rPr>
+        <w:rFonts w:ascii="Sakkal Majalla" w:eastAsiaTheme="minorHAnsi" w:hAnsi="Sakkal Majalla" w:cs="Sakkal Majalla" w:hint="default"/>
+      </w:rPr>
+    </w:lvl>
+    <w:lvl w:ilvl="1" w:tplc="04090003" w:tentative="1">
+      <w:start w:val="1"/>
+      <w:numFmt w:val="bullet"/>
+      <w:lvlText w:val="o"/>
+      <w:lvlJc w:val="left"/>
+      <w:pPr>
+        <w:ind w:left="1440" w:hanging="360"/>
+      </w:pPr>
+      <w:rPr>
+        <w:rFonts w:ascii="Courier New" w:hAnsi="Courier New" w:cs="Courier New" w:hint="default"/>
+      </w:rPr>
+    </w:lvl>
+    <w:lvl w:ilvl="2" w:tplc="04090005" w:tentative="1">
+      <w:start w:val="1"/>
+      <w:numFmt w:val="bullet"/>
+      <w:lvlText w:val=""/>
+      <w:lvlJc w:val="left"/>
+      <w:pPr>
+        <w:ind w:left="2160" w:hanging="360"/>
+      </w:pPr>
+      <w:rPr>
+        <w:rFonts w:ascii="Wingdings" w:hAnsi="Wingdings" w:hint="default"/>
+      </w:rPr>
+    </w:lvl>
+    <w:lvl w:ilvl="3" w:tplc="04090001" w:tentative="1">
+      <w:start w:val="1"/>
+      <w:numFmt w:val="bullet"/>
+      <w:lvlText w:val=""/>
+      <w:lvlJc w:val="left"/>
+      <w:pPr>
+        <w:ind w:left="2880" w:hanging="360"/>
+      </w:pPr>
+      <w:rPr>
+        <w:rFonts w:ascii="Symbol" w:hAnsi="Symbol" w:hint="default"/>
+      </w:rPr>
+    </w:lvl>
+    <w:lvl w:ilvl="4" w:tplc="04090003" w:tentative="1">
+      <w:start w:val="1"/>
+      <w:numFmt w:val="bullet"/>
+      <w:lvlText w:val="o"/>
+      <w:lvlJc w:val="left"/>
+      <w:pPr>
+        <w:ind w:left="3600" w:hanging="360"/>
+      </w:pPr>
+      <w:rPr>
+        <w:rFonts w:ascii="Courier New" w:hAnsi="Courier New" w:cs="Courier New" w:hint="default"/>
+      </w:rPr>
+    </w:lvl>
+    <w:lvl w:ilvl="5" w:tplc="04090005" w:tentative="1">
+      <w:start w:val="1"/>
+      <w:numFmt w:val="bullet"/>
+      <w:lvlText w:val=""/>
+      <w:lvlJc w:val="left"/>
+      <w:pPr>
+        <w:ind w:left="4320" w:hanging="360"/>
+      </w:pPr>
+      <w:rPr>
+        <w:rFonts w:ascii="Wingdings" w:hAnsi="Wingdings" w:hint="default"/>
+      </w:rPr>
+    </w:lvl>
+    <w:lvl w:ilvl="6" w:tplc="04090001" w:tentative="1">
+      <w:start w:val="1"/>
+      <w:numFmt w:val="bullet"/>
+      <w:lvlText w:val=""/>
+      <w:lvlJc w:val="left"/>
+      <w:pPr>
+        <w:ind w:left="5040" w:hanging="360"/>
+      </w:pPr>
+      <w:rPr>
+        <w:rFonts w:ascii="Symbol" w:hAnsi="Symbol" w:hint="default"/>
+      </w:rPr>
+    </w:lvl>
+    <w:lvl w:ilvl="7" w:tplc="04090003" w:tentative="1">
+      <w:start w:val="1"/>
+      <w:numFmt w:val="bullet"/>
+      <w:lvlText w:val="o"/>
+      <w:lvlJc w:val="left"/>
+      <w:pPr>
+        <w:ind w:left="5760" w:hanging="360"/>
+      </w:pPr>
+      <w:rPr>
+        <w:rFonts w:ascii="Courier New" w:hAnsi="Courier New" w:cs="Courier New" w:hint="default"/>
+      </w:rPr>
+    </w:lvl>
+    <w:lvl w:ilvl="8" w:tplc="04090005" w:tentative="1">
+      <w:start w:val="1"/>
+      <w:numFmt w:val="bullet"/>
+      <w:lvlText w:val=""/>
+      <w:lvlJc w:val="left"/>
+      <w:pPr>
+        <w:ind w:left="6480" w:hanging="360"/>
+      </w:pPr>
+      <w:rPr>
+        <w:rFonts w:ascii="Wingdings" w:hAnsi="Wingdings" w:hint="default"/>
+      </w:rPr>
+    </w:lvl>
+  </w:abstractNum>
+  <w:num w:numId="1">
+    <w:abstractNumId w:val="0"/>
+  </w:num>
+</w:numbering>
+</file>
+
 <file path=word/styles.xml><?xml version="1.0" encoding="utf-8"?>
 <w:styles xmlns:mc="http://schemas.openxmlformats.org/markup-compatibility/2006" xmlns:r="http://schemas.openxmlformats.org/officeDocument/2006/relationships" xmlns:w="http://schemas.openxmlformats.org/wordprocessingml/2006/main" xmlns:w14="http://schemas.microsoft.com/office/word/2010/wordml" xmlns:w15="http://schemas.microsoft.com/office/word/2012/wordml" xmlns:w16cid="http://schemas.microsoft.com/office/word/2016/wordml/cid" xmlns:w16se="http://schemas.microsoft.com/office/word/2015/wordml/symex" mc:Ignorable="w14 w15 w16se w16cid">
   <w:docDefaults>
     <w:rPrDefault>
       <w:rPr>
-        <w:rFonts w:ascii="Sakkal Majalla" w:eastAsiaTheme="minorHAnsi" w:hAnsi="Sakkal Majalla" w:cs="Sakkal Majalla"/>
-        <w:sz w:val="28"/>
-        <w:szCs w:val="28"/>
+        <w:rFonts w:asciiTheme="minorHAnsi" w:eastAsiaTheme="minorHAnsi" w:hAnsiTheme="minorHAnsi" w:cstheme="minorBidi"/>
+        <w:sz w:val="22"/>
+        <w:szCs w:val="22"/>
         <w:lang w:val="en-US" w:eastAsia="en-US" w:bidi="ar-SA"/>
       </w:rPr>
     </w:rPrDefault>
@@ -1045,6 +4032,9 @@
     <w:pPr>
       <w:bidi/>
     </w:pPr>
+    <w:rPr>
+      <w:lang w:bidi="ar-EG"/>
+    </w:rPr>
   </w:style>
   <w:style w:type="character" w:default="1" w:styleId="DefaultParagraphFont">
     <w:name w:val="Default Paragraph Font"/>
@@ -1078,7 +4068,7 @@
     <w:basedOn w:val="DefaultParagraphFont"/>
     <w:uiPriority w:val="99"/>
     <w:unhideWhenUsed/>
-    <w:rsid w:val="00A5303C"/>
+    <w:rsid w:val="008E18B4"/>
     <w:rPr>
       <w:color w:val="0563C1" w:themeColor="hyperlink"/>
       <w:u w:val="single"/>
@@ -1090,11 +4080,22 @@
     <w:uiPriority w:val="99"/>
     <w:semiHidden/>
     <w:unhideWhenUsed/>
-    <w:rsid w:val="00A5303C"/>
+    <w:rsid w:val="008E18B4"/>
     <w:rPr>
       <w:color w:val="605E5C"/>
       <w:shd w:val="clear" w:color="auto" w:fill="E1DFDD"/>
     </w:rPr>
+  </w:style>
+  <w:style w:type="paragraph" w:styleId="ListParagraph">
+    <w:name w:val="List Paragraph"/>
+    <w:basedOn w:val="Normal"/>
+    <w:uiPriority w:val="34"/>
+    <w:qFormat/>
+    <w:rsid w:val="00AC1D7E"/>
+    <w:pPr>
+      <w:ind w:left="720"/>
+      <w:contextualSpacing/>
+    </w:pPr>
   </w:style>
 </w:styles>
 </file>

--- a/docs/downloads/william-kelly/تم/doc_0550.docx
+++ b/docs/downloads/william-kelly/تم/doc_0550.docx
@@ -1,643 +1,100 @@
 
 <file path=word/document.xml><?xml version="1.0" encoding="utf-8"?>
-<w:document xmlns:wpc="http://schemas.microsoft.com/office/word/2010/wordprocessingCanvas" xmlns:cx="http://schemas.microsoft.com/office/drawing/2014/chartex" xmlns:cx1="http://schemas.microsoft.com/office/drawing/2015/9/8/chartex" xmlns:cx2="http://schemas.microsoft.com/office/drawing/2015/10/21/chartex" xmlns:cx3="http://schemas.microsoft.com/office/drawing/2016/5/9/chartex" xmlns:cx4="http://schemas.microsoft.com/office/drawing/2016/5/10/chartex" xmlns:cx5="http://schemas.microsoft.com/office/drawing/2016/5/11/chartex" xmlns:cx6="http://schemas.microsoft.com/office/drawing/2016/5/12/chartex" xmlns:cx7="http://schemas.microsoft.com/office/drawing/2016/5/13/chartex" xmlns:cx8="http://schemas.microsoft.com/office/drawing/2016/5/14/chartex" xmlns:mc="http://schemas.openxmlformats.org/markup-compatibility/2006" xmlns:aink="http://schemas.microsoft.com/office/drawing/2016/ink" xmlns:am3d="http://schemas.microsoft.com/office/drawing/2017/model3d" xmlns:o="urn:schemas-microsoft-com:office:office" xmlns:r="http://schemas.openxmlformats.org/officeDocument/2006/relationships" xmlns:m="http://schemas.openxmlformats.org/officeDocument/2006/math" xmlns:v="urn:schemas-microsoft-com:vml" xmlns:wp14="http://schemas.microsoft.com/office/word/2010/wordprocessingDrawing" xmlns:wp="http://schemas.openxmlformats.org/drawingml/2006/wordprocessingDrawing" xmlns:w10="urn:schemas-microsoft-com:office:word" xmlns:w="http://schemas.openxmlformats.org/wordprocessingml/2006/main" xmlns:w14="http://schemas.microsoft.com/office/word/2010/wordml" xmlns:w15="http://schemas.microsoft.com/office/word/2012/wordml" xmlns:w16cid="http://schemas.microsoft.com/office/word/2016/wordml/cid" xmlns:w16se="http://schemas.microsoft.com/office/word/2015/wordml/symex" xmlns:wpg="http://schemas.microsoft.com/office/word/2010/wordprocessingGroup" xmlns:wpi="http://schemas.microsoft.com/office/word/2010/wordprocessingInk" xmlns:wne="http://schemas.microsoft.com/office/word/2006/wordml" xmlns:wps="http://schemas.microsoft.com/office/word/2010/wordprocessingShape" mc:Ignorable="w14 w15 w16se w16cid wp14">
+<w:document xmlns:wpc="http://schemas.microsoft.com/office/word/2010/wordprocessingCanvas" xmlns:cx="http://schemas.microsoft.com/office/drawing/2014/chartex" xmlns:cx1="http://schemas.microsoft.com/office/drawing/2015/9/8/chartex" xmlns:cx2="http://schemas.microsoft.com/office/drawing/2015/10/21/chartex" xmlns:cx3="http://schemas.microsoft.com/office/drawing/2016/5/9/chartex" xmlns:cx4="http://schemas.microsoft.com/office/drawing/2016/5/10/chartex" xmlns:cx5="http://schemas.microsoft.com/office/drawing/2016/5/11/chartex" xmlns:cx6="http://schemas.microsoft.com/office/drawing/2016/5/12/chartex" xmlns:cx7="http://schemas.microsoft.com/office/drawing/2016/5/13/chartex" xmlns:cx8="http://schemas.microsoft.com/office/drawing/2016/5/14/chartex" xmlns:mc="http://schemas.openxmlformats.org/markup-compatibility/2006" xmlns:aink="http://schemas.microsoft.com/office/drawing/2016/ink" xmlns:am3d="http://schemas.microsoft.com/office/drawing/2017/model3d" xmlns:o="urn:schemas-microsoft-com:office:office" xmlns:r="http://schemas.openxmlformats.org/officeDocument/2006/relationships" xmlns:m="http://schemas.openxmlformats.org/officeDocument/2006/math" xmlns:v="urn:schemas-microsoft-com:vml" xmlns:wp14="http://schemas.microsoft.com/office/word/2010/wordprocessingDrawing" xmlns:wp="http://schemas.openxmlformats.org/drawingml/2006/wordprocessingDrawing" xmlns:w10="urn:schemas-microsoft-com:office:word" xmlns:w="http://schemas.openxmlformats.org/wordprocessingml/2006/main" xmlns:w14="http://schemas.microsoft.com/office/word/2010/wordml" xmlns:w15="http://schemas.microsoft.com/office/word/2012/wordml" xmlns:w16cex="http://schemas.microsoft.com/office/word/2018/wordml/cex" xmlns:w16cid="http://schemas.microsoft.com/office/word/2016/wordml/cid" xmlns:w16="http://schemas.microsoft.com/office/word/2018/wordml" xmlns:w16se="http://schemas.microsoft.com/office/word/2015/wordml/symex" xmlns:wpg="http://schemas.microsoft.com/office/word/2010/wordprocessingGroup" xmlns:wpi="http://schemas.microsoft.com/office/word/2010/wordprocessingInk" xmlns:wne="http://schemas.microsoft.com/office/word/2006/wordml" xmlns:wps="http://schemas.microsoft.com/office/word/2010/wordprocessingShape" mc:Ignorable="w14 w15 w16se w16cid w16 w16cex wp14">
   <w:body>
     <w:p>
       <w:pPr>
+        <w:bidi/>
+        <w:jc w:val="both"/>
         <w:rPr>
           <w:rtl/>
-          <w:lang w:bidi="ar-AE"/>
+          <w:lang w:bidi="ar-EG"/>
         </w:rPr>
       </w:pPr>
-      <w:hyperlink r:id="rId4" w:history="1">
+      <w:hyperlink r:id="rId4" w:anchor=":~:text=haben%2C%20und%20ihn%20immer%20um%20seine%20Gnade,Quelle%3A%20www.bibelstudium.de%2Farticles%2F" w:history="1">
         <w:r>
           <w:rPr>
             <w:rStyle w:val="Hyperlink"/>
             <w:rFonts w:hint="cs"/>
             <w:rtl/>
-            <w:lang w:bidi="ar-AE"/>
+            <w:lang w:bidi="ar-EG"/>
           </w:rPr>
-          <w:t>المؤمن والخطية</w:t>
+          <w:t>الله يكلمني</w:t>
         </w:r>
       </w:hyperlink>
     </w:p>
     <w:p>
       <w:pPr>
+        <w:bidi/>
+        <w:jc w:val="both"/>
         <w:rPr>
           <w:rtl/>
-          <w:lang w:bidi="ar-AE"/>
+          <w:lang w:bidi="ar-EG"/>
+        </w:rPr>
+      </w:pPr>
+      <w:r>
+        <w:rPr>
+          <w:lang w:bidi="ar-EG"/>
+        </w:rPr>
+        <w:t>William Kelly</w:t>
+      </w:r>
+    </w:p>
+    <w:p>
+      <w:pPr>
+        <w:bidi/>
+        <w:jc w:val="both"/>
+        <w:rPr>
+          <w:rtl/>
+          <w:lang w:bidi="ar-EG"/>
         </w:rPr>
       </w:pPr>
       <w:r>
         <w:rPr>
           <w:rFonts w:hint="cs"/>
           <w:rtl/>
-          <w:lang w:bidi="ar-AE"/>
+          <w:lang w:bidi="ar-EG"/>
         </w:rPr>
-        <w:t>1. يوحنا 1: 8؛ 3: 8، 9</w:t>
+        <w:t>إنه لم يكن قصد الله البتة بأن يُقرأ الكتاب بالاستقلال عنه. الله هو القائم على الكتاب المقدس. ليس كما لو أن الله ضد كلمته، وإنما هو القوة الوحيدة التي بها أدخل في تطبيق الكلمة. لأن الكتاب المقدس لم يُعطَ لي فقط لكي أنظر ما في داخله، كلا، فينبغي أن أرفع نظري إلى الله. ليس لي أن أقرأه كأي كتاب يحتوي على روايات حقيقية أو مواعظ جيدة، كما وليس لي أن أقرأه ككتاب مليء بالألغاز لا تُحلّ إلا بحدة الذكاء والتدريب، وإنما يجب أن أقرأ الكتاب المقدس على أنه صوت الله الحي لنفسي.</w:t>
       </w:r>
     </w:p>
     <w:p>
       <w:pPr>
+        <w:bidi/>
+        <w:jc w:val="both"/>
         <w:rPr>
+          <w:rFonts w:hint="cs"/>
           <w:rtl/>
-          <w:lang w:bidi="ar-AE"/>
-        </w:rPr>
-      </w:pPr>
-      <w:r>
-        <w:rPr>
-          <w:lang w:bidi="ar-AE"/>
-        </w:rPr>
-        <w:t>William Kelly</w:t>
-      </w:r>
-    </w:p>
-    <w:p>
-      <w:pPr>
-        <w:rPr>
-          <w:rtl/>
-          <w:lang w:bidi="ar-AE"/>
+          <w:lang w:bidi="ar-EG"/>
         </w:rPr>
       </w:pPr>
       <w:r>
         <w:rPr>
           <w:rFonts w:hint="cs"/>
           <w:rtl/>
-          <w:lang w:bidi="ar-AE"/>
+          <w:lang w:bidi="ar-EG"/>
         </w:rPr>
-        <w:t>"</w:t>
+        <w:t>عندما نقرأه في خضوع حقيقي لله، ستتغير علاقة النفس وموقفها بالكامل. إنه يحفظك من أن تلوي كلمة الله بحسب أفكارك الشخصية وإرادتك. ولكن إن قادتك الكلمة إلى الصلاة إلى الله، عندها لا تكون الكلمة من دون صلاة ولا الصلاة من دون الكلمة. فكلاهما خطير جدًا، إذ الأول يقودنا إلى العقلانية والثاني إلى الخيال. لذا يقول الرسول: "</w:t>
       </w:r>
       <w:r>
         <w:rPr>
           <w:rtl/>
+          <w:lang w:bidi="ar-EG"/>
         </w:rPr>
-        <w:t xml:space="preserve"> </w:t>
-      </w:r>
-      <w:r>
-        <w:rPr>
-          <w:rtl/>
-          <w:lang w:bidi="ar-AE"/>
-        </w:rPr>
-        <w:t>إِنْ قُلْنَا: إِنَّهُ لَيْسَ لَنَا خَطِيَّةٌ نُضِلُّ أَنْفُسَنَا وَلَيْسَ الْحَقُّ فِينَا.</w:t>
+        <w:t xml:space="preserve"> 32 وَالآنَ أَسْتَوْدِعُكُمْ يَا إِخْوَتِي للهِ وَلِكَلِمَةِ نِعْمَتِهِ</w:t>
       </w:r>
       <w:r>
         <w:rPr>
           <w:rFonts w:hint="cs"/>
           <w:rtl/>
-          <w:lang w:bidi="ar-AE"/>
+          <w:lang w:bidi="ar-EG"/>
         </w:rPr>
-        <w:t>... " (1. يوحنا 1: 8).</w:t>
-      </w:r>
-    </w:p>
-    <w:p>
-      <w:pPr>
-        <w:jc w:val="both"/>
-        <w:rPr>
-          <w:rtl/>
-          <w:lang w:bidi="ar-AE"/>
-        </w:rPr>
-      </w:pPr>
-      <w:r>
-        <w:rPr>
-          <w:rFonts w:hint="cs"/>
-          <w:rtl/>
-          <w:lang w:bidi="ar-AE"/>
-        </w:rPr>
-        <w:t>"</w:t>
-      </w:r>
-      <w:r>
-        <w:rPr>
-          <w:rtl/>
-          <w:lang w:bidi="ar-AE"/>
-        </w:rPr>
-        <w:t xml:space="preserve"> مَنْ يَفْعَلُ الْخَطِيَّةَ فَهُوَ مِنْ إِبْلِيسَ، لأَنَّ إِبْلِيسَ مِنَ الْبَدْءِ يُخْطِئُ. لأَجْلِ هذَا أُظْهِرَ ابْنُ اللهِ لِكَيْ يَنْقُضَ أَعْمَالَ إِبْلِيسَ. كُلُّ مَنْ هُوَ مَوْلُودٌ مِنَ اللهِ لاَ يَفْعَلُ خَطِيَّةً، لأَنَّ زَرْعَهُ يَثْبُتُ فِيهِ، وَلاَ يَسْتَطِيعُ أَنْ يُخْطِئَ لأَنَّهُ مَوْلُودٌ مِنَ اللهِ.</w:t>
-      </w:r>
-      <w:r>
-        <w:rPr>
-          <w:rFonts w:hint="cs"/>
-          <w:rtl/>
-          <w:lang w:bidi="ar-AE"/>
-        </w:rPr>
-        <w:t>" (1. يوحنا 3: 8، 9).</w:t>
-      </w:r>
-    </w:p>
-    <w:p>
-      <w:pPr>
-        <w:jc w:val="both"/>
-        <w:rPr>
-          <w:rtl/>
-          <w:lang w:bidi="ar-AE"/>
-        </w:rPr>
-      </w:pPr>
-      <w:r>
-        <w:rPr>
-          <w:rtl/>
-          <w:lang w:bidi="ar-AE"/>
-        </w:rPr>
-        <w:t xml:space="preserve">للوهلة الأولى </w:t>
-      </w:r>
-      <w:r>
-        <w:rPr>
-          <w:rFonts w:hint="cs"/>
-          <w:rtl/>
-          <w:lang w:bidi="ar-AE"/>
-        </w:rPr>
-        <w:t>يبدو أنه من المستحيل أن نختزل هذه الحقائق الواردة في هذين الموضعين إلى قاسم مشترك. يقول الإصحاح 3 صراحة: "</w:t>
-      </w:r>
-      <w:r>
-        <w:rPr>
-          <w:rtl/>
-        </w:rPr>
-        <w:t xml:space="preserve"> </w:t>
-      </w:r>
-      <w:r>
-        <w:rPr>
-          <w:rtl/>
-          <w:lang w:bidi="ar-AE"/>
-        </w:rPr>
-        <w:t>مَنْ يَفْعَلُ الْخَطِيَّةَ فَهُوَ مِنْ إِبْلِيسَ</w:t>
-      </w:r>
-      <w:r>
-        <w:rPr>
-          <w:rFonts w:hint="cs"/>
-          <w:rtl/>
-          <w:lang w:bidi="ar-AE"/>
-        </w:rPr>
-        <w:t>" و "</w:t>
-      </w:r>
-      <w:r>
-        <w:rPr>
-          <w:rtl/>
-        </w:rPr>
-        <w:t xml:space="preserve"> </w:t>
-      </w:r>
-      <w:r>
-        <w:rPr>
-          <w:rtl/>
-          <w:lang w:bidi="ar-AE"/>
-        </w:rPr>
-        <w:t>كُلُّ مَنْ هُوَ مَوْلُودٌ مِنَ اللهِ لاَ يَفْعَلُ خَطِيَّةً،</w:t>
-      </w:r>
-      <w:r>
-        <w:rPr>
-          <w:rFonts w:hint="cs"/>
-          <w:rtl/>
-          <w:lang w:bidi="ar-AE"/>
-        </w:rPr>
-        <w:t xml:space="preserve">" إن كان علينا أن نفهم هذا في مفهومه المطلق فستنهار كل آمالنا ولن يكون بإمكان أي مؤمن أن </w:t>
-      </w:r>
-      <w:r>
-        <w:rPr>
-          <w:rFonts w:hint="cs"/>
-          <w:rtl/>
-          <w:lang w:bidi="ar-AE"/>
-        </w:rPr>
-        <w:t>يقف</w:t>
-      </w:r>
-      <w:r>
-        <w:rPr>
-          <w:rFonts w:hint="cs"/>
-          <w:rtl/>
-          <w:lang w:bidi="ar-AE"/>
-        </w:rPr>
-        <w:t xml:space="preserve"> أمام الله.</w:t>
-      </w:r>
-    </w:p>
-    <w:p>
-      <w:pPr>
-        <w:jc w:val="both"/>
-        <w:rPr>
-          <w:rtl/>
-          <w:lang w:bidi="ar-AE"/>
-        </w:rPr>
-      </w:pPr>
-      <w:r>
-        <w:rPr>
-          <w:rFonts w:hint="cs"/>
-          <w:rtl/>
-          <w:lang w:bidi="ar-AE"/>
-        </w:rPr>
-        <w:t>غير أننا نقرأ في الإصحاح الأول: "</w:t>
-      </w:r>
-      <w:r>
-        <w:rPr>
-          <w:rtl/>
-        </w:rPr>
-        <w:t xml:space="preserve"> </w:t>
-      </w:r>
-      <w:r>
-        <w:rPr>
-          <w:rtl/>
-          <w:lang w:bidi="ar-AE"/>
-        </w:rPr>
-        <w:t>إِنْ قُلْنَا: إِنَّهُ لَيْسَ لَنَا خَطِيَّةٌ نُضِلُّ أَنْفُسَنَا</w:t>
-      </w:r>
-      <w:r>
-        <w:rPr>
-          <w:rFonts w:hint="cs"/>
-          <w:rtl/>
-          <w:lang w:bidi="ar-AE"/>
-        </w:rPr>
-        <w:t xml:space="preserve">" هنا </w:t>
-      </w:r>
-      <w:r>
-        <w:rPr>
-          <w:rFonts w:hint="cs"/>
-          <w:rtl/>
-          <w:lang w:bidi="ar-AE"/>
-        </w:rPr>
-        <w:t>مفاد</w:t>
-      </w:r>
-      <w:r>
-        <w:rPr>
-          <w:rFonts w:hint="cs"/>
-          <w:rtl/>
-          <w:lang w:bidi="ar-AE"/>
-        </w:rPr>
-        <w:t xml:space="preserve"> </w:t>
-      </w:r>
-      <w:r>
-        <w:rPr>
-          <w:rFonts w:hint="cs"/>
-          <w:rtl/>
-          <w:lang w:bidi="ar-AE"/>
-        </w:rPr>
-        <w:t>الادعاء بأننا ليس لنا خطية، هو خداع، بينما في الإصحاح الثالث يصرّح بوضوح: "</w:t>
-      </w:r>
-      <w:r>
-        <w:rPr>
-          <w:rtl/>
-        </w:rPr>
-        <w:t xml:space="preserve"> </w:t>
-      </w:r>
-      <w:r>
-        <w:rPr>
-          <w:rtl/>
-          <w:lang w:bidi="ar-AE"/>
-        </w:rPr>
-        <w:t>كُلُّ مَنْ هُوَ مَوْلُودٌ مِنَ اللهِ لاَ يَفْعَلُ خَطِيَّةً،</w:t>
-      </w:r>
-      <w:r>
-        <w:rPr>
-          <w:rFonts w:hint="cs"/>
-          <w:rtl/>
-          <w:lang w:bidi="ar-AE"/>
-        </w:rPr>
-        <w:t>". ولكن هذان الموضعان لا يوجد فيهما تناقض.</w:t>
-      </w:r>
-    </w:p>
-    <w:p>
-      <w:pPr>
-        <w:jc w:val="both"/>
-        <w:rPr>
-          <w:rtl/>
-          <w:lang w:bidi="ar-AE"/>
-        </w:rPr>
-      </w:pPr>
-      <w:r>
-        <w:rPr>
-          <w:rFonts w:hint="cs"/>
-          <w:rtl/>
-          <w:lang w:bidi="ar-AE"/>
-        </w:rPr>
-        <w:t>في الإصحاح الأول ينظر الروح القدس إلى المؤمن كمَن أُدخل في شركة مع الآب ومع ابنه وكمن هو في محضر يسوع المسيح (أعداد 3، 7). عندما أتواجد في مثل هذه الحضرة، وأقول عندها "ليس لي خطية" فإني أخدع نفسي وليس الحق فيّ. في القرب وفي الشركة مع الآب والابن تُستعلن الخطية وسأكون متيقنًا لسقطاتي.</w:t>
-      </w:r>
-    </w:p>
-    <w:p>
-      <w:pPr>
-        <w:jc w:val="both"/>
-        <w:rPr>
-          <w:rtl/>
-          <w:lang w:bidi="ar-AE"/>
-        </w:rPr>
-      </w:pPr>
-      <w:r>
-        <w:rPr>
-          <w:rFonts w:hint="cs"/>
-          <w:rtl/>
-          <w:lang w:bidi="ar-AE"/>
-        </w:rPr>
-        <w:t>إن نشاط الجسد هو دائمًا العائق الأساسي للشركة، لكن في محضر الله تنكشف خطاياي. غير أنه تم الاهتمام بهذا الأمر: "</w:t>
-      </w:r>
-      <w:r>
-        <w:rPr>
-          <w:rtl/>
-        </w:rPr>
-        <w:t xml:space="preserve"> </w:t>
-      </w:r>
-      <w:r>
-        <w:rPr>
-          <w:rtl/>
-          <w:lang w:bidi="ar-AE"/>
-        </w:rPr>
-        <w:t>وَدَمُ يَسُوعَ الْمَسِيحِ ابْنِهِ يُطَهِّرُنَا مِنْ كُلِّ خَطِيَّةٍ</w:t>
-      </w:r>
-      <w:r>
-        <w:rPr>
-          <w:rFonts w:hint="cs"/>
-          <w:rtl/>
-          <w:lang w:bidi="ar-AE"/>
-        </w:rPr>
-        <w:t>" يقينًا أن عمل المسيح قد تم، لكن هذا لا يستبعد الحقيقة الأخيرة المتعلقة بالحفاظ على شركتنا، أي استخدام الدم المطهر من كل خطية لنا للوقت الحاضر لنفوسنا بالروح القدس.</w:t>
-      </w:r>
-    </w:p>
-    <w:p>
-      <w:pPr>
-        <w:jc w:val="both"/>
-        <w:rPr>
-          <w:rtl/>
-          <w:lang w:bidi="ar-AE"/>
-        </w:rPr>
-      </w:pPr>
-      <w:r>
-        <w:rPr>
-          <w:rFonts w:hint="cs"/>
-          <w:rtl/>
-          <w:lang w:bidi="ar-AE"/>
-        </w:rPr>
-        <w:t xml:space="preserve">في الإصحاح الثالث لا ينظر الروح القدس إلى المؤمن وهو في حضرة الآب والابن، وإنما إلى المؤمن </w:t>
-      </w:r>
-      <w:r>
-        <w:rPr>
-          <w:rFonts w:hint="cs"/>
-          <w:rtl/>
-          <w:lang w:bidi="ar-AE"/>
-        </w:rPr>
-        <w:t xml:space="preserve">في حضرة العالم. في حضرة الآب والابن يُقال عنه بأنه له خطية؛ ولكن حالما </w:t>
-      </w:r>
-      <w:bookmarkStart w:id="0" w:name="_GoBack"/>
-      <w:bookmarkEnd w:id="0"/>
-      <w:r>
-        <w:rPr>
-          <w:rFonts w:hint="cs"/>
-          <w:rtl/>
-          <w:lang w:bidi="ar-AE"/>
-        </w:rPr>
-        <w:t>يُنظر إليه مقابل العالم الذي يحيط به، الموضوع في الشرير، تصرح الكلمة: "لا يفعل خطية". إن أولاد العالم ليس لهم طبيعة جديدة، ليس لهم إلا خطية. أما المؤمن فهو له طبيعة جديدة، مقدسة ومحبة، لا تفعل الخطية.</w:t>
-      </w:r>
-    </w:p>
-    <w:p>
-      <w:pPr>
-        <w:jc w:val="both"/>
-        <w:rPr>
-          <w:rtl/>
-          <w:lang w:bidi="ar-AE"/>
-        </w:rPr>
-      </w:pPr>
-      <w:r>
-        <w:rPr>
-          <w:rFonts w:hint="cs"/>
-          <w:rtl/>
-          <w:lang w:bidi="ar-AE"/>
-        </w:rPr>
-        <w:t xml:space="preserve">من الممكن أن نتخذ يوحنا المعمدان كمثال (متى 11). يوحنا كان في السجن. </w:t>
-      </w:r>
-      <w:r>
-        <w:rPr>
-          <w:rFonts w:hint="cs"/>
-          <w:rtl/>
-          <w:lang w:bidi="ar-AE"/>
-        </w:rPr>
-        <w:t xml:space="preserve">لم يكن عليه سهلاً بأن يتقبل الواقع وأرسل </w:t>
-      </w:r>
-      <w:r>
-        <w:rPr>
-          <w:rFonts w:hint="cs"/>
-          <w:rtl/>
-          <w:lang w:bidi="ar-AE"/>
-        </w:rPr>
-        <w:t>مبعوثين</w:t>
-      </w:r>
-      <w:r>
-        <w:rPr>
-          <w:rFonts w:hint="cs"/>
-          <w:rtl/>
-          <w:lang w:bidi="ar-AE"/>
-        </w:rPr>
-        <w:t xml:space="preserve"> إلى يسوع ليسألوه، إن كان هو فعلاً الذي كان ينتظره. أجاب</w:t>
-      </w:r>
-      <w:r>
-        <w:rPr>
-          <w:rFonts w:hint="cs"/>
-          <w:rtl/>
-          <w:lang w:bidi="ar-AE"/>
-        </w:rPr>
-        <w:t>هما</w:t>
-      </w:r>
-      <w:r>
-        <w:rPr>
-          <w:rFonts w:hint="cs"/>
-          <w:rtl/>
-          <w:lang w:bidi="ar-AE"/>
-        </w:rPr>
-        <w:t xml:space="preserve"> يسوع: "</w:t>
-      </w:r>
-      <w:r>
-        <w:rPr>
-          <w:rtl/>
-        </w:rPr>
-        <w:t xml:space="preserve"> </w:t>
-      </w:r>
-      <w:r>
-        <w:rPr>
-          <w:rtl/>
-          <w:lang w:bidi="ar-AE"/>
-        </w:rPr>
-        <w:t>«اذْهَبَا وَأَخْبِرَا يُوحَنَّا بِمَا تَسْمَعَانِ وَتَنْظُرَانِ:  5 اَلْعُمْيُ يُبْصِرُونَ،</w:t>
-      </w:r>
-      <w:r>
-        <w:rPr>
-          <w:rFonts w:hint="cs"/>
-          <w:rtl/>
-          <w:lang w:bidi="ar-AE"/>
-        </w:rPr>
-        <w:t>... "إلخ. كما لو كانت إجابته: "هل بمقدور غير المسيح أن يعمل كل هذه الأمور العجيبة؟" ولكن الرب أضاف إلى ذلك أيضًا: "</w:t>
-      </w:r>
-      <w:r>
-        <w:rPr>
-          <w:rtl/>
-        </w:rPr>
-        <w:t xml:space="preserve"> </w:t>
-      </w:r>
-      <w:r>
-        <w:rPr>
-          <w:rtl/>
-          <w:lang w:bidi="ar-AE"/>
-        </w:rPr>
-        <w:t>طُوبَى لِمَنْ لاَ يَعْثُرُ فِيَّ».</w:t>
-      </w:r>
-      <w:r>
-        <w:rPr>
-          <w:rFonts w:hint="cs"/>
-          <w:rtl/>
-          <w:lang w:bidi="ar-AE"/>
-        </w:rPr>
-        <w:t>"</w:t>
-      </w:r>
-    </w:p>
-    <w:p>
-      <w:pPr>
-        <w:jc w:val="both"/>
-        <w:rPr>
-          <w:rtl/>
-          <w:lang w:bidi="ar-AE"/>
-        </w:rPr>
-      </w:pPr>
-      <w:r>
-        <w:rPr>
-          <w:rFonts w:hint="cs"/>
-          <w:rtl/>
-          <w:lang w:bidi="ar-AE"/>
-        </w:rPr>
-        <w:lastRenderedPageBreak/>
-        <w:t xml:space="preserve">هنا لدينا أولاً مرجع شخصي، موضوع بين الرب ويوحنا وحدهما. </w:t>
-      </w:r>
-      <w:r>
-        <w:rPr>
-          <w:rFonts w:hint="cs"/>
-          <w:rtl/>
-          <w:lang w:bidi="ar-AE"/>
-        </w:rPr>
-        <w:t xml:space="preserve">ولكن حالما أن مضى مبعوثا المعمدان ونظر الرب إلى يوحنا على عكس جميع الآخرين </w:t>
-      </w:r>
-      <w:r>
-        <w:rPr>
-          <w:rtl/>
-          <w:lang w:bidi="ar-AE"/>
-        </w:rPr>
-        <w:t>–</w:t>
-      </w:r>
-      <w:r>
-        <w:rPr>
-          <w:rFonts w:hint="cs"/>
-          <w:rtl/>
-          <w:lang w:bidi="ar-AE"/>
-        </w:rPr>
-        <w:t xml:space="preserve"> يمكننا القول: على عكس العالم -، بأية محبة تكلّم عنه. لقد قال للشعب: "</w:t>
-      </w:r>
-      <w:r>
-        <w:rPr>
-          <w:rtl/>
-          <w:lang w:bidi="ar-AE"/>
-        </w:rPr>
-        <w:t xml:space="preserve"> 11 اَلْحَقَّ أَقُولُ لَكُمْ: لَمْ يَقُمْ بَيْنَ الْمَوْلُودِينَ مِنَ النِّسَاءِ أَعْظَمُ مِنْ يُوحَنَّا الْمَعْمَدَانِ</w:t>
-      </w:r>
-      <w:r>
-        <w:rPr>
-          <w:rFonts w:hint="cs"/>
-          <w:rtl/>
-          <w:lang w:bidi="ar-AE"/>
-        </w:rPr>
-        <w:t>."</w:t>
-      </w:r>
-    </w:p>
-    <w:p>
-      <w:pPr>
-        <w:jc w:val="both"/>
-        <w:rPr>
-          <w:rtl/>
-          <w:lang w:bidi="ar-AE"/>
-        </w:rPr>
-      </w:pPr>
-      <w:r>
-        <w:rPr>
-          <w:rFonts w:hint="cs"/>
-          <w:rtl/>
-          <w:lang w:bidi="ar-AE"/>
-        </w:rPr>
-        <w:t>إن الخبر الذي وصل يوحنا المعمدان يختص بمؤمن في حضرة الرب، التي جميع خطاياه معلنة أمامها، وأما أمام الجمع فالرب يحامي عن يوحنا</w:t>
-      </w:r>
-      <w:r>
-        <w:rPr>
-          <w:rFonts w:hint="cs"/>
-          <w:rtl/>
-          <w:lang w:bidi="ar-AE"/>
-        </w:rPr>
-        <w:t xml:space="preserve"> بالكامل ويبرره.</w:t>
-      </w:r>
-    </w:p>
-    <w:p>
-      <w:pPr>
-        <w:jc w:val="both"/>
-        <w:rPr>
-          <w:rtl/>
-          <w:lang w:bidi="ar-AE"/>
-        </w:rPr>
-      </w:pPr>
-      <w:r>
-        <w:rPr>
-          <w:rFonts w:hint="cs"/>
-          <w:rtl/>
-          <w:lang w:bidi="ar-AE"/>
-        </w:rPr>
-        <w:t>هكذا هو الأمر أيضًا في 1. يوحنا 1. كل خطية فينا ستُستعلن إن سلكنا في نور حضرة الرب. لكن في 1. يوحنا 3، حيث يُنظر إلينا أمام العالم يقول عن المولود من الله: "لا يفعل خطية" على ذات النحو برر الله إسرائيل أيضًا أما</w:t>
-      </w:r>
-      <w:r>
-        <w:rPr>
-          <w:rFonts w:hint="cs"/>
-          <w:rtl/>
-          <w:lang w:bidi="ar-AE"/>
-        </w:rPr>
-        <w:t>م</w:t>
-      </w:r>
-      <w:r>
-        <w:rPr>
-          <w:rFonts w:hint="cs"/>
-          <w:rtl/>
-          <w:lang w:bidi="ar-AE"/>
-        </w:rPr>
-        <w:t xml:space="preserve"> الأعداء ودعا على فم بلعام: "</w:t>
-      </w:r>
-      <w:r>
-        <w:rPr>
-          <w:rtl/>
-        </w:rPr>
-        <w:t xml:space="preserve"> </w:t>
-      </w:r>
-      <w:r>
-        <w:rPr>
-          <w:rtl/>
-          <w:lang w:bidi="ar-AE"/>
-        </w:rPr>
-        <w:t>لَمْ يُبْصِرْ إِثْمًا فِي يَعْقُوبَ، وَلاَ رَأَى تَعَبًا فِي إِسْرَائِيلَ</w:t>
-      </w:r>
-      <w:r>
-        <w:rPr>
-          <w:rFonts w:hint="cs"/>
-          <w:rtl/>
-          <w:lang w:bidi="ar-AE"/>
-        </w:rPr>
-        <w:t xml:space="preserve">" (سفر العدد 23: 21). </w:t>
-      </w:r>
-      <w:r>
-        <w:rPr>
-          <w:rFonts w:hint="cs"/>
-          <w:rtl/>
-          <w:lang w:bidi="ar-AE"/>
-        </w:rPr>
-        <w:t>ونحن في حضرة الله نرى ما نكونه نحن ونرى أمامه سلوكنا في نور جلي. وهناك أيضًا نتيقن للعناية التي اهتم بها في نعمته من أجل سقطاتنا: "</w:t>
-      </w:r>
-      <w:r>
-        <w:rPr>
-          <w:rtl/>
-          <w:lang w:bidi="ar-AE"/>
-        </w:rPr>
-        <w:t>وَدَمُ يَسُوعَ الْمَسِيحِ ابْنِهِ يُطَهِّرُنَا مِنْ كُلِّ خَطِيَّةٍ</w:t>
-      </w:r>
-      <w:r>
-        <w:rPr>
-          <w:rFonts w:hint="cs"/>
-          <w:rtl/>
-          <w:lang w:bidi="ar-AE"/>
-        </w:rPr>
-        <w:t>"</w:t>
+        <w:t>" (أعمال الرسل 20: 32). ينبغي علينا أن ننتظر الله لكي نستفيد من كلمته، ودائمًا نطلب منه نعمة من عنده، لكيما نتممها في الروح ببساطة وأمانة.</w:t>
       </w:r>
     </w:p>
     <w:sectPr>
       <w:pgSz w:w="11906" w:h="16838"/>
-      <w:pgMar w:top="1440" w:right="1800" w:bottom="1440" w:left="1800" w:header="708" w:footer="708" w:gutter="0"/>
+      <w:pgMar w:top="1440" w:right="1440" w:bottom="1440" w:left="1440" w:header="708" w:footer="708" w:gutter="0"/>
       <w:cols w:space="708"/>
-      <w:bidi/>
-      <w:rtlGutter/>
       <w:docGrid w:linePitch="360"/>
     </w:sectPr>
   </w:body>
@@ -645,14 +102,14 @@
 </file>
 
 <file path=word/styles.xml><?xml version="1.0" encoding="utf-8"?>
-<w:styles xmlns:mc="http://schemas.openxmlformats.org/markup-compatibility/2006" xmlns:r="http://schemas.openxmlformats.org/officeDocument/2006/relationships" xmlns:w="http://schemas.openxmlformats.org/wordprocessingml/2006/main" xmlns:w14="http://schemas.microsoft.com/office/word/2010/wordml" xmlns:w15="http://schemas.microsoft.com/office/word/2012/wordml" xmlns:w16cid="http://schemas.microsoft.com/office/word/2016/wordml/cid" xmlns:w16se="http://schemas.microsoft.com/office/word/2015/wordml/symex" mc:Ignorable="w14 w15 w16se w16cid">
+<w:styles xmlns:mc="http://schemas.openxmlformats.org/markup-compatibility/2006" xmlns:r="http://schemas.openxmlformats.org/officeDocument/2006/relationships" xmlns:w="http://schemas.openxmlformats.org/wordprocessingml/2006/main" xmlns:w14="http://schemas.microsoft.com/office/word/2010/wordml" xmlns:w15="http://schemas.microsoft.com/office/word/2012/wordml" xmlns:w16cex="http://schemas.microsoft.com/office/word/2018/wordml/cex" xmlns:w16cid="http://schemas.microsoft.com/office/word/2016/wordml/cid" xmlns:w16="http://schemas.microsoft.com/office/word/2018/wordml" xmlns:w16se="http://schemas.microsoft.com/office/word/2015/wordml/symex" mc:Ignorable="w14 w15 w16se w16cid w16 w16cex">
   <w:docDefaults>
     <w:rPrDefault>
       <w:rPr>
         <w:rFonts w:ascii="Sakkal Majalla" w:eastAsiaTheme="minorHAnsi" w:hAnsi="Sakkal Majalla" w:cs="Sakkal Majalla"/>
         <w:sz w:val="28"/>
         <w:szCs w:val="28"/>
-        <w:lang w:val="en-US" w:eastAsia="en-US" w:bidi="ar-SA"/>
+        <w:lang w:val="en-IL" w:eastAsia="en-US" w:bidi="ar-SA"/>
       </w:rPr>
     </w:rPrDefault>
     <w:pPrDefault>
@@ -1042,9 +499,6 @@
   <w:style w:type="paragraph" w:default="1" w:styleId="Normal">
     <w:name w:val="Normal"/>
     <w:qFormat/>
-    <w:pPr>
-      <w:bidi/>
-    </w:pPr>
   </w:style>
   <w:style w:type="character" w:default="1" w:styleId="DefaultParagraphFont">
     <w:name w:val="Default Paragraph Font"/>
@@ -1078,7 +532,7 @@
     <w:basedOn w:val="DefaultParagraphFont"/>
     <w:uiPriority w:val="99"/>
     <w:unhideWhenUsed/>
-    <w:rsid w:val="00A5303C"/>
+    <w:rsid w:val="00DB4D98"/>
     <w:rPr>
       <w:color w:val="0563C1" w:themeColor="hyperlink"/>
       <w:u w:val="single"/>
@@ -1090,7 +544,7 @@
     <w:uiPriority w:val="99"/>
     <w:semiHidden/>
     <w:unhideWhenUsed/>
-    <w:rsid w:val="00A5303C"/>
+    <w:rsid w:val="00DB4D98"/>
     <w:rPr>
       <w:color w:val="605E5C"/>
       <w:shd w:val="clear" w:color="auto" w:fill="E1DFDD"/>
@@ -1100,7 +554,7 @@
 </file>
 
 <file path=word/theme/theme1.xml><?xml version="1.0" encoding="utf-8"?>
-<a:theme xmlns:a="http://schemas.openxmlformats.org/drawingml/2006/main" name="Office Theme">
+<a:theme xmlns:a="http://schemas.openxmlformats.org/drawingml/2006/main" name="ערכת נושא Office">
   <a:themeElements>
     <a:clrScheme name="Office">
       <a:dk1>
